--- a/CPPE.docx
+++ b/CPPE.docx
@@ -29,6 +29,88 @@
           <w:rtl w:val="0"/>
         </w:rPr>
         <w:t xml:space="preserve">Algebraic Embeddings</w:t>
+      </w:r>
+    </w:p>
+    <w:p>
+      <w:pPr>
+        <w:rPr>
+          <w:rFonts w:ascii="Times New Roman" w:cs="Times New Roman" w:eastAsia="Times New Roman" w:hAnsi="Times New Roman"/>
+          <w:sz w:val="24"/>
+          <w:szCs w:val="24"/>
+        </w:rPr>
+      </w:pPr>
+      <w:r>
+        <w:rPr>
+          <w:rFonts w:ascii="Times New Roman" w:cs="Times New Roman" w:eastAsia="Times New Roman" w:hAnsi="Times New Roman"/>
+          <w:sz w:val="24"/>
+          <w:szCs w:val="24"/>
+          <w:rtl w:val="0"/>
+        </w:rPr>
+        <w:t xml:space="preserve">2026 Sebastián Samaruga.</w:t>
+      </w:r>
+    </w:p>
+    <w:p>
+      <w:pPr>
+        <w:rPr>
+          <w:rFonts w:ascii="Times New Roman" w:cs="Times New Roman" w:eastAsia="Times New Roman" w:hAnsi="Times New Roman"/>
+          <w:sz w:val="24"/>
+          <w:szCs w:val="24"/>
+        </w:rPr>
+      </w:pPr>
+      <w:r>
+        <w:rPr>
+          <w:rtl w:val="0"/>
+        </w:rPr>
+      </w:r>
+    </w:p>
+    <w:p>
+      <w:pPr>
+        <w:rPr>
+          <w:rFonts w:ascii="Times New Roman" w:cs="Times New Roman" w:eastAsia="Times New Roman" w:hAnsi="Times New Roman"/>
+          <w:sz w:val="24"/>
+          <w:szCs w:val="24"/>
+        </w:rPr>
+      </w:pPr>
+      <w:r>
+        <w:rPr>
+          <w:rFonts w:ascii="Times New Roman" w:cs="Times New Roman" w:eastAsia="Times New Roman" w:hAnsi="Times New Roman"/>
+          <w:sz w:val="24"/>
+          <w:szCs w:val="24"/>
+          <w:rtl w:val="0"/>
+        </w:rPr>
+        <w:t xml:space="preserve">This work is licensed under a </w:t>
+      </w:r>
+      <w:hyperlink r:id="rId6">
+        <w:r>
+          <w:rPr>
+            <w:rFonts w:ascii="Times New Roman" w:cs="Times New Roman" w:eastAsia="Times New Roman" w:hAnsi="Times New Roman"/>
+            <w:color w:val="1155cc"/>
+            <w:sz w:val="24"/>
+            <w:szCs w:val="24"/>
+            <w:u w:val="single"/>
+            <w:rtl w:val="0"/>
+          </w:rPr>
+          <w:t xml:space="preserve">Creative Commons Attribution-NonCommercial-ShareAlike 4.0 International License</w:t>
+        </w:r>
+      </w:hyperlink>
+      <w:r>
+        <w:rPr>
+          <w:rFonts w:ascii="Times New Roman" w:cs="Times New Roman" w:eastAsia="Times New Roman" w:hAnsi="Times New Roman"/>
+          <w:sz w:val="24"/>
+          <w:szCs w:val="24"/>
+          <w:rtl w:val="0"/>
+        </w:rPr>
+        <w:t xml:space="preserve">.</w:t>
+      </w:r>
+    </w:p>
+    <w:p>
+      <w:pPr>
+        <w:rPr/>
+      </w:pPr>
+      <w:r>
+        <w:rPr>
+          <w:rtl w:val="0"/>
+        </w:rPr>
       </w:r>
     </w:p>
     <w:p>
@@ -2465,16 +2547,16 @@
           <wp:inline distB="19050" distT="19050" distL="19050" distR="19050">
             <wp:extent cx="143470" cy="232655"/>
             <wp:effectExtent b="0" l="0" r="0" t="0"/>
-            <wp:docPr id="27" name="image24.png"/>
+            <wp:docPr id="27" name="image20.png"/>
             <a:graphic>
               <a:graphicData uri="http://schemas.openxmlformats.org/drawingml/2006/picture">
                 <pic:pic>
                   <pic:nvPicPr>
-                    <pic:cNvPr id="0" name="image24.png"/>
+                    <pic:cNvPr id="0" name="image20.png"/>
                     <pic:cNvPicPr preferRelativeResize="0"/>
                   </pic:nvPicPr>
                   <pic:blipFill>
-                    <a:blip r:embed="rId6"/>
+                    <a:blip r:embed="rId7"/>
                     <a:srcRect b="0" l="0" r="0" t="0"/>
                     <a:stretch>
                       <a:fillRect/>
@@ -2529,16 +2611,16 @@
           <wp:inline distB="19050" distT="19050" distL="19050" distR="19050">
             <wp:extent cx="105489" cy="234421"/>
             <wp:effectExtent b="0" l="0" r="0" t="0"/>
-            <wp:docPr id="4" name="image7.png"/>
+            <wp:docPr id="4" name="image1.png"/>
             <a:graphic>
               <a:graphicData uri="http://schemas.openxmlformats.org/drawingml/2006/picture">
                 <pic:pic>
                   <pic:nvPicPr>
-                    <pic:cNvPr id="0" name="image7.png"/>
+                    <pic:cNvPr id="0" name="image1.png"/>
                     <pic:cNvPicPr preferRelativeResize="0"/>
                   </pic:nvPicPr>
                   <pic:blipFill>
-                    <a:blip r:embed="rId7"/>
+                    <a:blip r:embed="rId8"/>
                     <a:srcRect b="0" l="0" r="0" t="0"/>
                     <a:stretch>
                       <a:fillRect/>
@@ -2586,16 +2668,16 @@
           <wp:inline distB="19050" distT="19050" distL="19050" distR="19050">
             <wp:extent cx="771584" cy="229183"/>
             <wp:effectExtent b="0" l="0" r="0" t="0"/>
-            <wp:docPr id="28" name="image21.png"/>
+            <wp:docPr id="28" name="image24.png"/>
             <a:graphic>
               <a:graphicData uri="http://schemas.openxmlformats.org/drawingml/2006/picture">
                 <pic:pic>
                   <pic:nvPicPr>
-                    <pic:cNvPr id="0" name="image21.png"/>
+                    <pic:cNvPr id="0" name="image24.png"/>
                     <pic:cNvPicPr preferRelativeResize="0"/>
                   </pic:nvPicPr>
                   <pic:blipFill>
-                    <a:blip r:embed="rId8"/>
+                    <a:blip r:embed="rId9"/>
                     <a:srcRect b="0" l="0" r="0" t="0"/>
                     <a:stretch>
                       <a:fillRect/>
@@ -2643,16 +2725,16 @@
           <wp:inline distB="19050" distT="19050" distL="19050" distR="19050">
             <wp:extent cx="586919" cy="227194"/>
             <wp:effectExtent b="0" l="0" r="0" t="0"/>
-            <wp:docPr id="22" name="image5.png"/>
+            <wp:docPr id="22" name="image9.png"/>
             <a:graphic>
               <a:graphicData uri="http://schemas.openxmlformats.org/drawingml/2006/picture">
                 <pic:pic>
                   <pic:nvPicPr>
-                    <pic:cNvPr id="0" name="image5.png"/>
+                    <pic:cNvPr id="0" name="image9.png"/>
                     <pic:cNvPicPr preferRelativeResize="0"/>
                   </pic:nvPicPr>
                   <pic:blipFill>
-                    <a:blip r:embed="rId9"/>
+                    <a:blip r:embed="rId10"/>
                     <a:srcRect b="0" l="0" r="0" t="0"/>
                     <a:stretch>
                       <a:fillRect/>
@@ -2732,16 +2814,16 @@
           <wp:inline distB="19050" distT="19050" distL="19050" distR="19050">
             <wp:extent cx="574357" cy="229743"/>
             <wp:effectExtent b="0" l="0" r="0" t="0"/>
-            <wp:docPr id="29" name="image20.png"/>
+            <wp:docPr id="29" name="image21.png"/>
             <a:graphic>
               <a:graphicData uri="http://schemas.openxmlformats.org/drawingml/2006/picture">
                 <pic:pic>
                   <pic:nvPicPr>
-                    <pic:cNvPr id="0" name="image20.png"/>
+                    <pic:cNvPr id="0" name="image21.png"/>
                     <pic:cNvPicPr preferRelativeResize="0"/>
                   </pic:nvPicPr>
                   <pic:blipFill>
-                    <a:blip r:embed="rId10"/>
+                    <a:blip r:embed="rId11"/>
                     <a:srcRect b="0" l="0" r="0" t="0"/>
                     <a:stretch>
                       <a:fillRect/>
@@ -2778,16 +2860,16 @@
           <wp:inline distB="19050" distT="19050" distL="19050" distR="19050">
             <wp:extent cx="79891" cy="239673"/>
             <wp:effectExtent b="0" l="0" r="0" t="0"/>
-            <wp:docPr id="13" name="image11.png"/>
+            <wp:docPr id="13" name="image17.png"/>
             <a:graphic>
               <a:graphicData uri="http://schemas.openxmlformats.org/drawingml/2006/picture">
                 <pic:pic>
                   <pic:nvPicPr>
-                    <pic:cNvPr id="0" name="image11.png"/>
+                    <pic:cNvPr id="0" name="image17.png"/>
                     <pic:cNvPicPr preferRelativeResize="0"/>
                   </pic:nvPicPr>
                   <pic:blipFill>
-                    <a:blip r:embed="rId11"/>
+                    <a:blip r:embed="rId12"/>
                     <a:srcRect b="0" l="0" r="0" t="0"/>
                     <a:stretch>
                       <a:fillRect/>
@@ -2824,16 +2906,16 @@
           <wp:inline distB="19050" distT="19050" distL="19050" distR="19050">
             <wp:extent cx="89475" cy="244024"/>
             <wp:effectExtent b="0" l="0" r="0" t="0"/>
-            <wp:docPr id="17" name="image2.png"/>
+            <wp:docPr id="17" name="image13.png"/>
             <a:graphic>
               <a:graphicData uri="http://schemas.openxmlformats.org/drawingml/2006/picture">
                 <pic:pic>
                   <pic:nvPicPr>
-                    <pic:cNvPr id="0" name="image2.png"/>
+                    <pic:cNvPr id="0" name="image13.png"/>
                     <pic:cNvPicPr preferRelativeResize="0"/>
                   </pic:nvPicPr>
                   <pic:blipFill>
-                    <a:blip r:embed="rId12"/>
+                    <a:blip r:embed="rId13"/>
                     <a:srcRect b="0" l="0" r="0" t="0"/>
                     <a:stretch>
                       <a:fillRect/>
@@ -2870,16 +2952,16 @@
           <wp:inline distB="19050" distT="19050" distL="19050" distR="19050">
             <wp:extent cx="97572" cy="234173"/>
             <wp:effectExtent b="0" l="0" r="0" t="0"/>
-            <wp:docPr id="11" name="image1.png"/>
+            <wp:docPr id="11" name="image2.png"/>
             <a:graphic>
               <a:graphicData uri="http://schemas.openxmlformats.org/drawingml/2006/picture">
                 <pic:pic>
                   <pic:nvPicPr>
-                    <pic:cNvPr id="0" name="image1.png"/>
+                    <pic:cNvPr id="0" name="image2.png"/>
                     <pic:cNvPicPr preferRelativeResize="0"/>
                   </pic:nvPicPr>
                   <pic:blipFill>
-                    <a:blip r:embed="rId13"/>
+                    <a:blip r:embed="rId14"/>
                     <a:srcRect b="0" l="0" r="0" t="0"/>
                     <a:stretch>
                       <a:fillRect/>
@@ -2941,16 +3023,16 @@
           <wp:inline distB="19050" distT="19050" distL="19050" distR="19050">
             <wp:extent cx="3718560" cy="686503"/>
             <wp:effectExtent b="0" l="0" r="0" t="0"/>
-            <wp:docPr id="5" name="image4.png"/>
+            <wp:docPr id="5" name="image6.png"/>
             <a:graphic>
               <a:graphicData uri="http://schemas.openxmlformats.org/drawingml/2006/picture">
                 <pic:pic>
                   <pic:nvPicPr>
-                    <pic:cNvPr id="0" name="image4.png"/>
+                    <pic:cNvPr id="0" name="image6.png"/>
                     <pic:cNvPicPr preferRelativeResize="0"/>
                   </pic:nvPicPr>
                   <pic:blipFill>
-                    <a:blip r:embed="rId14"/>
+                    <a:blip r:embed="rId15"/>
                     <a:srcRect b="0" l="0" r="0" t="0"/>
                     <a:stretch>
                       <a:fillRect/>
@@ -3077,16 +3159,16 @@
           <wp:inline distB="19050" distT="19050" distL="19050" distR="19050">
             <wp:extent cx="145018" cy="235165"/>
             <wp:effectExtent b="0" l="0" r="0" t="0"/>
-            <wp:docPr id="2" name="image10.png"/>
+            <wp:docPr id="2" name="image7.png"/>
             <a:graphic>
               <a:graphicData uri="http://schemas.openxmlformats.org/drawingml/2006/picture">
                 <pic:pic>
                   <pic:nvPicPr>
-                    <pic:cNvPr id="0" name="image10.png"/>
+                    <pic:cNvPr id="0" name="image7.png"/>
                     <pic:cNvPicPr preferRelativeResize="0"/>
                   </pic:nvPicPr>
                   <pic:blipFill>
-                    <a:blip r:embed="rId15"/>
+                    <a:blip r:embed="rId16"/>
                     <a:srcRect b="0" l="0" r="0" t="0"/>
                     <a:stretch>
                       <a:fillRect/>
@@ -3123,16 +3205,16 @@
           <wp:inline distB="19050" distT="19050" distL="19050" distR="19050">
             <wp:extent cx="138292" cy="224257"/>
             <wp:effectExtent b="0" l="0" r="0" t="0"/>
-            <wp:docPr id="23" name="image23.png"/>
+            <wp:docPr id="23" name="image19.png"/>
             <a:graphic>
               <a:graphicData uri="http://schemas.openxmlformats.org/drawingml/2006/picture">
                 <pic:pic>
                   <pic:nvPicPr>
-                    <pic:cNvPr id="0" name="image23.png"/>
+                    <pic:cNvPr id="0" name="image19.png"/>
                     <pic:cNvPicPr preferRelativeResize="0"/>
                   </pic:nvPicPr>
                   <pic:blipFill>
-                    <a:blip r:embed="rId16"/>
+                    <a:blip r:embed="rId17"/>
                     <a:srcRect b="0" l="0" r="0" t="0"/>
                     <a:stretch>
                       <a:fillRect/>
@@ -3198,16 +3280,16 @@
           <wp:inline distB="19050" distT="19050" distL="19050" distR="19050">
             <wp:extent cx="3819649" cy="228721"/>
             <wp:effectExtent b="0" l="0" r="0" t="0"/>
-            <wp:docPr id="6" name="image13.png"/>
+            <wp:docPr id="6" name="image11.png"/>
             <a:graphic>
               <a:graphicData uri="http://schemas.openxmlformats.org/drawingml/2006/picture">
                 <pic:pic>
                   <pic:nvPicPr>
-                    <pic:cNvPr id="0" name="image13.png"/>
+                    <pic:cNvPr id="0" name="image11.png"/>
                     <pic:cNvPicPr preferRelativeResize="0"/>
                   </pic:nvPicPr>
                   <pic:blipFill>
-                    <a:blip r:embed="rId17"/>
+                    <a:blip r:embed="rId18"/>
                     <a:srcRect b="0" l="0" r="0" t="0"/>
                     <a:stretch>
                       <a:fillRect/>
@@ -3359,16 +3441,16 @@
           <wp:inline distB="19050" distT="19050" distL="19050" distR="19050">
             <wp:extent cx="2756002" cy="229031"/>
             <wp:effectExtent b="0" l="0" r="0" t="0"/>
-            <wp:docPr id="10" name="image6.png"/>
+            <wp:docPr id="10" name="image3.png"/>
             <a:graphic>
               <a:graphicData uri="http://schemas.openxmlformats.org/drawingml/2006/picture">
                 <pic:pic>
                   <pic:nvPicPr>
-                    <pic:cNvPr id="0" name="image6.png"/>
+                    <pic:cNvPr id="0" name="image3.png"/>
                     <pic:cNvPicPr preferRelativeResize="0"/>
                   </pic:nvPicPr>
                   <pic:blipFill>
-                    <a:blip r:embed="rId18"/>
+                    <a:blip r:embed="rId19"/>
                     <a:srcRect b="0" l="0" r="0" t="0"/>
                     <a:stretch>
                       <a:fillRect/>
@@ -3532,16 +3614,16 @@
           <wp:inline distB="19050" distT="19050" distL="19050" distR="19050">
             <wp:extent cx="2882141" cy="285549"/>
             <wp:effectExtent b="0" l="0" r="0" t="0"/>
-            <wp:docPr id="12" name="image12.png"/>
+            <wp:docPr id="12" name="image14.png"/>
             <a:graphic>
               <a:graphicData uri="http://schemas.openxmlformats.org/drawingml/2006/picture">
                 <pic:pic>
                   <pic:nvPicPr>
-                    <pic:cNvPr id="0" name="image12.png"/>
+                    <pic:cNvPr id="0" name="image14.png"/>
                     <pic:cNvPicPr preferRelativeResize="0"/>
                   </pic:nvPicPr>
                   <pic:blipFill>
-                    <a:blip r:embed="rId19"/>
+                    <a:blip r:embed="rId20"/>
                     <a:srcRect b="0" l="0" r="0" t="0"/>
                     <a:stretch>
                       <a:fillRect/>
@@ -3723,16 +3805,16 @@
           <wp:inline distB="19050" distT="19050" distL="19050" distR="19050">
             <wp:extent cx="720923" cy="227660"/>
             <wp:effectExtent b="0" l="0" r="0" t="0"/>
-            <wp:docPr id="15" name="image14.png"/>
+            <wp:docPr id="15" name="image12.png"/>
             <a:graphic>
               <a:graphicData uri="http://schemas.openxmlformats.org/drawingml/2006/picture">
                 <pic:pic>
                   <pic:nvPicPr>
-                    <pic:cNvPr id="0" name="image14.png"/>
+                    <pic:cNvPr id="0" name="image12.png"/>
                     <pic:cNvPicPr preferRelativeResize="0"/>
                   </pic:nvPicPr>
                   <pic:blipFill>
-                    <a:blip r:embed="rId20"/>
+                    <a:blip r:embed="rId21"/>
                     <a:srcRect b="0" l="0" r="0" t="0"/>
                     <a:stretch>
                       <a:fillRect/>
@@ -3798,16 +3880,16 @@
           <wp:inline distB="19050" distT="19050" distL="19050" distR="19050">
             <wp:extent cx="105489" cy="234421"/>
             <wp:effectExtent b="0" l="0" r="0" t="0"/>
-            <wp:docPr id="8" name="image7.png"/>
+            <wp:docPr id="8" name="image1.png"/>
             <a:graphic>
               <a:graphicData uri="http://schemas.openxmlformats.org/drawingml/2006/picture">
                 <pic:pic>
                   <pic:nvPicPr>
-                    <pic:cNvPr id="0" name="image7.png"/>
+                    <pic:cNvPr id="0" name="image1.png"/>
                     <pic:cNvPicPr preferRelativeResize="0"/>
                   </pic:nvPicPr>
                   <pic:blipFill>
-                    <a:blip r:embed="rId7"/>
+                    <a:blip r:embed="rId8"/>
                     <a:srcRect b="0" l="0" r="0" t="0"/>
                     <a:stretch>
                       <a:fillRect/>
@@ -3844,16 +3926,16 @@
           <wp:inline distB="19050" distT="19050" distL="19050" distR="19050">
             <wp:extent cx="97572" cy="234173"/>
             <wp:effectExtent b="0" l="0" r="0" t="0"/>
-            <wp:docPr id="7" name="image1.png"/>
+            <wp:docPr id="7" name="image2.png"/>
             <a:graphic>
               <a:graphicData uri="http://schemas.openxmlformats.org/drawingml/2006/picture">
                 <pic:pic>
                   <pic:nvPicPr>
-                    <pic:cNvPr id="0" name="image1.png"/>
+                    <pic:cNvPr id="0" name="image2.png"/>
                     <pic:cNvPicPr preferRelativeResize="0"/>
                   </pic:nvPicPr>
                   <pic:blipFill>
-                    <a:blip r:embed="rId13"/>
+                    <a:blip r:embed="rId14"/>
                     <a:srcRect b="0" l="0" r="0" t="0"/>
                     <a:stretch>
                       <a:fillRect/>
@@ -3890,16 +3972,16 @@
           <wp:inline distB="19050" distT="19050" distL="19050" distR="19050">
             <wp:extent cx="607516" cy="227818"/>
             <wp:effectExtent b="0" l="0" r="0" t="0"/>
-            <wp:docPr id="20" name="image19.png"/>
+            <wp:docPr id="20" name="image10.png"/>
             <a:graphic>
               <a:graphicData uri="http://schemas.openxmlformats.org/drawingml/2006/picture">
                 <pic:pic>
                   <pic:nvPicPr>
-                    <pic:cNvPr id="0" name="image19.png"/>
+                    <pic:cNvPr id="0" name="image10.png"/>
                     <pic:cNvPicPr preferRelativeResize="0"/>
                   </pic:nvPicPr>
                   <pic:blipFill>
-                    <a:blip r:embed="rId21"/>
+                    <a:blip r:embed="rId22"/>
                     <a:srcRect b="0" l="0" r="0" t="0"/>
                     <a:stretch>
                       <a:fillRect/>
@@ -3965,16 +4047,16 @@
           <wp:inline distB="19050" distT="19050" distL="19050" distR="19050">
             <wp:extent cx="586919" cy="227194"/>
             <wp:effectExtent b="0" l="0" r="0" t="0"/>
-            <wp:docPr id="18" name="image5.png"/>
+            <wp:docPr id="18" name="image9.png"/>
             <a:graphic>
               <a:graphicData uri="http://schemas.openxmlformats.org/drawingml/2006/picture">
                 <pic:pic>
                   <pic:nvPicPr>
-                    <pic:cNvPr id="0" name="image5.png"/>
+                    <pic:cNvPr id="0" name="image9.png"/>
                     <pic:cNvPicPr preferRelativeResize="0"/>
                   </pic:nvPicPr>
                   <pic:blipFill>
-                    <a:blip r:embed="rId9"/>
+                    <a:blip r:embed="rId10"/>
                     <a:srcRect b="0" l="0" r="0" t="0"/>
                     <a:stretch>
                       <a:fillRect/>
@@ -4011,16 +4093,16 @@
           <wp:inline distB="19050" distT="19050" distL="19050" distR="19050">
             <wp:extent cx="105489" cy="234421"/>
             <wp:effectExtent b="0" l="0" r="0" t="0"/>
-            <wp:docPr id="19" name="image7.png"/>
+            <wp:docPr id="19" name="image1.png"/>
             <a:graphic>
               <a:graphicData uri="http://schemas.openxmlformats.org/drawingml/2006/picture">
                 <pic:pic>
                   <pic:nvPicPr>
-                    <pic:cNvPr id="0" name="image7.png"/>
+                    <pic:cNvPr id="0" name="image1.png"/>
                     <pic:cNvPicPr preferRelativeResize="0"/>
                   </pic:nvPicPr>
                   <pic:blipFill>
-                    <a:blip r:embed="rId7"/>
+                    <a:blip r:embed="rId8"/>
                     <a:srcRect b="0" l="0" r="0" t="0"/>
                     <a:stretch>
                       <a:fillRect/>
@@ -4086,16 +4168,16 @@
           <wp:inline distB="19050" distT="19050" distL="19050" distR="19050">
             <wp:extent cx="333911" cy="211093"/>
             <wp:effectExtent b="0" l="0" r="0" t="0"/>
-            <wp:docPr id="26" name="image15.png"/>
+            <wp:docPr id="26" name="image18.png"/>
             <a:graphic>
               <a:graphicData uri="http://schemas.openxmlformats.org/drawingml/2006/picture">
                 <pic:pic>
                   <pic:nvPicPr>
-                    <pic:cNvPr id="0" name="image15.png"/>
+                    <pic:cNvPr id="0" name="image18.png"/>
                     <pic:cNvPicPr preferRelativeResize="0"/>
                   </pic:nvPicPr>
                   <pic:blipFill>
-                    <a:blip r:embed="rId22"/>
+                    <a:blip r:embed="rId23"/>
                     <a:srcRect b="0" l="0" r="0" t="0"/>
                     <a:stretch>
                       <a:fillRect/>
@@ -4132,16 +4214,16 @@
           <wp:inline distB="19050" distT="19050" distL="19050" distR="19050">
             <wp:extent cx="457438" cy="228719"/>
             <wp:effectExtent b="0" l="0" r="0" t="0"/>
-            <wp:docPr id="1" name="image9.png"/>
+            <wp:docPr id="1" name="image5.png"/>
             <a:graphic>
               <a:graphicData uri="http://schemas.openxmlformats.org/drawingml/2006/picture">
                 <pic:pic>
                   <pic:nvPicPr>
-                    <pic:cNvPr id="0" name="image9.png"/>
+                    <pic:cNvPr id="0" name="image5.png"/>
                     <pic:cNvPicPr preferRelativeResize="0"/>
                   </pic:nvPicPr>
                   <pic:blipFill>
-                    <a:blip r:embed="rId23"/>
+                    <a:blip r:embed="rId24"/>
                     <a:srcRect b="0" l="0" r="0" t="0"/>
                     <a:stretch>
                       <a:fillRect/>
@@ -4297,58 +4379,12 @@
           <wp:inline distB="19050" distT="19050" distL="19050" distR="19050">
             <wp:extent cx="214432" cy="225717"/>
             <wp:effectExtent b="0" l="0" r="0" t="0"/>
-            <wp:docPr id="21" name="image17.png"/>
+            <wp:docPr id="21" name="image23.png"/>
             <a:graphic>
               <a:graphicData uri="http://schemas.openxmlformats.org/drawingml/2006/picture">
                 <pic:pic>
                   <pic:nvPicPr>
-                    <pic:cNvPr id="0" name="image17.png"/>
-                    <pic:cNvPicPr preferRelativeResize="0"/>
-                  </pic:nvPicPr>
-                  <pic:blipFill>
-                    <a:blip r:embed="rId24"/>
-                    <a:srcRect b="0" l="0" r="0" t="0"/>
-                    <a:stretch>
-                      <a:fillRect/>
-                    </a:stretch>
-                  </pic:blipFill>
-                  <pic:spPr>
-                    <a:xfrm>
-                      <a:off x="0" y="0"/>
-                      <a:ext cx="214432" cy="225717"/>
-                    </a:xfrm>
-                    <a:prstGeom prst="rect"/>
-                    <a:ln/>
-                  </pic:spPr>
-                </pic:pic>
-              </a:graphicData>
-            </a:graphic>
-          </wp:inline>
-        </w:drawing>
-      </w:r>
-      <w:r>
-        <w:rPr>
-          <w:rFonts w:ascii="Google Sans" w:cs="Google Sans" w:eastAsia="Google Sans" w:hAnsi="Google Sans"/>
-          <w:color w:val="1f1f1f"/>
-          <w:rtl w:val="0"/>
-        </w:rPr>
-        <w:t xml:space="preserve"> and </w:t>
-      </w:r>
-      <w:r>
-        <w:rPr>
-          <w:rFonts w:ascii="Google Sans" w:cs="Google Sans" w:eastAsia="Google Sans" w:hAnsi="Google Sans"/>
-          <w:color w:val="1f1f1f"/>
-        </w:rPr>
-        <w:drawing>
-          <wp:inline distB="19050" distT="19050" distL="19050" distR="19050">
-            <wp:extent cx="214432" cy="225717"/>
-            <wp:effectExtent b="0" l="0" r="0" t="0"/>
-            <wp:docPr id="24" name="image16.png"/>
-            <a:graphic>
-              <a:graphicData uri="http://schemas.openxmlformats.org/drawingml/2006/picture">
-                <pic:pic>
-                  <pic:nvPicPr>
-                    <pic:cNvPr id="0" name="image16.png"/>
+                    <pic:cNvPr id="0" name="image23.png"/>
                     <pic:cNvPicPr preferRelativeResize="0"/>
                   </pic:nvPicPr>
                   <pic:blipFill>
@@ -4378,7 +4414,7 @@
           <w:color w:val="1f1f1f"/>
           <w:rtl w:val="0"/>
         </w:rPr>
-        <w:t xml:space="preserve"> as </w:t>
+        <w:t xml:space="preserve"> and </w:t>
       </w:r>
       <w:r>
         <w:rPr>
@@ -4387,9 +4423,9 @@
         </w:rPr>
         <w:drawing>
           <wp:inline distB="19050" distT="19050" distL="19050" distR="19050">
-            <wp:extent cx="876836" cy="285925"/>
+            <wp:extent cx="214432" cy="225717"/>
             <wp:effectExtent b="0" l="0" r="0" t="0"/>
-            <wp:docPr id="25" name="image25.png"/>
+            <wp:docPr id="24" name="image25.png"/>
             <a:graphic>
               <a:graphicData uri="http://schemas.openxmlformats.org/drawingml/2006/picture">
                 <pic:pic>
@@ -4399,6 +4435,52 @@
                   </pic:nvPicPr>
                   <pic:blipFill>
                     <a:blip r:embed="rId26"/>
+                    <a:srcRect b="0" l="0" r="0" t="0"/>
+                    <a:stretch>
+                      <a:fillRect/>
+                    </a:stretch>
+                  </pic:blipFill>
+                  <pic:spPr>
+                    <a:xfrm>
+                      <a:off x="0" y="0"/>
+                      <a:ext cx="214432" cy="225717"/>
+                    </a:xfrm>
+                    <a:prstGeom prst="rect"/>
+                    <a:ln/>
+                  </pic:spPr>
+                </pic:pic>
+              </a:graphicData>
+            </a:graphic>
+          </wp:inline>
+        </w:drawing>
+      </w:r>
+      <w:r>
+        <w:rPr>
+          <w:rFonts w:ascii="Google Sans" w:cs="Google Sans" w:eastAsia="Google Sans" w:hAnsi="Google Sans"/>
+          <w:color w:val="1f1f1f"/>
+          <w:rtl w:val="0"/>
+        </w:rPr>
+        <w:t xml:space="preserve"> as </w:t>
+      </w:r>
+      <w:r>
+        <w:rPr>
+          <w:rFonts w:ascii="Google Sans" w:cs="Google Sans" w:eastAsia="Google Sans" w:hAnsi="Google Sans"/>
+          <w:color w:val="1f1f1f"/>
+        </w:rPr>
+        <w:drawing>
+          <wp:inline distB="19050" distT="19050" distL="19050" distR="19050">
+            <wp:extent cx="876836" cy="285925"/>
+            <wp:effectExtent b="0" l="0" r="0" t="0"/>
+            <wp:docPr id="25" name="image22.png"/>
+            <a:graphic>
+              <a:graphicData uri="http://schemas.openxmlformats.org/drawingml/2006/picture">
+                <pic:pic>
+                  <pic:nvPicPr>
+                    <pic:cNvPr id="0" name="image22.png"/>
+                    <pic:cNvPicPr preferRelativeResize="0"/>
+                  </pic:nvPicPr>
+                  <pic:blipFill>
+                    <a:blip r:embed="rId27"/>
                     <a:srcRect b="0" l="0" r="0" t="0"/>
                     <a:stretch>
                       <a:fillRect/>
@@ -4470,52 +4552,6 @@
                 <pic:pic>
                   <pic:nvPicPr>
                     <pic:cNvPr id="0" name="image8.png"/>
-                    <pic:cNvPicPr preferRelativeResize="0"/>
-                  </pic:nvPicPr>
-                  <pic:blipFill>
-                    <a:blip r:embed="rId27"/>
-                    <a:srcRect b="0" l="0" r="0" t="0"/>
-                    <a:stretch>
-                      <a:fillRect/>
-                    </a:stretch>
-                  </pic:blipFill>
-                  <pic:spPr>
-                    <a:xfrm>
-                      <a:off x="0" y="0"/>
-                      <a:ext cx="214432" cy="225717"/>
-                    </a:xfrm>
-                    <a:prstGeom prst="rect"/>
-                    <a:ln/>
-                  </pic:spPr>
-                </pic:pic>
-              </a:graphicData>
-            </a:graphic>
-          </wp:inline>
-        </w:drawing>
-      </w:r>
-      <w:r>
-        <w:rPr>
-          <w:rFonts w:ascii="Google Sans" w:cs="Google Sans" w:eastAsia="Google Sans" w:hAnsi="Google Sans"/>
-          <w:color w:val="1f1f1f"/>
-          <w:rtl w:val="0"/>
-        </w:rPr>
-        <w:t xml:space="preserve"> and </w:t>
-      </w:r>
-      <w:r>
-        <w:rPr>
-          <w:rFonts w:ascii="Google Sans" w:cs="Google Sans" w:eastAsia="Google Sans" w:hAnsi="Google Sans"/>
-          <w:color w:val="1f1f1f"/>
-        </w:rPr>
-        <w:drawing>
-          <wp:inline distB="19050" distT="19050" distL="19050" distR="19050">
-            <wp:extent cx="214432" cy="225717"/>
-            <wp:effectExtent b="0" l="0" r="0" t="0"/>
-            <wp:docPr id="14" name="image3.png"/>
-            <a:graphic>
-              <a:graphicData uri="http://schemas.openxmlformats.org/drawingml/2006/picture">
-                <pic:pic>
-                  <pic:nvPicPr>
-                    <pic:cNvPr id="0" name="image3.png"/>
                     <pic:cNvPicPr preferRelativeResize="0"/>
                   </pic:nvPicPr>
                   <pic:blipFill>
@@ -4545,6 +4581,52 @@
           <w:color w:val="1f1f1f"/>
           <w:rtl w:val="0"/>
         </w:rPr>
+        <w:t xml:space="preserve"> and </w:t>
+      </w:r>
+      <w:r>
+        <w:rPr>
+          <w:rFonts w:ascii="Google Sans" w:cs="Google Sans" w:eastAsia="Google Sans" w:hAnsi="Google Sans"/>
+          <w:color w:val="1f1f1f"/>
+        </w:rPr>
+        <w:drawing>
+          <wp:inline distB="19050" distT="19050" distL="19050" distR="19050">
+            <wp:extent cx="214432" cy="225717"/>
+            <wp:effectExtent b="0" l="0" r="0" t="0"/>
+            <wp:docPr id="14" name="image4.png"/>
+            <a:graphic>
+              <a:graphicData uri="http://schemas.openxmlformats.org/drawingml/2006/picture">
+                <pic:pic>
+                  <pic:nvPicPr>
+                    <pic:cNvPr id="0" name="image4.png"/>
+                    <pic:cNvPicPr preferRelativeResize="0"/>
+                  </pic:nvPicPr>
+                  <pic:blipFill>
+                    <a:blip r:embed="rId29"/>
+                    <a:srcRect b="0" l="0" r="0" t="0"/>
+                    <a:stretch>
+                      <a:fillRect/>
+                    </a:stretch>
+                  </pic:blipFill>
+                  <pic:spPr>
+                    <a:xfrm>
+                      <a:off x="0" y="0"/>
+                      <a:ext cx="214432" cy="225717"/>
+                    </a:xfrm>
+                    <a:prstGeom prst="rect"/>
+                    <a:ln/>
+                  </pic:spPr>
+                </pic:pic>
+              </a:graphicData>
+            </a:graphic>
+          </wp:inline>
+        </w:drawing>
+      </w:r>
+      <w:r>
+        <w:rPr>
+          <w:rFonts w:ascii="Google Sans" w:cs="Google Sans" w:eastAsia="Google Sans" w:hAnsi="Google Sans"/>
+          <w:color w:val="1f1f1f"/>
+          <w:rtl w:val="0"/>
+        </w:rPr>
         <w:t xml:space="preserve"> share the same ratio </w:t>
       </w:r>
       <w:r>
@@ -4556,16 +4638,16 @@
           <wp:inline distB="19050" distT="19050" distL="19050" distR="19050">
             <wp:extent cx="95905" cy="230173"/>
             <wp:effectExtent b="0" l="0" r="0" t="0"/>
-            <wp:docPr id="3" name="image22.png"/>
+            <wp:docPr id="3" name="image16.png"/>
             <a:graphic>
               <a:graphicData uri="http://schemas.openxmlformats.org/drawingml/2006/picture">
                 <pic:pic>
                   <pic:nvPicPr>
-                    <pic:cNvPr id="0" name="image22.png"/>
+                    <pic:cNvPr id="0" name="image16.png"/>
                     <pic:cNvPicPr preferRelativeResize="0"/>
                   </pic:nvPicPr>
                   <pic:blipFill>
-                    <a:blip r:embed="rId29"/>
+                    <a:blip r:embed="rId30"/>
                     <a:srcRect b="0" l="0" r="0" t="0"/>
                     <a:stretch>
                       <a:fillRect/>
@@ -4674,16 +4756,16 @@
           <wp:inline distB="19050" distT="19050" distL="19050" distR="19050">
             <wp:extent cx="3042047" cy="217562"/>
             <wp:effectExtent b="0" l="0" r="0" t="0"/>
-            <wp:docPr id="16" name="image18.png"/>
+            <wp:docPr id="16" name="image15.png"/>
             <a:graphic>
               <a:graphicData uri="http://schemas.openxmlformats.org/drawingml/2006/picture">
                 <pic:pic>
                   <pic:nvPicPr>
-                    <pic:cNvPr id="0" name="image18.png"/>
+                    <pic:cNvPr id="0" name="image15.png"/>
                     <pic:cNvPicPr preferRelativeResize="0"/>
                   </pic:nvPicPr>
                   <pic:blipFill>
-                    <a:blip r:embed="rId30"/>
+                    <a:blip r:embed="rId31"/>
                     <a:srcRect b="0" l="0" r="0" t="0"/>
                     <a:stretch>
                       <a:fillRect/>

--- a/CPPE.docx
+++ b/CPPE.docx
@@ -168,749 +168,17 @@
         <w:widowControl w:val="0"/>
         <w:spacing w:after="120" w:line="275.9999942779541" w:lineRule="auto"/>
         <w:rPr>
-          <w:rFonts w:ascii="Google Sans Text" w:cs="Google Sans Text" w:eastAsia="Google Sans Text" w:hAnsi="Google Sans Text"/>
-          <w:color w:val="1b1c1d"/>
-        </w:rPr>
-      </w:pPr>
-      <w:r>
-        <w:rPr>
-          <w:rFonts w:ascii="Google Sans Text" w:cs="Google Sans Text" w:eastAsia="Google Sans Text" w:hAnsi="Google Sans Text"/>
+          <w:rFonts w:ascii="Google Sans" w:cs="Google Sans" w:eastAsia="Google Sans" w:hAnsi="Google Sans"/>
+          <w:color w:val="1b1c1d"/>
+        </w:rPr>
+      </w:pPr>
+      <w:r>
+        <w:rPr>
+          <w:rFonts w:ascii="Google Sans" w:cs="Google Sans" w:eastAsia="Google Sans" w:hAnsi="Google Sans"/>
           <w:color w:val="1b1c1d"/>
           <w:rtl w:val="0"/>
         </w:rPr>
         <w:t xml:space="preserve">We will replace LLM-based embeddings with deterministic, structural embeddings derived from FCA contexts and prime number products. This provides explainable similarity based on shared roles and relationships.</w:t>
-      </w:r>
-    </w:p>
-    <w:p>
-      <w:pPr>
-        <w:widowControl w:val="0"/>
-        <w:numPr>
-          <w:ilvl w:val="0"/>
-          <w:numId w:val="23"/>
-        </w:numPr>
-        <w:spacing w:after="0" w:afterAutospacing="0" w:line="275.9999942779541" w:lineRule="auto"/>
-        <w:ind w:left="465" w:hanging="360"/>
-        <w:rPr>
-          <w:sz w:val="22"/>
-          <w:szCs w:val="22"/>
-        </w:rPr>
-      </w:pPr>
-      <w:r>
-        <w:rPr>
-          <w:rFonts w:ascii="Google Sans Text" w:cs="Google Sans Text" w:eastAsia="Google Sans Text" w:hAnsi="Google Sans Text"/>
-          <w:b w:val="1"/>
-          <w:bCs w:val="1"/>
-          <w:color w:val="1b1c1d"/>
-          <w:rtl w:val="0"/>
-        </w:rPr>
-        <w:t xml:space="preserve">Contextual Prime Product Embedding (CPPE):</w:t>
-      </w:r>
-      <w:r>
-        <w:rPr>
-          <w:rFonts w:ascii="Google Sans Text" w:cs="Google Sans Text" w:eastAsia="Google Sans Text" w:hAnsi="Google Sans Text"/>
-          <w:color w:val="1b1c1d"/>
-          <w:rtl w:val="0"/>
-        </w:rPr>
-        <w:t xml:space="preserve"> For any IDOccurrence (i.e., a resource in a specific statement), we can calculate an embedding based on its relational context.</w:t>
-      </w:r>
-    </w:p>
-    <w:p>
-      <w:pPr>
-        <w:widowControl w:val="0"/>
-        <w:numPr>
-          <w:ilvl w:val="1"/>
-          <w:numId w:val="11"/>
-        </w:numPr>
-        <w:spacing w:after="0" w:afterAutospacing="0" w:line="275.9999942779541" w:lineRule="auto"/>
-        <w:ind w:left="885" w:hanging="360"/>
-        <w:rPr>
-          <w:sz w:val="22"/>
-          <w:szCs w:val="22"/>
-        </w:rPr>
-      </w:pPr>
-      <w:r>
-        <w:rPr>
-          <w:rFonts w:ascii="Google Sans Text" w:cs="Google Sans Text" w:eastAsia="Google Sans Text" w:hAnsi="Google Sans Text"/>
-          <w:b w:val="1"/>
-          <w:bCs w:val="1"/>
-          <w:color w:val="1b1c1d"/>
-          <w:rtl w:val="0"/>
-        </w:rPr>
-        <w:t xml:space="preserve">Define FCA Contexts:</w:t>
-      </w:r>
-      <w:r>
-        <w:rPr>
-          <w:rFonts w:ascii="Google Sans Text" w:cs="Google Sans Text" w:eastAsia="Google Sans Text" w:hAnsi="Google Sans Text"/>
-          <w:color w:val="1b1c1d"/>
-          <w:rtl w:val="0"/>
-        </w:rPr>
-        <w:t xml:space="preserve"> For a given relation (predicate), we can form an FCA context. Example: For the predicate :worksFor:</w:t>
-      </w:r>
-    </w:p>
-    <w:p>
-      <w:pPr>
-        <w:widowControl w:val="0"/>
-        <w:numPr>
-          <w:ilvl w:val="2"/>
-          <w:numId w:val="30"/>
-        </w:numPr>
-        <w:spacing w:after="0" w:afterAutospacing="0" w:line="275.9999942779541" w:lineRule="auto"/>
-        <w:ind w:left="1290" w:hanging="360"/>
-        <w:rPr>
-          <w:sz w:val="22"/>
-          <w:szCs w:val="22"/>
-        </w:rPr>
-      </w:pPr>
-      <w:r>
-        <w:rPr>
-          <w:rFonts w:ascii="Google Sans Text" w:cs="Google Sans Text" w:eastAsia="Google Sans Text" w:hAnsi="Google Sans Text"/>
-          <w:b w:val="1"/>
-          <w:bCs w:val="1"/>
-          <w:color w:val="1b1c1d"/>
-          <w:rtl w:val="0"/>
-        </w:rPr>
-        <w:t xml:space="preserve">Objects (G):</w:t>
-      </w:r>
-      <w:r>
-        <w:rPr>
-          <w:rFonts w:ascii="Google Sans Text" w:cs="Google Sans Text" w:eastAsia="Google Sans Text" w:hAnsi="Google Sans Text"/>
-          <w:color w:val="1b1c1d"/>
-          <w:rtl w:val="0"/>
-        </w:rPr>
-        <w:t xml:space="preserve"> The set of all subjects of :worksFor statements (e.g., {id:Alice, id:Bob}).</w:t>
-      </w:r>
-    </w:p>
-    <w:p>
-      <w:pPr>
-        <w:widowControl w:val="0"/>
-        <w:numPr>
-          <w:ilvl w:val="2"/>
-          <w:numId w:val="30"/>
-        </w:numPr>
-        <w:spacing w:after="0" w:afterAutospacing="0" w:before="0" w:beforeAutospacing="0" w:line="275.9999942779541" w:lineRule="auto"/>
-        <w:ind w:left="1290" w:hanging="360"/>
-        <w:rPr>
-          <w:sz w:val="22"/>
-          <w:szCs w:val="22"/>
-        </w:rPr>
-      </w:pPr>
-      <w:r>
-        <w:rPr>
-          <w:rFonts w:ascii="Google Sans Text" w:cs="Google Sans Text" w:eastAsia="Google Sans Text" w:hAnsi="Google Sans Text"/>
-          <w:b w:val="1"/>
-          <w:bCs w:val="1"/>
-          <w:color w:val="1b1c1d"/>
-          <w:rtl w:val="0"/>
-        </w:rPr>
-        <w:t xml:space="preserve">Attributes (M):</w:t>
-      </w:r>
-      <w:r>
-        <w:rPr>
-          <w:rFonts w:ascii="Google Sans Text" w:cs="Google Sans Text" w:eastAsia="Google Sans Text" w:hAnsi="Google Sans Text"/>
-          <w:color w:val="1b1c1d"/>
-          <w:rtl w:val="0"/>
-        </w:rPr>
-        <w:t xml:space="preserve"> The set of all objects of :worksFor statements (e.g., {id:Google, id:StartupX}).</w:t>
-      </w:r>
-    </w:p>
-    <w:p>
-      <w:pPr>
-        <w:widowControl w:val="0"/>
-        <w:numPr>
-          <w:ilvl w:val="1"/>
-          <w:numId w:val="11"/>
-        </w:numPr>
-        <w:spacing w:after="0" w:afterAutospacing="0" w:before="0" w:beforeAutospacing="0" w:line="275.9999942779541" w:lineRule="auto"/>
-        <w:ind w:left="885" w:hanging="360"/>
-        <w:rPr>
-          <w:sz w:val="22"/>
-          <w:szCs w:val="22"/>
-        </w:rPr>
-      </w:pPr>
-      <w:r>
-        <w:rPr>
-          <w:rFonts w:ascii="Google Sans Text" w:cs="Google Sans Text" w:eastAsia="Google Sans Text" w:hAnsi="Google Sans Text"/>
-          <w:b w:val="1"/>
-          <w:bCs w:val="1"/>
-          <w:color w:val="1b1c1d"/>
-          <w:rtl w:val="0"/>
-        </w:rPr>
-        <w:t xml:space="preserve">Calculate Prime Product:</w:t>
-      </w:r>
-      <w:r>
-        <w:rPr>
-          <w:rFonts w:ascii="Google Sans Text" w:cs="Google Sans Text" w:eastAsia="Google Sans Text" w:hAnsi="Google Sans Text"/>
-          <w:color w:val="1b1c1d"/>
-          <w:rtl w:val="0"/>
-        </w:rPr>
-        <w:t xml:space="preserve"> The CPPE for id:Google within the :worksFor context is the product of the primeIDs of all employees who work there. CPPE(Google, worksFor) = primeID(Alice) * primeID(Bob) * ...</w:t>
-      </w:r>
-    </w:p>
-    <w:p>
-      <w:pPr>
-        <w:widowControl w:val="0"/>
-        <w:numPr>
-          <w:ilvl w:val="0"/>
-          <w:numId w:val="23"/>
-        </w:numPr>
-        <w:spacing w:after="0" w:afterAutospacing="0" w:before="0" w:beforeAutospacing="0" w:line="275.9999942779541" w:lineRule="auto"/>
-        <w:ind w:left="465" w:hanging="360"/>
-        <w:rPr>
-          <w:sz w:val="22"/>
-          <w:szCs w:val="22"/>
-        </w:rPr>
-      </w:pPr>
-      <w:r>
-        <w:rPr>
-          <w:rFonts w:ascii="Google Sans Text" w:cs="Google Sans Text" w:eastAsia="Google Sans Text" w:hAnsi="Google Sans Text"/>
-          <w:b w:val="1"/>
-          <w:bCs w:val="1"/>
-          <w:color w:val="1b1c1d"/>
-          <w:rtl w:val="0"/>
-        </w:rPr>
-        <w:t xml:space="preserve">Similarity Calculation &amp; Inference:</w:t>
-      </w:r>
-    </w:p>
-    <w:p>
-      <w:pPr>
-        <w:widowControl w:val="0"/>
-        <w:numPr>
-          <w:ilvl w:val="1"/>
-          <w:numId w:val="32"/>
-        </w:numPr>
-        <w:spacing w:after="0" w:afterAutospacing="0" w:line="275.9999942779541" w:lineRule="auto"/>
-        <w:ind w:left="870" w:hanging="360"/>
-        <w:rPr>
-          <w:sz w:val="22"/>
-          <w:szCs w:val="22"/>
-        </w:rPr>
-      </w:pPr>
-      <w:r>
-        <w:rPr>
-          <w:rFonts w:ascii="Google Sans Text" w:cs="Google Sans Text" w:eastAsia="Google Sans Text" w:hAnsi="Google Sans Text"/>
-          <w:b w:val="1"/>
-          <w:bCs w:val="1"/>
-          <w:color w:val="1b1c1d"/>
-          <w:rtl w:val="0"/>
-        </w:rPr>
-        <w:t xml:space="preserve">Similarity:</w:t>
-      </w:r>
-      <w:r>
-        <w:rPr>
-          <w:rFonts w:ascii="Google Sans Text" w:cs="Google Sans Text" w:eastAsia="Google Sans Text" w:hAnsi="Google Sans Text"/>
-          <w:color w:val="1b1c1d"/>
-          <w:rtl w:val="0"/>
-        </w:rPr>
-        <w:t xml:space="preserve"> The similarity between two entities in the same context is the Greatest Common Divisor (GCD) of their CPPEs. GCD(CPPE(Google), CPPE(StartupX)) reveals the primeID product of their shared employees, giving a measure of personnel overlap.</w:t>
-      </w:r>
-    </w:p>
-    <w:p>
-      <w:pPr>
-        <w:widowControl w:val="0"/>
-        <w:numPr>
-          <w:ilvl w:val="1"/>
-          <w:numId w:val="32"/>
-        </w:numPr>
-        <w:spacing w:after="0" w:afterAutospacing="0" w:before="0" w:beforeAutospacing="0" w:line="275.9999942779541" w:lineRule="auto"/>
-        <w:ind w:left="870" w:hanging="360"/>
-        <w:rPr>
-          <w:sz w:val="22"/>
-          <w:szCs w:val="22"/>
-        </w:rPr>
-      </w:pPr>
-      <w:r>
-        <w:rPr>
-          <w:rFonts w:ascii="Google Sans Text" w:cs="Google Sans Text" w:eastAsia="Google Sans Text" w:hAnsi="Google Sans Text"/>
-          <w:b w:val="1"/>
-          <w:bCs w:val="1"/>
-          <w:color w:val="1b1c1d"/>
-          <w:rtl w:val="0"/>
-        </w:rPr>
-        <w:t xml:space="preserve">Relational Inference:</w:t>
-      </w:r>
-      <w:r>
-        <w:rPr>
-          <w:rFonts w:ascii="Google Sans Text" w:cs="Google Sans Text" w:eastAsia="Google Sans Text" w:hAnsi="Google Sans Text"/>
-          <w:color w:val="1b1c1d"/>
-          <w:rtl w:val="0"/>
-        </w:rPr>
-        <w:t xml:space="preserve"> We can infer complex relationships. Consider the goal of finding an "uncle".</w:t>
-      </w:r>
-    </w:p>
-    <w:p>
-      <w:pPr>
-        <w:widowControl w:val="0"/>
-        <w:numPr>
-          <w:ilvl w:val="2"/>
-          <w:numId w:val="31"/>
-        </w:numPr>
-        <w:spacing w:after="0" w:afterAutospacing="0" w:line="275.9999942779541" w:lineRule="auto"/>
-        <w:ind w:left="1290" w:hanging="360"/>
-        <w:rPr>
-          <w:sz w:val="22"/>
-          <w:szCs w:val="22"/>
-        </w:rPr>
-      </w:pPr>
-      <w:r>
-        <w:rPr>
-          <w:rFonts w:ascii="Google Sans Text" w:cs="Google Sans Text" w:eastAsia="Google Sans Text" w:hAnsi="Google Sans Text"/>
-          <w:color w:val="1b1c1d"/>
-          <w:rtl w:val="0"/>
-        </w:rPr>
-        <w:t xml:space="preserve">Calculate the CPPE for "Person A" in the :brotherOf context (the product of their siblings' primes).</w:t>
-      </w:r>
-    </w:p>
-    <w:p>
-      <w:pPr>
-        <w:widowControl w:val="0"/>
-        <w:numPr>
-          <w:ilvl w:val="2"/>
-          <w:numId w:val="31"/>
-        </w:numPr>
-        <w:spacing w:after="0" w:afterAutospacing="0" w:before="0" w:beforeAutospacing="0" w:line="275.9999942779541" w:lineRule="auto"/>
-        <w:ind w:left="1290" w:hanging="360"/>
-        <w:rPr>
-          <w:sz w:val="22"/>
-          <w:szCs w:val="22"/>
-        </w:rPr>
-      </w:pPr>
-      <w:r>
-        <w:rPr>
-          <w:rFonts w:ascii="Google Sans Text" w:cs="Google Sans Text" w:eastAsia="Google Sans Text" w:hAnsi="Google Sans Text"/>
-          <w:color w:val="1b1c1d"/>
-          <w:rtl w:val="0"/>
-        </w:rPr>
-        <w:t xml:space="preserve">Calculate the CPPE for "Person B" in the :fatherOf context (the product of their children's primes).</w:t>
-      </w:r>
-    </w:p>
-    <w:p>
-      <w:pPr>
-        <w:widowControl w:val="0"/>
-        <w:numPr>
-          <w:ilvl w:val="2"/>
-          <w:numId w:val="31"/>
-        </w:numPr>
-        <w:spacing w:after="120" w:before="0" w:beforeAutospacing="0" w:line="275.9999942779541" w:lineRule="auto"/>
-        <w:ind w:left="1290" w:hanging="360"/>
-        <w:rPr>
-          <w:sz w:val="22"/>
-          <w:szCs w:val="22"/>
-        </w:rPr>
-      </w:pPr>
-      <w:r>
-        <w:rPr>
-          <w:rFonts w:ascii="Google Sans Text" w:cs="Google Sans Text" w:eastAsia="Google Sans Text" w:hAnsi="Google Sans Text"/>
-          <w:color w:val="1b1c1d"/>
-          <w:rtl w:val="0"/>
-        </w:rPr>
-        <w:t xml:space="preserve">If GCD(CPPE_brotherOf(A), CPPE_fatherOf(B)) &gt; 1, it means A is the brother of B's father. The system can then materialize a new triple: (A, :uncleOf, ChildOfB). This inference is stored and queryable.</w:t>
-      </w:r>
-    </w:p>
-    <w:p>
-      <w:pPr>
-        <w:pStyle w:val="Heading3"/>
-        <w:keepNext w:val="0"/>
-        <w:keepLines w:val="0"/>
-        <w:widowControl w:val="0"/>
-        <w:spacing w:after="120" w:before="120" w:line="275.9999942779541" w:lineRule="auto"/>
-        <w:rPr>
-          <w:rFonts w:ascii="Google Sans" w:cs="Google Sans" w:eastAsia="Google Sans" w:hAnsi="Google Sans"/>
-          <w:b w:val="1"/>
-          <w:bCs w:val="1"/>
-          <w:color w:val="1b1c1d"/>
-        </w:rPr>
-      </w:pPr>
-      <w:r>
-        <w:rPr>
-          <w:rFonts w:ascii="Google Sans" w:cs="Google Sans" w:eastAsia="Google Sans" w:hAnsi="Google Sans"/>
-          <w:b w:val="1"/>
-          <w:bCs w:val="1"/>
-          <w:color w:val="1b1c1d"/>
-          <w:rtl w:val="0"/>
-        </w:rPr>
-        <w:t xml:space="preserve">FCA-based Relational Schema Inference</w:t>
-      </w:r>
-    </w:p>
-    <w:p>
-      <w:pPr>
-        <w:widowControl w:val="0"/>
-        <w:spacing w:after="120" w:line="275.9999942779541" w:lineRule="auto"/>
-        <w:rPr>
-          <w:rFonts w:ascii="Google Sans Text" w:cs="Google Sans Text" w:eastAsia="Google Sans Text" w:hAnsi="Google Sans Text"/>
-          <w:color w:val="1b1c1d"/>
-        </w:rPr>
-      </w:pPr>
-      <w:r>
-        <w:rPr>
-          <w:rFonts w:ascii="Google Sans Text" w:cs="Google Sans Text" w:eastAsia="Google Sans Text" w:hAnsi="Google Sans Text"/>
-          <w:color w:val="1b1c1d"/>
-          <w:rtl w:val="0"/>
-        </w:rPr>
-        <w:t xml:space="preserve">The system can infer relational schemas (rules or "upper concepts") from the structure of the data itself using FCA.</w:t>
-      </w:r>
-    </w:p>
-    <w:p>
-      <w:pPr>
-        <w:widowControl w:val="0"/>
-        <w:numPr>
-          <w:ilvl w:val="0"/>
-          <w:numId w:val="26"/>
-        </w:numPr>
-        <w:spacing w:after="0" w:afterAutospacing="0" w:line="275.9999942779541" w:lineRule="auto"/>
-        <w:ind w:left="465" w:hanging="360"/>
-        <w:rPr>
-          <w:sz w:val="22"/>
-          <w:szCs w:val="22"/>
-        </w:rPr>
-      </w:pPr>
-      <w:r>
-        <w:rPr>
-          <w:rFonts w:ascii="Google Sans Text" w:cs="Google Sans Text" w:eastAsia="Google Sans Text" w:hAnsi="Google Sans Text"/>
-          <w:b w:val="1"/>
-          <w:bCs w:val="1"/>
-          <w:color w:val="1b1c1d"/>
-          <w:rtl w:val="0"/>
-        </w:rPr>
-        <w:t xml:space="preserve">FCA Contexts for Relational Analysis:</w:t>
-      </w:r>
-      <w:r>
-        <w:rPr>
-          <w:rFonts w:ascii="Google Sans Text" w:cs="Google Sans Text" w:eastAsia="Google Sans Text" w:hAnsi="Google Sans Text"/>
-          <w:color w:val="1b1c1d"/>
-          <w:rtl w:val="0"/>
-        </w:rPr>
-        <w:t xml:space="preserve"> We use three types of FCA contexts to analyze relationships from different perspectives:</w:t>
-      </w:r>
-    </w:p>
-    <w:p>
-      <w:pPr>
-        <w:widowControl w:val="0"/>
-        <w:numPr>
-          <w:ilvl w:val="1"/>
-          <w:numId w:val="8"/>
-        </w:numPr>
-        <w:spacing w:after="0" w:afterAutospacing="0" w:line="275.9999942779541" w:lineRule="auto"/>
-        <w:ind w:left="885" w:hanging="360"/>
-        <w:rPr>
-          <w:sz w:val="22"/>
-          <w:szCs w:val="22"/>
-        </w:rPr>
-      </w:pPr>
-      <w:r>
-        <w:rPr>
-          <w:rFonts w:ascii="Google Sans Text" w:cs="Google Sans Text" w:eastAsia="Google Sans Text" w:hAnsi="Google Sans Text"/>
-          <w:b w:val="1"/>
-          <w:bCs w:val="1"/>
-          <w:color w:val="1b1c1d"/>
-          <w:rtl w:val="0"/>
-        </w:rPr>
-        <w:t xml:space="preserve">Predicate-as-Context:</w:t>
-      </w:r>
-      <w:r>
-        <w:rPr>
-          <w:rFonts w:ascii="Google Sans Text" w:cs="Google Sans Text" w:eastAsia="Google Sans Text" w:hAnsi="Google Sans Text"/>
-          <w:color w:val="1b1c1d"/>
-          <w:rtl w:val="0"/>
-        </w:rPr>
-        <w:t xml:space="preserve"> (G: Subjects, M: Objects, I: relation). This context reveals which types of subjects relate to which types of objects for a given predicate.</w:t>
-      </w:r>
-    </w:p>
-    <w:p>
-      <w:pPr>
-        <w:widowControl w:val="0"/>
-        <w:numPr>
-          <w:ilvl w:val="1"/>
-          <w:numId w:val="8"/>
-        </w:numPr>
-        <w:spacing w:after="0" w:afterAutospacing="0" w:before="0" w:beforeAutospacing="0" w:line="275.9999942779541" w:lineRule="auto"/>
-        <w:ind w:left="885" w:hanging="360"/>
-        <w:rPr>
-          <w:sz w:val="22"/>
-          <w:szCs w:val="22"/>
-        </w:rPr>
-      </w:pPr>
-      <w:r>
-        <w:rPr>
-          <w:rFonts w:ascii="Google Sans Text" w:cs="Google Sans Text" w:eastAsia="Google Sans Text" w:hAnsi="Google Sans Text"/>
-          <w:b w:val="1"/>
-          <w:bCs w:val="1"/>
-          <w:color w:val="1b1c1d"/>
-          <w:rtl w:val="0"/>
-        </w:rPr>
-        <w:t xml:space="preserve">Subject-as-Context:</w:t>
-      </w:r>
-      <w:r>
-        <w:rPr>
-          <w:rFonts w:ascii="Google Sans Text" w:cs="Google Sans Text" w:eastAsia="Google Sans Text" w:hAnsi="Google Sans Text"/>
-          <w:color w:val="1b1c1d"/>
-          <w:rtl w:val="0"/>
-        </w:rPr>
-        <w:t xml:space="preserve"> (G: Predicates, M: Objects, I: relation). This reveals all the relationships and objects associated with a given subject, defining its role.</w:t>
-      </w:r>
-    </w:p>
-    <w:p>
-      <w:pPr>
-        <w:widowControl w:val="0"/>
-        <w:numPr>
-          <w:ilvl w:val="1"/>
-          <w:numId w:val="8"/>
-        </w:numPr>
-        <w:spacing w:after="0" w:afterAutospacing="0" w:before="0" w:beforeAutospacing="0" w:line="275.9999942779541" w:lineRule="auto"/>
-        <w:ind w:left="885" w:hanging="360"/>
-        <w:rPr>
-          <w:sz w:val="22"/>
-          <w:szCs w:val="22"/>
-        </w:rPr>
-      </w:pPr>
-      <w:r>
-        <w:rPr>
-          <w:rFonts w:ascii="Google Sans Text" w:cs="Google Sans Text" w:eastAsia="Google Sans Text" w:hAnsi="Google Sans Text"/>
-          <w:b w:val="1"/>
-          <w:bCs w:val="1"/>
-          <w:color w:val="1b1c1d"/>
-          <w:rtl w:val="0"/>
-        </w:rPr>
-        <w:t xml:space="preserve">Object-as-Context:</w:t>
-      </w:r>
-      <w:r>
-        <w:rPr>
-          <w:rFonts w:ascii="Google Sans Text" w:cs="Google Sans Text" w:eastAsia="Google Sans Text" w:hAnsi="Google Sans Text"/>
-          <w:color w:val="1b1c1d"/>
-          <w:rtl w:val="0"/>
-        </w:rPr>
-        <w:t xml:space="preserve"> (G: Subjects, M: Predicates, I: relation). This reveals all the subjects and actions that affect a given object.</w:t>
-      </w:r>
-    </w:p>
-    <w:p>
-      <w:pPr>
-        <w:widowControl w:val="0"/>
-        <w:numPr>
-          <w:ilvl w:val="0"/>
-          <w:numId w:val="26"/>
-        </w:numPr>
-        <w:spacing w:after="0" w:afterAutospacing="0" w:before="0" w:beforeAutospacing="0" w:line="275.9999942779541" w:lineRule="auto"/>
-        <w:ind w:left="465" w:hanging="360"/>
-        <w:rPr>
-          <w:sz w:val="22"/>
-          <w:szCs w:val="22"/>
-        </w:rPr>
-      </w:pPr>
-      <w:r>
-        <w:rPr>
-          <w:rFonts w:ascii="Google Sans Text" w:cs="Google Sans Text" w:eastAsia="Google Sans Text" w:hAnsi="Google Sans Text"/>
-          <w:b w:val="1"/>
-          <w:bCs w:val="1"/>
-          <w:color w:val="1b1c1d"/>
-          <w:rtl w:val="0"/>
-        </w:rPr>
-        <w:t xml:space="preserve">Algorithm: Inferring Relational Schema:</w:t>
-      </w:r>
-    </w:p>
-    <w:p>
-      <w:pPr>
-        <w:widowControl w:val="0"/>
-        <w:numPr>
-          <w:ilvl w:val="1"/>
-          <w:numId w:val="24"/>
-        </w:numPr>
-        <w:spacing w:after="0" w:afterAutospacing="0" w:line="275.9999942779541" w:lineRule="auto"/>
-        <w:ind w:left="885" w:hanging="360"/>
-        <w:rPr>
-          <w:sz w:val="22"/>
-          <w:szCs w:val="22"/>
-        </w:rPr>
-      </w:pPr>
-      <w:r>
-        <w:rPr>
-          <w:rFonts w:ascii="Google Sans Text" w:cs="Google Sans Text" w:eastAsia="Google Sans Text" w:hAnsi="Google Sans Text"/>
-          <w:b w:val="1"/>
-          <w:bCs w:val="1"/>
-          <w:color w:val="1b1c1d"/>
-          <w:rtl w:val="0"/>
-        </w:rPr>
-        <w:t xml:space="preserve">Select Context:</w:t>
-      </w:r>
-      <w:r>
-        <w:rPr>
-          <w:rFonts w:ascii="Google Sans Text" w:cs="Google Sans Text" w:eastAsia="Google Sans Text" w:hAnsi="Google Sans Text"/>
-          <w:color w:val="1b1c1d"/>
-          <w:rtl w:val="0"/>
-        </w:rPr>
-        <w:t xml:space="preserve"> For a given predicate P (e.g., :worksOn), the Alignment Service constructs the Predicate-as-Context.</w:t>
-      </w:r>
-    </w:p>
-    <w:p>
-      <w:pPr>
-        <w:widowControl w:val="0"/>
-        <w:numPr>
-          <w:ilvl w:val="1"/>
-          <w:numId w:val="24"/>
-        </w:numPr>
-        <w:spacing w:after="0" w:afterAutospacing="0" w:before="0" w:beforeAutospacing="0" w:line="275.9999942779541" w:lineRule="auto"/>
-        <w:ind w:left="885" w:hanging="360"/>
-        <w:rPr>
-          <w:sz w:val="22"/>
-          <w:szCs w:val="22"/>
-        </w:rPr>
-      </w:pPr>
-      <w:r>
-        <w:rPr>
-          <w:rFonts w:ascii="Google Sans Text" w:cs="Google Sans Text" w:eastAsia="Google Sans Text" w:hAnsi="Google Sans Text"/>
-          <w:b w:val="1"/>
-          <w:bCs w:val="1"/>
-          <w:color w:val="1b1c1d"/>
-          <w:rtl w:val="0"/>
-        </w:rPr>
-        <w:t xml:space="preserve">Build Lattice:</w:t>
-      </w:r>
-      <w:r>
-        <w:rPr>
-          <w:rFonts w:ascii="Google Sans Text" w:cs="Google Sans Text" w:eastAsia="Google Sans Text" w:hAnsi="Google Sans Text"/>
-          <w:color w:val="1b1c1d"/>
-          <w:rtl w:val="0"/>
-        </w:rPr>
-        <w:t xml:space="preserve"> It uses an FCA library (e.g., fcalib) to compute the concept lattice from this context.</w:t>
-      </w:r>
-    </w:p>
-    <w:p>
-      <w:pPr>
-        <w:widowControl w:val="0"/>
-        <w:numPr>
-          <w:ilvl w:val="1"/>
-          <w:numId w:val="24"/>
-        </w:numPr>
-        <w:spacing w:after="0" w:afterAutospacing="0" w:before="0" w:beforeAutospacing="0" w:line="275.9999942779541" w:lineRule="auto"/>
-        <w:ind w:left="885" w:hanging="360"/>
-        <w:rPr>
-          <w:sz w:val="22"/>
-          <w:szCs w:val="22"/>
-        </w:rPr>
-      </w:pPr>
-      <w:r>
-        <w:rPr>
-          <w:rFonts w:ascii="Google Sans Text" w:cs="Google Sans Text" w:eastAsia="Google Sans Text" w:hAnsi="Google Sans Text"/>
-          <w:b w:val="1"/>
-          <w:bCs w:val="1"/>
-          <w:color w:val="1b1c1d"/>
-          <w:rtl w:val="0"/>
-        </w:rPr>
-        <w:t xml:space="preserve">Identify Formal Concepts:</w:t>
-      </w:r>
-      <w:r>
-        <w:rPr>
-          <w:rFonts w:ascii="Google Sans Text" w:cs="Google Sans Text" w:eastAsia="Google Sans Text" w:hAnsi="Google Sans Text"/>
-          <w:color w:val="1b1c1d"/>
-          <w:rtl w:val="0"/>
-        </w:rPr>
-        <w:t xml:space="preserve"> Each node in the lattice is a formal concept (A, B), where A is a set of subjects (the "extent") and B is the set of objects they all share (the "intent").</w:t>
-      </w:r>
-    </w:p>
-    <w:p>
-      <w:pPr>
-        <w:widowControl w:val="0"/>
-        <w:numPr>
-          <w:ilvl w:val="1"/>
-          <w:numId w:val="24"/>
-        </w:numPr>
-        <w:spacing w:after="120" w:before="0" w:beforeAutospacing="0" w:line="275.9999942779541" w:lineRule="auto"/>
-        <w:ind w:left="885" w:hanging="360"/>
-        <w:rPr>
-          <w:sz w:val="22"/>
-          <w:szCs w:val="22"/>
-        </w:rPr>
-      </w:pPr>
-      <w:r>
-        <w:rPr>
-          <w:rFonts w:ascii="Google Sans Text" w:cs="Google Sans Text" w:eastAsia="Google Sans Text" w:hAnsi="Google Sans Text"/>
-          <w:color w:val="1b1c1d"/>
-          <w:rtl w:val="0"/>
-        </w:rPr>
-        <w:t xml:space="preserve">Materialize Schema: Each formal concept represents an inferred relational schema or "upper concept". The system creates a new RDF class for this concept. For a concept where the extent is {dev1, dev2} (both :Developers) and the intent is {projA, projB} (both :Projects), the system can materialize a schema:</w:t>
-      </w:r>
-      <w:r>
-        <w:rPr>
-          <w:rtl w:val="0"/>
-        </w:rPr>
-        <w:br w:type="textWrapping"/>
-      </w:r>
-      <w:r>
-        <w:rPr>
-          <w:rFonts w:ascii="Google Sans Text" w:cs="Google Sans Text" w:eastAsia="Google Sans Text" w:hAnsi="Google Sans Text"/>
-          <w:color w:val="1b1c1d"/>
-          <w:rtl w:val="0"/>
-        </w:rPr>
-        <w:t xml:space="preserve">:DeveloperWorksOnProject a rdfs:Class, :RelationalSchema ;</w:t>
-      </w:r>
-      <w:r>
-        <w:rPr>
-          <w:rtl w:val="0"/>
-        </w:rPr>
-        <w:br w:type="textWrapping"/>
-      </w:r>
-      <w:r>
-        <w:rPr>
-          <w:rFonts w:ascii="Google Sans Text" w:cs="Google Sans Text" w:eastAsia="Google Sans Text" w:hAnsi="Google Sans Text"/>
-          <w:color w:val="1b1c1d"/>
-          <w:rtl w:val="0"/>
-        </w:rPr>
-        <w:t xml:space="preserve">:hasDomain :Developer ;</w:t>
-      </w:r>
-      <w:r>
-        <w:rPr>
-          <w:rtl w:val="0"/>
-        </w:rPr>
-        <w:br w:type="textWrapping"/>
-      </w:r>
-      <w:r>
-        <w:rPr>
-          <w:rFonts w:ascii="Google Sans Text" w:cs="Google Sans Text" w:eastAsia="Google Sans Text" w:hAnsi="Google Sans Text"/>
-          <w:color w:val="1b1c1d"/>
-          <w:rtl w:val="0"/>
-        </w:rPr>
-        <w:t xml:space="preserve">:hasRange :Project .</w:t>
-      </w:r>
-    </w:p>
-    <w:p>
-      <w:pPr>
-        <w:pStyle w:val="Heading3"/>
-        <w:keepNext w:val="0"/>
-        <w:keepLines w:val="0"/>
-        <w:widowControl w:val="0"/>
-        <w:spacing w:after="120" w:before="120" w:line="275.9999942779541" w:lineRule="auto"/>
-        <w:rPr>
-          <w:rFonts w:ascii="Google Sans" w:cs="Google Sans" w:eastAsia="Google Sans" w:hAnsi="Google Sans"/>
-          <w:b w:val="1"/>
-          <w:bCs w:val="1"/>
-          <w:color w:val="1b1c1d"/>
-        </w:rPr>
-      </w:pPr>
-      <w:r>
-        <w:rPr>
-          <w:rFonts w:ascii="Google Sans" w:cs="Google Sans" w:eastAsia="Google Sans" w:hAnsi="Google Sans"/>
-          <w:b w:val="1"/>
-          <w:bCs w:val="1"/>
-          <w:color w:val="1b1c1d"/>
-          <w:rtl w:val="0"/>
-        </w:rPr>
-        <w:t xml:space="preserve">Relational Context Vectors</w:t>
-      </w:r>
-    </w:p>
-    <w:p>
-      <w:pPr>
-        <w:widowControl w:val="0"/>
-        <w:spacing w:after="120" w:line="275.9999942779541" w:lineRule="auto"/>
-        <w:rPr>
-          <w:rFonts w:ascii="Google Sans Text" w:cs="Google Sans Text" w:eastAsia="Google Sans Text" w:hAnsi="Google Sans Text"/>
-          <w:color w:val="1b1c1d"/>
-        </w:rPr>
-      </w:pPr>
-      <w:r>
-        <w:rPr>
-          <w:rFonts w:ascii="Google Sans Text" w:cs="Google Sans Text" w:eastAsia="Google Sans Text" w:hAnsi="Google Sans Text"/>
-          <w:color w:val="1b1c1d"/>
-          <w:rtl w:val="0"/>
-        </w:rPr>
-        <w:t xml:space="preserve">The core of this approach is the Relational Context Vector (RCV). For any given statement (a reified triple), we compute a vector of three BigInteger values, (S, P, O). Each component is a CPPE calculated from one of the three FCA context perspectives, providing a holistic numerical signature of the statement's role in the graph.</w:t>
       </w:r>
     </w:p>
     <w:p>
@@ -920,7 +188,7 @@
           <w:ilvl w:val="0"/>
           <w:numId w:val="16"/>
         </w:numPr>
-        <w:spacing w:after="0" w:afterAutospacing="0" w:line="275.9999942779541" w:lineRule="auto"/>
+        <w:spacing w:after="0" w:line="275.9999942779541" w:lineRule="auto"/>
         <w:ind w:left="465" w:hanging="360"/>
         <w:rPr>
           <w:sz w:val="22"/>
@@ -929,7 +197,839 @@
       </w:pPr>
       <w:r>
         <w:rPr>
-          <w:rFonts w:ascii="Google Sans Text" w:cs="Google Sans Text" w:eastAsia="Google Sans Text" w:hAnsi="Google Sans Text"/>
+          <w:rFonts w:ascii="Google Sans" w:cs="Google Sans" w:eastAsia="Google Sans" w:hAnsi="Google Sans"/>
+          <w:b w:val="1"/>
+          <w:bCs w:val="1"/>
+          <w:color w:val="1b1c1d"/>
+          <w:rtl w:val="0"/>
+        </w:rPr>
+        <w:t xml:space="preserve">Contextual Prime Product Embedding (CPPE):</w:t>
+      </w:r>
+      <w:r>
+        <w:rPr>
+          <w:rFonts w:ascii="Google Sans" w:cs="Google Sans" w:eastAsia="Google Sans" w:hAnsi="Google Sans"/>
+          <w:color w:val="1b1c1d"/>
+          <w:rtl w:val="0"/>
+        </w:rPr>
+        <w:t xml:space="preserve"> For any IDOccurrence (i.e., a resource in a specific statement), we can calculate an embedding based on its relational context.</w:t>
+      </w:r>
+      <w:r>
+        <w:rPr>
+          <w:rtl w:val="0"/>
+        </w:rPr>
+      </w:r>
+    </w:p>
+    <w:p>
+      <w:pPr>
+        <w:widowControl w:val="0"/>
+        <w:numPr>
+          <w:ilvl w:val="1"/>
+          <w:numId w:val="3"/>
+        </w:numPr>
+        <w:spacing w:after="0" w:line="275.9999942779541" w:lineRule="auto"/>
+        <w:ind w:left="885" w:hanging="360"/>
+        <w:rPr>
+          <w:sz w:val="22"/>
+          <w:szCs w:val="22"/>
+        </w:rPr>
+      </w:pPr>
+      <w:r>
+        <w:rPr>
+          <w:rFonts w:ascii="Google Sans" w:cs="Google Sans" w:eastAsia="Google Sans" w:hAnsi="Google Sans"/>
+          <w:b w:val="1"/>
+          <w:bCs w:val="1"/>
+          <w:color w:val="1b1c1d"/>
+          <w:rtl w:val="0"/>
+        </w:rPr>
+        <w:t xml:space="preserve">Define FCA Contexts:</w:t>
+      </w:r>
+      <w:r>
+        <w:rPr>
+          <w:rFonts w:ascii="Google Sans" w:cs="Google Sans" w:eastAsia="Google Sans" w:hAnsi="Google Sans"/>
+          <w:color w:val="1b1c1d"/>
+          <w:rtl w:val="0"/>
+        </w:rPr>
+        <w:t xml:space="preserve"> For a given relation (predicate), we can form an FCA context. Example: For the predicate :worksFor:</w:t>
+      </w:r>
+      <w:r>
+        <w:rPr>
+          <w:rtl w:val="0"/>
+        </w:rPr>
+      </w:r>
+    </w:p>
+    <w:p>
+      <w:pPr>
+        <w:widowControl w:val="0"/>
+        <w:numPr>
+          <w:ilvl w:val="2"/>
+          <w:numId w:val="24"/>
+        </w:numPr>
+        <w:spacing w:after="0" w:line="275.9999942779541" w:lineRule="auto"/>
+        <w:ind w:left="1290" w:hanging="360"/>
+        <w:rPr>
+          <w:sz w:val="22"/>
+          <w:szCs w:val="22"/>
+        </w:rPr>
+      </w:pPr>
+      <w:r>
+        <w:rPr>
+          <w:rFonts w:ascii="Google Sans" w:cs="Google Sans" w:eastAsia="Google Sans" w:hAnsi="Google Sans"/>
+          <w:b w:val="1"/>
+          <w:bCs w:val="1"/>
+          <w:color w:val="1b1c1d"/>
+          <w:rtl w:val="0"/>
+        </w:rPr>
+        <w:t xml:space="preserve">Objects (G):</w:t>
+      </w:r>
+      <w:r>
+        <w:rPr>
+          <w:rFonts w:ascii="Google Sans" w:cs="Google Sans" w:eastAsia="Google Sans" w:hAnsi="Google Sans"/>
+          <w:color w:val="1b1c1d"/>
+          <w:rtl w:val="0"/>
+        </w:rPr>
+        <w:t xml:space="preserve"> The set of all subjects of :worksFor statements (e.g., {id:Alice, id:Bob}).</w:t>
+      </w:r>
+      <w:r>
+        <w:rPr>
+          <w:rtl w:val="0"/>
+        </w:rPr>
+      </w:r>
+    </w:p>
+    <w:p>
+      <w:pPr>
+        <w:widowControl w:val="0"/>
+        <w:numPr>
+          <w:ilvl w:val="2"/>
+          <w:numId w:val="24"/>
+        </w:numPr>
+        <w:spacing w:after="0" w:before="0" w:line="275.9999942779541" w:lineRule="auto"/>
+        <w:ind w:left="1290" w:hanging="360"/>
+        <w:rPr>
+          <w:sz w:val="22"/>
+          <w:szCs w:val="22"/>
+        </w:rPr>
+      </w:pPr>
+      <w:r>
+        <w:rPr>
+          <w:rFonts w:ascii="Google Sans" w:cs="Google Sans" w:eastAsia="Google Sans" w:hAnsi="Google Sans"/>
+          <w:b w:val="1"/>
+          <w:bCs w:val="1"/>
+          <w:color w:val="1b1c1d"/>
+          <w:rtl w:val="0"/>
+        </w:rPr>
+        <w:t xml:space="preserve">Attributes (M):</w:t>
+      </w:r>
+      <w:r>
+        <w:rPr>
+          <w:rFonts w:ascii="Google Sans" w:cs="Google Sans" w:eastAsia="Google Sans" w:hAnsi="Google Sans"/>
+          <w:color w:val="1b1c1d"/>
+          <w:rtl w:val="0"/>
+        </w:rPr>
+        <w:t xml:space="preserve"> The set of all objects of :worksFor statements (e.g., {id:Google, id:StartupX}).</w:t>
+      </w:r>
+      <w:r>
+        <w:rPr>
+          <w:rtl w:val="0"/>
+        </w:rPr>
+      </w:r>
+    </w:p>
+    <w:p>
+      <w:pPr>
+        <w:widowControl w:val="0"/>
+        <w:numPr>
+          <w:ilvl w:val="1"/>
+          <w:numId w:val="3"/>
+        </w:numPr>
+        <w:spacing w:after="0" w:before="0" w:line="275.9999942779541" w:lineRule="auto"/>
+        <w:ind w:left="885" w:hanging="360"/>
+        <w:rPr>
+          <w:sz w:val="22"/>
+          <w:szCs w:val="22"/>
+        </w:rPr>
+      </w:pPr>
+      <w:r>
+        <w:rPr>
+          <w:rFonts w:ascii="Google Sans" w:cs="Google Sans" w:eastAsia="Google Sans" w:hAnsi="Google Sans"/>
+          <w:b w:val="1"/>
+          <w:bCs w:val="1"/>
+          <w:color w:val="1b1c1d"/>
+          <w:rtl w:val="0"/>
+        </w:rPr>
+        <w:t xml:space="preserve">Calculate Prime Product:</w:t>
+      </w:r>
+      <w:r>
+        <w:rPr>
+          <w:rFonts w:ascii="Google Sans" w:cs="Google Sans" w:eastAsia="Google Sans" w:hAnsi="Google Sans"/>
+          <w:color w:val="1b1c1d"/>
+          <w:rtl w:val="0"/>
+        </w:rPr>
+        <w:t xml:space="preserve"> The CPPE for id:Google within the :worksFor context is the product of the primeIDs of all employees who work there. CPPE(Google, worksFor) = primeID(Alice) * primeID(Bob) * ...</w:t>
+      </w:r>
+      <w:r>
+        <w:rPr>
+          <w:rtl w:val="0"/>
+        </w:rPr>
+      </w:r>
+    </w:p>
+    <w:p>
+      <w:pPr>
+        <w:widowControl w:val="0"/>
+        <w:numPr>
+          <w:ilvl w:val="0"/>
+          <w:numId w:val="16"/>
+        </w:numPr>
+        <w:spacing w:after="0" w:before="0" w:line="275.9999942779541" w:lineRule="auto"/>
+        <w:ind w:left="465" w:hanging="360"/>
+        <w:rPr>
+          <w:sz w:val="22"/>
+          <w:szCs w:val="22"/>
+        </w:rPr>
+      </w:pPr>
+      <w:r>
+        <w:rPr>
+          <w:rFonts w:ascii="Google Sans" w:cs="Google Sans" w:eastAsia="Google Sans" w:hAnsi="Google Sans"/>
+          <w:b w:val="1"/>
+          <w:bCs w:val="1"/>
+          <w:color w:val="1b1c1d"/>
+          <w:rtl w:val="0"/>
+        </w:rPr>
+        <w:t xml:space="preserve">Similarity Calculation &amp; Inference:</w:t>
+      </w:r>
+      <w:r>
+        <w:rPr>
+          <w:rtl w:val="0"/>
+        </w:rPr>
+      </w:r>
+    </w:p>
+    <w:p>
+      <w:pPr>
+        <w:widowControl w:val="0"/>
+        <w:numPr>
+          <w:ilvl w:val="1"/>
+          <w:numId w:val="26"/>
+        </w:numPr>
+        <w:spacing w:after="0" w:line="275.9999942779541" w:lineRule="auto"/>
+        <w:ind w:left="870" w:hanging="360"/>
+        <w:rPr>
+          <w:sz w:val="22"/>
+          <w:szCs w:val="22"/>
+        </w:rPr>
+      </w:pPr>
+      <w:r>
+        <w:rPr>
+          <w:rFonts w:ascii="Google Sans" w:cs="Google Sans" w:eastAsia="Google Sans" w:hAnsi="Google Sans"/>
+          <w:b w:val="1"/>
+          <w:bCs w:val="1"/>
+          <w:color w:val="1b1c1d"/>
+          <w:rtl w:val="0"/>
+        </w:rPr>
+        <w:t xml:space="preserve">Similarity:</w:t>
+      </w:r>
+      <w:r>
+        <w:rPr>
+          <w:rFonts w:ascii="Google Sans" w:cs="Google Sans" w:eastAsia="Google Sans" w:hAnsi="Google Sans"/>
+          <w:color w:val="1b1c1d"/>
+          <w:rtl w:val="0"/>
+        </w:rPr>
+        <w:t xml:space="preserve"> The similarity between two entities in the same context is the Greatest Common Divisor (GCD) of their CPPEs. GCD(CPPE(Google), CPPE(StartupX)) reveals the primeID product of their shared employees, giving a measure of personnel overlap.</w:t>
+      </w:r>
+      <w:r>
+        <w:rPr>
+          <w:rtl w:val="0"/>
+        </w:rPr>
+      </w:r>
+    </w:p>
+    <w:p>
+      <w:pPr>
+        <w:widowControl w:val="0"/>
+        <w:numPr>
+          <w:ilvl w:val="1"/>
+          <w:numId w:val="26"/>
+        </w:numPr>
+        <w:spacing w:after="0" w:before="0" w:line="275.9999942779541" w:lineRule="auto"/>
+        <w:ind w:left="870" w:hanging="360"/>
+        <w:rPr>
+          <w:sz w:val="22"/>
+          <w:szCs w:val="22"/>
+        </w:rPr>
+      </w:pPr>
+      <w:r>
+        <w:rPr>
+          <w:rFonts w:ascii="Google Sans" w:cs="Google Sans" w:eastAsia="Google Sans" w:hAnsi="Google Sans"/>
+          <w:b w:val="1"/>
+          <w:bCs w:val="1"/>
+          <w:color w:val="1b1c1d"/>
+          <w:rtl w:val="0"/>
+        </w:rPr>
+        <w:t xml:space="preserve">Relational Inference:</w:t>
+      </w:r>
+      <w:r>
+        <w:rPr>
+          <w:rFonts w:ascii="Google Sans" w:cs="Google Sans" w:eastAsia="Google Sans" w:hAnsi="Google Sans"/>
+          <w:color w:val="1b1c1d"/>
+          <w:rtl w:val="0"/>
+        </w:rPr>
+        <w:t xml:space="preserve"> We can infer complex relationships. Consider the goal of finding an "uncle".</w:t>
+      </w:r>
+      <w:r>
+        <w:rPr>
+          <w:rtl w:val="0"/>
+        </w:rPr>
+      </w:r>
+    </w:p>
+    <w:p>
+      <w:pPr>
+        <w:widowControl w:val="0"/>
+        <w:numPr>
+          <w:ilvl w:val="2"/>
+          <w:numId w:val="25"/>
+        </w:numPr>
+        <w:spacing w:after="0" w:line="275.9999942779541" w:lineRule="auto"/>
+        <w:ind w:left="1290" w:hanging="360"/>
+        <w:rPr>
+          <w:sz w:val="22"/>
+          <w:szCs w:val="22"/>
+        </w:rPr>
+      </w:pPr>
+      <w:r>
+        <w:rPr>
+          <w:rFonts w:ascii="Google Sans" w:cs="Google Sans" w:eastAsia="Google Sans" w:hAnsi="Google Sans"/>
+          <w:color w:val="1b1c1d"/>
+          <w:rtl w:val="0"/>
+        </w:rPr>
+        <w:t xml:space="preserve">Calculate the CPPE for "Person A" in the :brotherOf context (the product of their siblings' primes).</w:t>
+      </w:r>
+      <w:r>
+        <w:rPr>
+          <w:rtl w:val="0"/>
+        </w:rPr>
+      </w:r>
+    </w:p>
+    <w:p>
+      <w:pPr>
+        <w:widowControl w:val="0"/>
+        <w:numPr>
+          <w:ilvl w:val="2"/>
+          <w:numId w:val="25"/>
+        </w:numPr>
+        <w:spacing w:after="0" w:before="0" w:line="275.9999942779541" w:lineRule="auto"/>
+        <w:ind w:left="1290" w:hanging="360"/>
+        <w:rPr>
+          <w:sz w:val="22"/>
+          <w:szCs w:val="22"/>
+        </w:rPr>
+      </w:pPr>
+      <w:r>
+        <w:rPr>
+          <w:rFonts w:ascii="Google Sans" w:cs="Google Sans" w:eastAsia="Google Sans" w:hAnsi="Google Sans"/>
+          <w:color w:val="1b1c1d"/>
+          <w:rtl w:val="0"/>
+        </w:rPr>
+        <w:t xml:space="preserve">Calculate the CPPE for "Person B" in the :fatherOf context (the product of their children's primes).</w:t>
+      </w:r>
+      <w:r>
+        <w:rPr>
+          <w:rtl w:val="0"/>
+        </w:rPr>
+      </w:r>
+    </w:p>
+    <w:p>
+      <w:pPr>
+        <w:widowControl w:val="0"/>
+        <w:numPr>
+          <w:ilvl w:val="2"/>
+          <w:numId w:val="25"/>
+        </w:numPr>
+        <w:spacing w:after="120" w:before="0" w:line="275.9999942779541" w:lineRule="auto"/>
+        <w:ind w:left="1290" w:hanging="360"/>
+        <w:rPr>
+          <w:sz w:val="22"/>
+          <w:szCs w:val="22"/>
+        </w:rPr>
+      </w:pPr>
+      <w:r>
+        <w:rPr>
+          <w:rFonts w:ascii="Google Sans" w:cs="Google Sans" w:eastAsia="Google Sans" w:hAnsi="Google Sans"/>
+          <w:color w:val="1b1c1d"/>
+          <w:rtl w:val="0"/>
+        </w:rPr>
+        <w:t xml:space="preserve">If GCD(CPPE_brotherOf(A), CPPE_fatherOf(B)) &gt; 1, it means A is the brother of B's father. The system can then materialize a new triple: (A, :uncleOf, ChildOfB). This inference is stored and queryable.</w:t>
+      </w:r>
+      <w:r>
+        <w:rPr>
+          <w:rtl w:val="0"/>
+        </w:rPr>
+      </w:r>
+    </w:p>
+    <w:p>
+      <w:pPr>
+        <w:pStyle w:val="Heading3"/>
+        <w:keepNext w:val="0"/>
+        <w:keepLines w:val="0"/>
+        <w:widowControl w:val="0"/>
+        <w:spacing w:after="120" w:before="120" w:line="275.9999942779541" w:lineRule="auto"/>
+        <w:rPr>
+          <w:rFonts w:ascii="Google Sans" w:cs="Google Sans" w:eastAsia="Google Sans" w:hAnsi="Google Sans"/>
+          <w:b w:val="1"/>
+          <w:bCs w:val="1"/>
+          <w:color w:val="1b1c1d"/>
+        </w:rPr>
+      </w:pPr>
+      <w:r>
+        <w:rPr>
+          <w:rFonts w:ascii="Google Sans" w:cs="Google Sans" w:eastAsia="Google Sans" w:hAnsi="Google Sans"/>
+          <w:b w:val="1"/>
+          <w:bCs w:val="1"/>
+          <w:color w:val="1b1c1d"/>
+          <w:rtl w:val="0"/>
+        </w:rPr>
+        <w:t xml:space="preserve">FCA-based Relational Schema Inference</w:t>
+      </w:r>
+    </w:p>
+    <w:p>
+      <w:pPr>
+        <w:widowControl w:val="0"/>
+        <w:spacing w:after="120" w:line="275.9999942779541" w:lineRule="auto"/>
+        <w:rPr>
+          <w:rFonts w:ascii="Google Sans" w:cs="Google Sans" w:eastAsia="Google Sans" w:hAnsi="Google Sans"/>
+          <w:color w:val="1b1c1d"/>
+        </w:rPr>
+      </w:pPr>
+      <w:r>
+        <w:rPr>
+          <w:rFonts w:ascii="Google Sans" w:cs="Google Sans" w:eastAsia="Google Sans" w:hAnsi="Google Sans"/>
+          <w:color w:val="1b1c1d"/>
+          <w:rtl w:val="0"/>
+        </w:rPr>
+        <w:t xml:space="preserve">The system can infer relational schemas (rules or "upper concepts") from the structure of the data itself using FCA.</w:t>
+      </w:r>
+    </w:p>
+    <w:p>
+      <w:pPr>
+        <w:widowControl w:val="0"/>
+        <w:numPr>
+          <w:ilvl w:val="0"/>
+          <w:numId w:val="19"/>
+        </w:numPr>
+        <w:spacing w:after="0" w:line="275.9999942779541" w:lineRule="auto"/>
+        <w:ind w:left="465" w:hanging="360"/>
+        <w:rPr>
+          <w:sz w:val="22"/>
+          <w:szCs w:val="22"/>
+        </w:rPr>
+      </w:pPr>
+      <w:r>
+        <w:rPr>
+          <w:rFonts w:ascii="Google Sans" w:cs="Google Sans" w:eastAsia="Google Sans" w:hAnsi="Google Sans"/>
+          <w:b w:val="1"/>
+          <w:bCs w:val="1"/>
+          <w:color w:val="1b1c1d"/>
+          <w:rtl w:val="0"/>
+        </w:rPr>
+        <w:t xml:space="preserve">FCA Contexts for Relational Analysis:</w:t>
+      </w:r>
+      <w:r>
+        <w:rPr>
+          <w:rFonts w:ascii="Google Sans" w:cs="Google Sans" w:eastAsia="Google Sans" w:hAnsi="Google Sans"/>
+          <w:color w:val="1b1c1d"/>
+          <w:rtl w:val="0"/>
+        </w:rPr>
+        <w:t xml:space="preserve"> We use three types of FCA contexts to analyze relationships from different perspectives:</w:t>
+      </w:r>
+      <w:r>
+        <w:rPr>
+          <w:rtl w:val="0"/>
+        </w:rPr>
+      </w:r>
+    </w:p>
+    <w:p>
+      <w:pPr>
+        <w:widowControl w:val="0"/>
+        <w:numPr>
+          <w:ilvl w:val="1"/>
+          <w:numId w:val="31"/>
+        </w:numPr>
+        <w:spacing w:after="0" w:line="275.9999942779541" w:lineRule="auto"/>
+        <w:ind w:left="885" w:hanging="360"/>
+        <w:rPr>
+          <w:sz w:val="22"/>
+          <w:szCs w:val="22"/>
+        </w:rPr>
+      </w:pPr>
+      <w:r>
+        <w:rPr>
+          <w:rFonts w:ascii="Google Sans" w:cs="Google Sans" w:eastAsia="Google Sans" w:hAnsi="Google Sans"/>
+          <w:b w:val="1"/>
+          <w:bCs w:val="1"/>
+          <w:color w:val="1b1c1d"/>
+          <w:rtl w:val="0"/>
+        </w:rPr>
+        <w:t xml:space="preserve">Predicate-as-Context:</w:t>
+      </w:r>
+      <w:r>
+        <w:rPr>
+          <w:rFonts w:ascii="Google Sans" w:cs="Google Sans" w:eastAsia="Google Sans" w:hAnsi="Google Sans"/>
+          <w:color w:val="1b1c1d"/>
+          <w:rtl w:val="0"/>
+        </w:rPr>
+        <w:t xml:space="preserve"> (G: Subjects, M: Objects, I: relation). This context reveals which types of subjects relate to which types of objects for a given predicate.</w:t>
+      </w:r>
+      <w:r>
+        <w:rPr>
+          <w:rtl w:val="0"/>
+        </w:rPr>
+      </w:r>
+    </w:p>
+    <w:p>
+      <w:pPr>
+        <w:widowControl w:val="0"/>
+        <w:numPr>
+          <w:ilvl w:val="1"/>
+          <w:numId w:val="31"/>
+        </w:numPr>
+        <w:spacing w:after="0" w:before="0" w:line="275.9999942779541" w:lineRule="auto"/>
+        <w:ind w:left="885" w:hanging="360"/>
+        <w:rPr>
+          <w:sz w:val="22"/>
+          <w:szCs w:val="22"/>
+        </w:rPr>
+      </w:pPr>
+      <w:r>
+        <w:rPr>
+          <w:rFonts w:ascii="Google Sans" w:cs="Google Sans" w:eastAsia="Google Sans" w:hAnsi="Google Sans"/>
+          <w:b w:val="1"/>
+          <w:bCs w:val="1"/>
+          <w:color w:val="1b1c1d"/>
+          <w:rtl w:val="0"/>
+        </w:rPr>
+        <w:t xml:space="preserve">Subject-as-Context:</w:t>
+      </w:r>
+      <w:r>
+        <w:rPr>
+          <w:rFonts w:ascii="Google Sans" w:cs="Google Sans" w:eastAsia="Google Sans" w:hAnsi="Google Sans"/>
+          <w:color w:val="1b1c1d"/>
+          <w:rtl w:val="0"/>
+        </w:rPr>
+        <w:t xml:space="preserve"> (G: Predicates, M: Objects, I: relation). This reveals all the relationships and objects associated with a given subject, defining its role.</w:t>
+      </w:r>
+      <w:r>
+        <w:rPr>
+          <w:rtl w:val="0"/>
+        </w:rPr>
+      </w:r>
+    </w:p>
+    <w:p>
+      <w:pPr>
+        <w:widowControl w:val="0"/>
+        <w:numPr>
+          <w:ilvl w:val="1"/>
+          <w:numId w:val="31"/>
+        </w:numPr>
+        <w:spacing w:after="0" w:before="0" w:line="275.9999942779541" w:lineRule="auto"/>
+        <w:ind w:left="885" w:hanging="360"/>
+        <w:rPr>
+          <w:sz w:val="22"/>
+          <w:szCs w:val="22"/>
+        </w:rPr>
+      </w:pPr>
+      <w:r>
+        <w:rPr>
+          <w:rFonts w:ascii="Google Sans" w:cs="Google Sans" w:eastAsia="Google Sans" w:hAnsi="Google Sans"/>
+          <w:b w:val="1"/>
+          <w:bCs w:val="1"/>
+          <w:color w:val="1b1c1d"/>
+          <w:rtl w:val="0"/>
+        </w:rPr>
+        <w:t xml:space="preserve">Object-as-Context:</w:t>
+      </w:r>
+      <w:r>
+        <w:rPr>
+          <w:rFonts w:ascii="Google Sans" w:cs="Google Sans" w:eastAsia="Google Sans" w:hAnsi="Google Sans"/>
+          <w:color w:val="1b1c1d"/>
+          <w:rtl w:val="0"/>
+        </w:rPr>
+        <w:t xml:space="preserve"> (G: Subjects, M: Predicates, I: relation). This reveals all the subjects and actions that affect a given object.</w:t>
+      </w:r>
+      <w:r>
+        <w:rPr>
+          <w:rtl w:val="0"/>
+        </w:rPr>
+      </w:r>
+    </w:p>
+    <w:p>
+      <w:pPr>
+        <w:widowControl w:val="0"/>
+        <w:numPr>
+          <w:ilvl w:val="0"/>
+          <w:numId w:val="19"/>
+        </w:numPr>
+        <w:spacing w:after="0" w:before="0" w:line="275.9999942779541" w:lineRule="auto"/>
+        <w:ind w:left="465" w:hanging="360"/>
+        <w:rPr>
+          <w:sz w:val="22"/>
+          <w:szCs w:val="22"/>
+        </w:rPr>
+      </w:pPr>
+      <w:r>
+        <w:rPr>
+          <w:rFonts w:ascii="Google Sans" w:cs="Google Sans" w:eastAsia="Google Sans" w:hAnsi="Google Sans"/>
+          <w:b w:val="1"/>
+          <w:bCs w:val="1"/>
+          <w:color w:val="1b1c1d"/>
+          <w:rtl w:val="0"/>
+        </w:rPr>
+        <w:t xml:space="preserve">Algorithm: Inferring Relational Schema:</w:t>
+      </w:r>
+      <w:r>
+        <w:rPr>
+          <w:rtl w:val="0"/>
+        </w:rPr>
+      </w:r>
+    </w:p>
+    <w:p>
+      <w:pPr>
+        <w:widowControl w:val="0"/>
+        <w:numPr>
+          <w:ilvl w:val="1"/>
+          <w:numId w:val="17"/>
+        </w:numPr>
+        <w:spacing w:after="0" w:line="275.9999942779541" w:lineRule="auto"/>
+        <w:ind w:left="885" w:hanging="360"/>
+        <w:rPr>
+          <w:sz w:val="22"/>
+          <w:szCs w:val="22"/>
+        </w:rPr>
+      </w:pPr>
+      <w:r>
+        <w:rPr>
+          <w:rFonts w:ascii="Google Sans" w:cs="Google Sans" w:eastAsia="Google Sans" w:hAnsi="Google Sans"/>
+          <w:b w:val="1"/>
+          <w:bCs w:val="1"/>
+          <w:color w:val="1b1c1d"/>
+          <w:rtl w:val="0"/>
+        </w:rPr>
+        <w:t xml:space="preserve">Select Context:</w:t>
+      </w:r>
+      <w:r>
+        <w:rPr>
+          <w:rFonts w:ascii="Google Sans" w:cs="Google Sans" w:eastAsia="Google Sans" w:hAnsi="Google Sans"/>
+          <w:color w:val="1b1c1d"/>
+          <w:rtl w:val="0"/>
+        </w:rPr>
+        <w:t xml:space="preserve"> For a given predicate P (e.g., :worksOn), the Alignment Service constructs the Predicate-as-Context.</w:t>
+      </w:r>
+      <w:r>
+        <w:rPr>
+          <w:rtl w:val="0"/>
+        </w:rPr>
+      </w:r>
+    </w:p>
+    <w:p>
+      <w:pPr>
+        <w:widowControl w:val="0"/>
+        <w:numPr>
+          <w:ilvl w:val="1"/>
+          <w:numId w:val="17"/>
+        </w:numPr>
+        <w:spacing w:after="0" w:before="0" w:line="275.9999942779541" w:lineRule="auto"/>
+        <w:ind w:left="885" w:hanging="360"/>
+        <w:rPr>
+          <w:sz w:val="22"/>
+          <w:szCs w:val="22"/>
+        </w:rPr>
+      </w:pPr>
+      <w:r>
+        <w:rPr>
+          <w:rFonts w:ascii="Google Sans" w:cs="Google Sans" w:eastAsia="Google Sans" w:hAnsi="Google Sans"/>
+          <w:b w:val="1"/>
+          <w:bCs w:val="1"/>
+          <w:color w:val="1b1c1d"/>
+          <w:rtl w:val="0"/>
+        </w:rPr>
+        <w:t xml:space="preserve">Build Lattice:</w:t>
+      </w:r>
+      <w:r>
+        <w:rPr>
+          <w:rFonts w:ascii="Google Sans" w:cs="Google Sans" w:eastAsia="Google Sans" w:hAnsi="Google Sans"/>
+          <w:color w:val="1b1c1d"/>
+          <w:rtl w:val="0"/>
+        </w:rPr>
+        <w:t xml:space="preserve"> It uses an FCA library (e.g., fcalib) to compute the concept lattice from this context.</w:t>
+      </w:r>
+      <w:r>
+        <w:rPr>
+          <w:rtl w:val="0"/>
+        </w:rPr>
+      </w:r>
+    </w:p>
+    <w:p>
+      <w:pPr>
+        <w:widowControl w:val="0"/>
+        <w:numPr>
+          <w:ilvl w:val="1"/>
+          <w:numId w:val="17"/>
+        </w:numPr>
+        <w:spacing w:after="0" w:before="0" w:line="275.9999942779541" w:lineRule="auto"/>
+        <w:ind w:left="885" w:hanging="360"/>
+        <w:rPr>
+          <w:sz w:val="22"/>
+          <w:szCs w:val="22"/>
+        </w:rPr>
+      </w:pPr>
+      <w:r>
+        <w:rPr>
+          <w:rFonts w:ascii="Google Sans" w:cs="Google Sans" w:eastAsia="Google Sans" w:hAnsi="Google Sans"/>
+          <w:b w:val="1"/>
+          <w:bCs w:val="1"/>
+          <w:color w:val="1b1c1d"/>
+          <w:rtl w:val="0"/>
+        </w:rPr>
+        <w:t xml:space="preserve">Identify Formal Concepts:</w:t>
+      </w:r>
+      <w:r>
+        <w:rPr>
+          <w:rFonts w:ascii="Google Sans" w:cs="Google Sans" w:eastAsia="Google Sans" w:hAnsi="Google Sans"/>
+          <w:color w:val="1b1c1d"/>
+          <w:rtl w:val="0"/>
+        </w:rPr>
+        <w:t xml:space="preserve"> Each node in the lattice is a formal concept (A, B), where A is a set of subjects (the "extent") and B is the set of objects they all share (the "intent").</w:t>
+      </w:r>
+      <w:r>
+        <w:rPr>
+          <w:rtl w:val="0"/>
+        </w:rPr>
+      </w:r>
+    </w:p>
+    <w:p>
+      <w:pPr>
+        <w:widowControl w:val="0"/>
+        <w:numPr>
+          <w:ilvl w:val="1"/>
+          <w:numId w:val="17"/>
+        </w:numPr>
+        <w:spacing w:after="120" w:before="0" w:line="275.9999942779541" w:lineRule="auto"/>
+        <w:ind w:left="885" w:hanging="360"/>
+        <w:rPr>
+          <w:sz w:val="22"/>
+          <w:szCs w:val="22"/>
+        </w:rPr>
+      </w:pPr>
+      <w:r>
+        <w:rPr>
+          <w:rFonts w:ascii="Google Sans" w:cs="Google Sans" w:eastAsia="Google Sans" w:hAnsi="Google Sans"/>
+          <w:color w:val="1b1c1d"/>
+          <w:rtl w:val="0"/>
+        </w:rPr>
+        <w:t xml:space="preserve">Materialize Schema: Each formal concept represents an inferred relational schema or "upper concept". The system creates a new RDF class for this concept. For a concept where the extent is {dev1, dev2} (both :Developers) and the intent is {projA, projB} (both :Projects), the system can materialize a schema:</w:t>
+      </w:r>
+      <w:r>
+        <w:rPr>
+          <w:rtl w:val="0"/>
+        </w:rPr>
+        <w:br w:type="textWrapping"/>
+      </w:r>
+      <w:r>
+        <w:rPr>
+          <w:rFonts w:ascii="Google Sans" w:cs="Google Sans" w:eastAsia="Google Sans" w:hAnsi="Google Sans"/>
+          <w:color w:val="1b1c1d"/>
+          <w:rtl w:val="0"/>
+        </w:rPr>
+        <w:t xml:space="preserve">:DeveloperWorksOnProject a rdfs:Class, :RelationalSchema ;</w:t>
+      </w:r>
+      <w:r>
+        <w:rPr>
+          <w:rtl w:val="0"/>
+        </w:rPr>
+        <w:br w:type="textWrapping"/>
+      </w:r>
+      <w:r>
+        <w:rPr>
+          <w:rFonts w:ascii="Google Sans" w:cs="Google Sans" w:eastAsia="Google Sans" w:hAnsi="Google Sans"/>
+          <w:color w:val="1b1c1d"/>
+          <w:rtl w:val="0"/>
+        </w:rPr>
+        <w:t xml:space="preserve">:hasDomain :Developer ;</w:t>
+      </w:r>
+      <w:r>
+        <w:rPr>
+          <w:rtl w:val="0"/>
+        </w:rPr>
+        <w:br w:type="textWrapping"/>
+      </w:r>
+      <w:r>
+        <w:rPr>
+          <w:rFonts w:ascii="Google Sans" w:cs="Google Sans" w:eastAsia="Google Sans" w:hAnsi="Google Sans"/>
+          <w:color w:val="1b1c1d"/>
+          <w:rtl w:val="0"/>
+        </w:rPr>
+        <w:t xml:space="preserve">:hasRange :Project .</w:t>
+      </w:r>
+      <w:r>
+        <w:rPr>
+          <w:rtl w:val="0"/>
+        </w:rPr>
+      </w:r>
+    </w:p>
+    <w:p>
+      <w:pPr>
+        <w:pStyle w:val="Heading3"/>
+        <w:keepNext w:val="0"/>
+        <w:keepLines w:val="0"/>
+        <w:widowControl w:val="0"/>
+        <w:spacing w:after="120" w:before="120" w:line="275.9999942779541" w:lineRule="auto"/>
+        <w:rPr>
+          <w:rFonts w:ascii="Google Sans" w:cs="Google Sans" w:eastAsia="Google Sans" w:hAnsi="Google Sans"/>
+          <w:b w:val="1"/>
+          <w:bCs w:val="1"/>
+          <w:color w:val="1b1c1d"/>
+        </w:rPr>
+      </w:pPr>
+      <w:r>
+        <w:rPr>
+          <w:rFonts w:ascii="Google Sans" w:cs="Google Sans" w:eastAsia="Google Sans" w:hAnsi="Google Sans"/>
+          <w:b w:val="1"/>
+          <w:bCs w:val="1"/>
+          <w:color w:val="1b1c1d"/>
+          <w:rtl w:val="0"/>
+        </w:rPr>
+        <w:t xml:space="preserve">Relational Context Vectors</w:t>
+      </w:r>
+    </w:p>
+    <w:p>
+      <w:pPr>
+        <w:widowControl w:val="0"/>
+        <w:spacing w:after="120" w:line="275.9999942779541" w:lineRule="auto"/>
+        <w:rPr>
+          <w:rFonts w:ascii="Google Sans" w:cs="Google Sans" w:eastAsia="Google Sans" w:hAnsi="Google Sans"/>
+          <w:color w:val="1b1c1d"/>
+        </w:rPr>
+      </w:pPr>
+      <w:r>
+        <w:rPr>
+          <w:rFonts w:ascii="Google Sans" w:cs="Google Sans" w:eastAsia="Google Sans" w:hAnsi="Google Sans"/>
+          <w:color w:val="1b1c1d"/>
+          <w:rtl w:val="0"/>
+        </w:rPr>
+        <w:t xml:space="preserve">The core of this approach is the Relational Context Vector (RCV). For any given statement (a reified triple), we compute a vector of three BigInteger values, (S, P, O). Each component is a CPPE calculated from one of the three FCA context perspectives, providing a holistic numerical signature of the statement's role in the graph.</w:t>
+      </w:r>
+    </w:p>
+    <w:p>
+      <w:pPr>
+        <w:widowControl w:val="0"/>
+        <w:numPr>
+          <w:ilvl w:val="0"/>
+          <w:numId w:val="8"/>
+        </w:numPr>
+        <w:spacing w:after="0" w:line="275.9999942779541" w:lineRule="auto"/>
+        <w:ind w:left="465" w:hanging="360"/>
+        <w:rPr>
+          <w:sz w:val="22"/>
+          <w:szCs w:val="22"/>
+        </w:rPr>
+      </w:pPr>
+      <w:r>
+        <w:rPr>
+          <w:rFonts w:ascii="Google Sans" w:cs="Google Sans" w:eastAsia="Google Sans" w:hAnsi="Google Sans"/>
           <w:b w:val="1"/>
           <w:bCs w:val="1"/>
           <w:color w:val="1b1c1d"/>
@@ -939,11 +1039,1035 @@
       </w:r>
       <w:r>
         <w:rPr>
-          <w:rFonts w:ascii="Google Sans Text" w:cs="Google Sans Text" w:eastAsia="Google Sans Text" w:hAnsi="Google Sans Text"/>
+          <w:rFonts w:ascii="Google Sans" w:cs="Google Sans" w:eastAsia="Google Sans" w:hAnsi="Google Sans"/>
           <w:color w:val="1b1c1d"/>
           <w:rtl w:val="0"/>
         </w:rPr>
         <w:t xml:space="preserve"> RCV(statement) = (S, P, O)</w:t>
+      </w:r>
+      <w:r>
+        <w:rPr>
+          <w:rtl w:val="0"/>
+        </w:rPr>
+      </w:r>
+    </w:p>
+    <w:p>
+      <w:pPr>
+        <w:widowControl w:val="0"/>
+        <w:numPr>
+          <w:ilvl w:val="1"/>
+          <w:numId w:val="4"/>
+        </w:numPr>
+        <w:spacing w:after="0" w:line="275.9999942779541" w:lineRule="auto"/>
+        <w:ind w:left="870" w:hanging="360"/>
+        <w:rPr>
+          <w:sz w:val="22"/>
+          <w:szCs w:val="22"/>
+        </w:rPr>
+      </w:pPr>
+      <w:r>
+        <w:rPr>
+          <w:rFonts w:ascii="Google Sans" w:cs="Google Sans" w:eastAsia="Google Sans" w:hAnsi="Google Sans"/>
+          <w:b w:val="1"/>
+          <w:bCs w:val="1"/>
+          <w:color w:val="1b1c1d"/>
+          <w:rtl w:val="0"/>
+        </w:rPr>
+        <w:t xml:space="preserve">S (Subject Context Embedding):</w:t>
+      </w:r>
+      <w:r>
+        <w:rPr>
+          <w:rFonts w:ascii="Google Sans" w:cs="Google Sans" w:eastAsia="Google Sans" w:hAnsi="Google Sans"/>
+          <w:color w:val="1b1c1d"/>
+          <w:rtl w:val="0"/>
+        </w:rPr>
+        <w:t xml:space="preserve"> The CPPE of the statement's subject from the Subject-as-Context perspective. This number encodes everything the subject does. S = calculateCPPE(statement.subject, SubjectAsContext)</w:t>
+      </w:r>
+      <w:r>
+        <w:rPr>
+          <w:rtl w:val="0"/>
+        </w:rPr>
+      </w:r>
+    </w:p>
+    <w:p>
+      <w:pPr>
+        <w:widowControl w:val="0"/>
+        <w:numPr>
+          <w:ilvl w:val="1"/>
+          <w:numId w:val="4"/>
+        </w:numPr>
+        <w:spacing w:after="0" w:before="0" w:line="275.9999942779541" w:lineRule="auto"/>
+        <w:ind w:left="870" w:hanging="360"/>
+        <w:rPr>
+          <w:sz w:val="22"/>
+          <w:szCs w:val="22"/>
+        </w:rPr>
+      </w:pPr>
+      <w:r>
+        <w:rPr>
+          <w:rFonts w:ascii="Google Sans" w:cs="Google Sans" w:eastAsia="Google Sans" w:hAnsi="Google Sans"/>
+          <w:b w:val="1"/>
+          <w:bCs w:val="1"/>
+          <w:color w:val="1b1c1d"/>
+          <w:rtl w:val="0"/>
+        </w:rPr>
+        <w:t xml:space="preserve">P (Predicate Context Embedding):</w:t>
+      </w:r>
+      <w:r>
+        <w:rPr>
+          <w:rFonts w:ascii="Google Sans" w:cs="Google Sans" w:eastAsia="Google Sans" w:hAnsi="Google Sans"/>
+          <w:color w:val="1b1c1d"/>
+          <w:rtl w:val="0"/>
+        </w:rPr>
+        <w:t xml:space="preserve"> The CPPE of the statement's predicate from the Predicate-as-Context perspective. This number encodes every subject-object pair the predicate connects. P = calculateCPPE(statement.predicate, PredicateAsContext)</w:t>
+      </w:r>
+      <w:r>
+        <w:rPr>
+          <w:rtl w:val="0"/>
+        </w:rPr>
+      </w:r>
+    </w:p>
+    <w:p>
+      <w:pPr>
+        <w:widowControl w:val="0"/>
+        <w:numPr>
+          <w:ilvl w:val="1"/>
+          <w:numId w:val="4"/>
+        </w:numPr>
+        <w:spacing w:after="0" w:before="0" w:line="275.9999942779541" w:lineRule="auto"/>
+        <w:ind w:left="870" w:hanging="360"/>
+        <w:rPr>
+          <w:sz w:val="22"/>
+          <w:szCs w:val="22"/>
+        </w:rPr>
+      </w:pPr>
+      <w:r>
+        <w:rPr>
+          <w:rFonts w:ascii="Google Sans" w:cs="Google Sans" w:eastAsia="Google Sans" w:hAnsi="Google Sans"/>
+          <w:b w:val="1"/>
+          <w:bCs w:val="1"/>
+          <w:color w:val="1b1c1d"/>
+          <w:rtl w:val="0"/>
+        </w:rPr>
+        <w:t xml:space="preserve">O (Object Context Embedding):</w:t>
+      </w:r>
+      <w:r>
+        <w:rPr>
+          <w:rFonts w:ascii="Google Sans" w:cs="Google Sans" w:eastAsia="Google Sans" w:hAnsi="Google Sans"/>
+          <w:color w:val="1b1c1d"/>
+          <w:rtl w:val="0"/>
+        </w:rPr>
+        <w:t xml:space="preserve"> The CPPE of the statement's object from the Object-as-Context perspective. This number encodes everything that happens to the object. O = calculateCPPE(statement.object, ObjectAsContext)</w:t>
+      </w:r>
+      <w:r>
+        <w:rPr>
+          <w:rtl w:val="0"/>
+        </w:rPr>
+      </w:r>
+    </w:p>
+    <w:p>
+      <w:pPr>
+        <w:widowControl w:val="0"/>
+        <w:numPr>
+          <w:ilvl w:val="0"/>
+          <w:numId w:val="8"/>
+        </w:numPr>
+        <w:spacing w:after="120" w:before="0" w:line="275.9999942779541" w:lineRule="auto"/>
+        <w:ind w:left="465" w:hanging="360"/>
+        <w:rPr>
+          <w:sz w:val="22"/>
+          <w:szCs w:val="22"/>
+        </w:rPr>
+      </w:pPr>
+      <w:r>
+        <w:rPr>
+          <w:rFonts w:ascii="Google Sans" w:cs="Google Sans" w:eastAsia="Google Sans" w:hAnsi="Google Sans"/>
+          <w:b w:val="1"/>
+          <w:bCs w:val="1"/>
+          <w:color w:val="1b1c1d"/>
+          <w:rtl w:val="0"/>
+        </w:rPr>
+        <w:t xml:space="preserve">Implementation:</w:t>
+      </w:r>
+      <w:r>
+        <w:rPr>
+          <w:rFonts w:ascii="Google Sans" w:cs="Google Sans" w:eastAsia="Google Sans" w:hAnsi="Google Sans"/>
+          <w:color w:val="1b1c1d"/>
+          <w:rtl w:val="0"/>
+        </w:rPr>
+        <w:t xml:space="preserve"> A Java record RCV(BigInteger s, BigInteger p, BigInteger o). The Index Service is responsible for calculating and caching the RCV for every reified statement in the graph.</w:t>
+      </w:r>
+      <w:r>
+        <w:rPr>
+          <w:rtl w:val="0"/>
+        </w:rPr>
+      </w:r>
+    </w:p>
+    <w:p>
+      <w:pPr>
+        <w:pStyle w:val="Heading3"/>
+        <w:keepNext w:val="0"/>
+        <w:keepLines w:val="0"/>
+        <w:widowControl w:val="0"/>
+        <w:spacing w:after="120" w:before="120" w:line="275.9999942779541" w:lineRule="auto"/>
+        <w:rPr>
+          <w:rFonts w:ascii="Google Sans" w:cs="Google Sans" w:eastAsia="Google Sans" w:hAnsi="Google Sans"/>
+          <w:b w:val="1"/>
+          <w:bCs w:val="1"/>
+          <w:color w:val="1b1c1d"/>
+        </w:rPr>
+      </w:pPr>
+      <w:r>
+        <w:rPr>
+          <w:rFonts w:ascii="Google Sans" w:cs="Google Sans" w:eastAsia="Google Sans" w:hAnsi="Google Sans"/>
+          <w:b w:val="1"/>
+          <w:bCs w:val="1"/>
+          <w:color w:val="1b1c1d"/>
+          <w:rtl w:val="0"/>
+        </w:rPr>
+        <w:t xml:space="preserve">Schema Archetypes</w:t>
+      </w:r>
+    </w:p>
+    <w:p>
+      <w:pPr>
+        <w:widowControl w:val="0"/>
+        <w:spacing w:after="120" w:line="275.9999942779541" w:lineRule="auto"/>
+        <w:rPr>
+          <w:rFonts w:ascii="Google Sans" w:cs="Google Sans" w:eastAsia="Google Sans" w:hAnsi="Google Sans"/>
+          <w:color w:val="1b1c1d"/>
+        </w:rPr>
+      </w:pPr>
+      <w:r>
+        <w:rPr>
+          <w:rFonts w:ascii="Google Sans" w:cs="Google Sans" w:eastAsia="Google Sans" w:hAnsi="Google Sans"/>
+          <w:color w:val="1b1c1d"/>
+          <w:rtl w:val="0"/>
+        </w:rPr>
+        <w:t xml:space="preserve">This dual representation is key to performing inference.</w:t>
+      </w:r>
+    </w:p>
+    <w:p>
+      <w:pPr>
+        <w:widowControl w:val="0"/>
+        <w:numPr>
+          <w:ilvl w:val="0"/>
+          <w:numId w:val="10"/>
+        </w:numPr>
+        <w:spacing w:after="0" w:line="275.9999942779541" w:lineRule="auto"/>
+        <w:ind w:left="465" w:hanging="360"/>
+        <w:rPr>
+          <w:sz w:val="22"/>
+          <w:szCs w:val="22"/>
+        </w:rPr>
+      </w:pPr>
+      <w:r>
+        <w:rPr>
+          <w:rFonts w:ascii="Google Sans" w:cs="Google Sans" w:eastAsia="Google Sans" w:hAnsi="Google Sans"/>
+          <w:b w:val="1"/>
+          <w:bCs w:val="1"/>
+          <w:color w:val="1b1c1d"/>
+          <w:rtl w:val="0"/>
+        </w:rPr>
+        <w:t xml:space="preserve">Instance RCV:</w:t>
+      </w:r>
+      <w:r>
+        <w:rPr>
+          <w:rFonts w:ascii="Google Sans" w:cs="Google Sans" w:eastAsia="Google Sans" w:hAnsi="Google Sans"/>
+          <w:color w:val="1b1c1d"/>
+          <w:rtl w:val="0"/>
+        </w:rPr>
+        <w:t xml:space="preserve"> The RCV calculated for a specific, concrete statement (e.g., stmt_123: (dev:Alice, :worksOn, proj:Orion)) is its unique numerical signature. It represents a single data point.</w:t>
+      </w:r>
+      <w:r>
+        <w:rPr>
+          <w:rtl w:val="0"/>
+        </w:rPr>
+      </w:r>
+    </w:p>
+    <w:p>
+      <w:pPr>
+        <w:widowControl w:val="0"/>
+        <w:numPr>
+          <w:ilvl w:val="0"/>
+          <w:numId w:val="10"/>
+        </w:numPr>
+        <w:spacing w:after="0" w:before="0" w:line="275.9999942779541" w:lineRule="auto"/>
+        <w:ind w:left="465" w:hanging="360"/>
+        <w:rPr>
+          <w:sz w:val="22"/>
+          <w:szCs w:val="22"/>
+        </w:rPr>
+      </w:pPr>
+      <w:r>
+        <w:rPr>
+          <w:rFonts w:ascii="Google Sans" w:cs="Google Sans" w:eastAsia="Google Sans" w:hAnsi="Google Sans"/>
+          <w:b w:val="1"/>
+          <w:bCs w:val="1"/>
+          <w:color w:val="1b1c1d"/>
+          <w:rtl w:val="0"/>
+        </w:rPr>
+        <w:t xml:space="preserve">Schema RCV (Archetype):</w:t>
+      </w:r>
+      <w:r>
+        <w:rPr>
+          <w:rFonts w:ascii="Google Sans" w:cs="Google Sans" w:eastAsia="Google Sans" w:hAnsi="Google Sans"/>
+          <w:color w:val="1b1c1d"/>
+          <w:rtl w:val="0"/>
+        </w:rPr>
+        <w:t xml:space="preserve"> The RCV for a relational schema (e.g., the :DeveloperWorksOnProject schema) is an "archetype" vector. It is calculated by finding the Least Common Multiple (LCM) of the corresponding components of all instance RCVs that belong to that schema.</w:t>
+      </w:r>
+      <w:r>
+        <w:rPr>
+          <w:rtl w:val="0"/>
+        </w:rPr>
+      </w:r>
+    </w:p>
+    <w:p>
+      <w:pPr>
+        <w:widowControl w:val="0"/>
+        <w:numPr>
+          <w:ilvl w:val="1"/>
+          <w:numId w:val="7"/>
+        </w:numPr>
+        <w:spacing w:after="0" w:line="275.9999942779541" w:lineRule="auto"/>
+        <w:ind w:left="870" w:hanging="360"/>
+        <w:rPr>
+          <w:sz w:val="22"/>
+          <w:szCs w:val="22"/>
+        </w:rPr>
+      </w:pPr>
+      <w:r>
+        <w:rPr>
+          <w:rFonts w:ascii="Google Sans" w:cs="Google Sans" w:eastAsia="Google Sans" w:hAnsi="Google Sans"/>
+          <w:b w:val="1"/>
+          <w:bCs w:val="1"/>
+          <w:color w:val="1b1c1d"/>
+          <w:rtl w:val="0"/>
+        </w:rPr>
+        <w:t xml:space="preserve">Algorithm: calculateSchemaRCV(schemaURI)</w:t>
+      </w:r>
+      <w:r>
+        <w:rPr>
+          <w:rtl w:val="0"/>
+        </w:rPr>
+      </w:r>
+    </w:p>
+    <w:p>
+      <w:pPr>
+        <w:widowControl w:val="0"/>
+        <w:numPr>
+          <w:ilvl w:val="2"/>
+          <w:numId w:val="27"/>
+        </w:numPr>
+        <w:spacing w:after="0" w:line="275.9999942779541" w:lineRule="auto"/>
+        <w:ind w:left="1290" w:hanging="360"/>
+        <w:rPr>
+          <w:sz w:val="22"/>
+          <w:szCs w:val="22"/>
+        </w:rPr>
+      </w:pPr>
+      <w:r>
+        <w:rPr>
+          <w:rFonts w:ascii="Google Sans" w:cs="Google Sans" w:eastAsia="Google Sans" w:hAnsi="Google Sans"/>
+          <w:color w:val="1b1c1d"/>
+          <w:rtl w:val="0"/>
+        </w:rPr>
+        <w:t xml:space="preserve">Find all instance statements s_i where s_i rdf:type schemaURI.</w:t>
+      </w:r>
+      <w:r>
+        <w:rPr>
+          <w:rtl w:val="0"/>
+        </w:rPr>
+      </w:r>
+    </w:p>
+    <w:p>
+      <w:pPr>
+        <w:widowControl w:val="0"/>
+        <w:numPr>
+          <w:ilvl w:val="2"/>
+          <w:numId w:val="27"/>
+        </w:numPr>
+        <w:spacing w:after="0" w:before="0" w:line="275.9999942779541" w:lineRule="auto"/>
+        <w:ind w:left="1290" w:hanging="360"/>
+        <w:rPr>
+          <w:sz w:val="22"/>
+          <w:szCs w:val="22"/>
+        </w:rPr>
+      </w:pPr>
+      <w:r>
+        <w:rPr>
+          <w:rFonts w:ascii="Google Sans" w:cs="Google Sans" w:eastAsia="Google Sans" w:hAnsi="Google Sans"/>
+          <w:color w:val="1b1c1d"/>
+          <w:rtl w:val="0"/>
+        </w:rPr>
+        <w:t xml:space="preserve">For each instance s_i, retrieve its cached RCV_i = (S_i, P_i, O_i).</w:t>
+      </w:r>
+      <w:r>
+        <w:rPr>
+          <w:rtl w:val="0"/>
+        </w:rPr>
+      </w:r>
+    </w:p>
+    <w:p>
+      <w:pPr>
+        <w:widowControl w:val="0"/>
+        <w:numPr>
+          <w:ilvl w:val="2"/>
+          <w:numId w:val="27"/>
+        </w:numPr>
+        <w:spacing w:after="0" w:before="0" w:line="275.9999942779541" w:lineRule="auto"/>
+        <w:ind w:left="1290" w:hanging="360"/>
+        <w:rPr>
+          <w:sz w:val="22"/>
+          <w:szCs w:val="22"/>
+        </w:rPr>
+      </w:pPr>
+      <w:r>
+        <w:rPr>
+          <w:rFonts w:ascii="Google Sans" w:cs="Google Sans" w:eastAsia="Google Sans" w:hAnsi="Google Sans"/>
+          <w:color w:val="1b1c1d"/>
+          <w:rtl w:val="0"/>
+        </w:rPr>
+        <w:t xml:space="preserve">Calculate the schema RCV components:</w:t>
+      </w:r>
+      <w:r>
+        <w:rPr>
+          <w:rtl w:val="0"/>
+        </w:rPr>
+      </w:r>
+    </w:p>
+    <w:p>
+      <w:pPr>
+        <w:widowControl w:val="0"/>
+        <w:numPr>
+          <w:ilvl w:val="3"/>
+          <w:numId w:val="18"/>
+        </w:numPr>
+        <w:spacing w:after="0" w:line="275.9999942779541" w:lineRule="auto"/>
+        <w:ind w:left="1695" w:hanging="360"/>
+        <w:rPr>
+          <w:sz w:val="22"/>
+          <w:szCs w:val="22"/>
+        </w:rPr>
+      </w:pPr>
+      <w:r>
+        <w:rPr>
+          <w:rFonts w:ascii="Google Sans" w:cs="Google Sans" w:eastAsia="Google Sans" w:hAnsi="Google Sans"/>
+          <w:color w:val="1b1c1d"/>
+          <w:rtl w:val="0"/>
+        </w:rPr>
+        <w:t xml:space="preserve">S_schema = LCM(S_1, S_2, ..., S_n)</w:t>
+      </w:r>
+      <w:r>
+        <w:rPr>
+          <w:rtl w:val="0"/>
+        </w:rPr>
+      </w:r>
+    </w:p>
+    <w:p>
+      <w:pPr>
+        <w:widowControl w:val="0"/>
+        <w:numPr>
+          <w:ilvl w:val="3"/>
+          <w:numId w:val="18"/>
+        </w:numPr>
+        <w:spacing w:after="0" w:before="0" w:line="275.9999942779541" w:lineRule="auto"/>
+        <w:ind w:left="1695" w:hanging="360"/>
+        <w:rPr>
+          <w:sz w:val="22"/>
+          <w:szCs w:val="22"/>
+        </w:rPr>
+      </w:pPr>
+      <w:r>
+        <w:rPr>
+          <w:rFonts w:ascii="Google Sans" w:cs="Google Sans" w:eastAsia="Google Sans" w:hAnsi="Google Sans"/>
+          <w:color w:val="1b1c1d"/>
+          <w:rtl w:val="0"/>
+        </w:rPr>
+        <w:t xml:space="preserve">P_schema = LCM(P_1, P_2, ..., P_n)</w:t>
+      </w:r>
+      <w:r>
+        <w:rPr>
+          <w:rtl w:val="0"/>
+        </w:rPr>
+      </w:r>
+    </w:p>
+    <w:p>
+      <w:pPr>
+        <w:widowControl w:val="0"/>
+        <w:numPr>
+          <w:ilvl w:val="3"/>
+          <w:numId w:val="18"/>
+        </w:numPr>
+        <w:spacing w:after="0" w:before="0" w:line="275.9999942779541" w:lineRule="auto"/>
+        <w:ind w:left="1695" w:hanging="360"/>
+        <w:rPr>
+          <w:sz w:val="22"/>
+          <w:szCs w:val="22"/>
+        </w:rPr>
+      </w:pPr>
+      <w:r>
+        <w:rPr>
+          <w:rFonts w:ascii="Google Sans" w:cs="Google Sans" w:eastAsia="Google Sans" w:hAnsi="Google Sans"/>
+          <w:color w:val="1b1c1d"/>
+          <w:rtl w:val="0"/>
+        </w:rPr>
+        <w:t xml:space="preserve">O_schema = LCM(O_1, O_2, ..., O_n)</w:t>
+      </w:r>
+      <w:r>
+        <w:rPr>
+          <w:rtl w:val="0"/>
+        </w:rPr>
+      </w:r>
+    </w:p>
+    <w:p>
+      <w:pPr>
+        <w:widowControl w:val="0"/>
+        <w:numPr>
+          <w:ilvl w:val="2"/>
+          <w:numId w:val="27"/>
+        </w:numPr>
+        <w:spacing w:after="120" w:before="0" w:line="275.9999942779541" w:lineRule="auto"/>
+        <w:ind w:left="1290" w:hanging="360"/>
+        <w:rPr>
+          <w:sz w:val="22"/>
+          <w:szCs w:val="22"/>
+        </w:rPr>
+      </w:pPr>
+      <w:r>
+        <w:rPr>
+          <w:rFonts w:ascii="Google Sans" w:cs="Google Sans" w:eastAsia="Google Sans" w:hAnsi="Google Sans"/>
+          <w:color w:val="1b1c1d"/>
+          <w:rtl w:val="0"/>
+        </w:rPr>
+        <w:t xml:space="preserve">The result (S_schema, P_schema, O_schema) is the numerical archetype for the schema. The LCM ensures that the schema's numerical signature is "divisible" by all of its instances.</w:t>
+      </w:r>
+      <w:r>
+        <w:rPr>
+          <w:rtl w:val="0"/>
+        </w:rPr>
+      </w:r>
+    </w:p>
+    <w:p>
+      <w:pPr>
+        <w:pStyle w:val="Heading3"/>
+        <w:keepNext w:val="0"/>
+        <w:keepLines w:val="0"/>
+        <w:widowControl w:val="0"/>
+        <w:spacing w:after="120" w:before="120" w:line="275.9999942779541" w:lineRule="auto"/>
+        <w:rPr>
+          <w:rFonts w:ascii="Google Sans" w:cs="Google Sans" w:eastAsia="Google Sans" w:hAnsi="Google Sans"/>
+          <w:b w:val="1"/>
+          <w:bCs w:val="1"/>
+          <w:color w:val="1b1c1d"/>
+        </w:rPr>
+      </w:pPr>
+      <w:r>
+        <w:rPr>
+          <w:rFonts w:ascii="Google Sans" w:cs="Google Sans" w:eastAsia="Google Sans" w:hAnsi="Google Sans"/>
+          <w:b w:val="1"/>
+          <w:bCs w:val="1"/>
+          <w:color w:val="1b1c1d"/>
+          <w:rtl w:val="0"/>
+        </w:rPr>
+        <w:t xml:space="preserve">Subsumption</w:t>
+      </w:r>
+    </w:p>
+    <w:p>
+      <w:pPr>
+        <w:widowControl w:val="0"/>
+        <w:spacing w:after="120" w:line="275.9999942779541" w:lineRule="auto"/>
+        <w:rPr>
+          <w:rFonts w:ascii="Google Sans" w:cs="Google Sans" w:eastAsia="Google Sans" w:hAnsi="Google Sans"/>
+          <w:b w:val="1"/>
+          <w:bCs w:val="1"/>
+          <w:color w:val="1b1c1d"/>
+        </w:rPr>
+      </w:pPr>
+      <w:r>
+        <w:rPr>
+          <w:rFonts w:ascii="Google Sans" w:cs="Google Sans" w:eastAsia="Google Sans" w:hAnsi="Google Sans"/>
+          <w:b w:val="1"/>
+          <w:bCs w:val="1"/>
+          <w:color w:val="1b1c1d"/>
+          <w:rtl w:val="0"/>
+        </w:rPr>
+        <w:t xml:space="preserve">Subsumption / Instance Checking (rdf:type):</w:t>
+      </w:r>
+    </w:p>
+    <w:p>
+      <w:pPr>
+        <w:widowControl w:val="0"/>
+        <w:numPr>
+          <w:ilvl w:val="0"/>
+          <w:numId w:val="22"/>
+        </w:numPr>
+        <w:spacing w:after="0" w:line="275.9999942779541" w:lineRule="auto"/>
+        <w:ind w:left="465" w:hanging="360"/>
+        <w:rPr>
+          <w:sz w:val="22"/>
+          <w:szCs w:val="22"/>
+        </w:rPr>
+      </w:pPr>
+      <w:r>
+        <w:rPr>
+          <w:rFonts w:ascii="Google Sans" w:cs="Google Sans" w:eastAsia="Google Sans" w:hAnsi="Google Sans"/>
+          <w:b w:val="1"/>
+          <w:bCs w:val="1"/>
+          <w:color w:val="1b1c1d"/>
+          <w:rtl w:val="0"/>
+        </w:rPr>
+        <w:t xml:space="preserve">Concept:</w:t>
+      </w:r>
+      <w:r>
+        <w:rPr>
+          <w:rFonts w:ascii="Google Sans" w:cs="Google Sans" w:eastAsia="Google Sans" w:hAnsi="Google Sans"/>
+          <w:color w:val="1b1c1d"/>
+          <w:rtl w:val="0"/>
+        </w:rPr>
+        <w:t xml:space="preserve"> An instance belongs to a schema if the instance's RCV "divides into" the schema's RCV.</w:t>
+      </w:r>
+      <w:r>
+        <w:rPr>
+          <w:rtl w:val="0"/>
+        </w:rPr>
+      </w:r>
+    </w:p>
+    <w:p>
+      <w:pPr>
+        <w:widowControl w:val="0"/>
+        <w:numPr>
+          <w:ilvl w:val="0"/>
+          <w:numId w:val="22"/>
+        </w:numPr>
+        <w:spacing w:after="0" w:before="0" w:line="275.9999942779541" w:lineRule="auto"/>
+        <w:ind w:left="465" w:hanging="360"/>
+        <w:rPr>
+          <w:sz w:val="22"/>
+          <w:szCs w:val="22"/>
+        </w:rPr>
+      </w:pPr>
+      <w:r>
+        <w:rPr>
+          <w:rFonts w:ascii="Google Sans" w:cs="Google Sans" w:eastAsia="Google Sans" w:hAnsi="Google Sans"/>
+          <w:b w:val="1"/>
+          <w:bCs w:val="1"/>
+          <w:color w:val="1b1c1d"/>
+          <w:rtl w:val="0"/>
+        </w:rPr>
+        <w:t xml:space="preserve">Algorithm: isInstanceOf(instanceRCV, schemaRCV)</w:t>
+      </w:r>
+      <w:r>
+        <w:rPr>
+          <w:rtl w:val="0"/>
+        </w:rPr>
+      </w:r>
+    </w:p>
+    <w:p>
+      <w:pPr>
+        <w:widowControl w:val="0"/>
+        <w:numPr>
+          <w:ilvl w:val="1"/>
+          <w:numId w:val="13"/>
+        </w:numPr>
+        <w:spacing w:after="0" w:line="275.9999942779541" w:lineRule="auto"/>
+        <w:ind w:left="885" w:hanging="360"/>
+        <w:rPr>
+          <w:sz w:val="22"/>
+          <w:szCs w:val="22"/>
+        </w:rPr>
+      </w:pPr>
+      <w:r>
+        <w:rPr>
+          <w:rFonts w:ascii="Google Sans" w:cs="Google Sans" w:eastAsia="Google Sans" w:hAnsi="Google Sans"/>
+          <w:color w:val="1b1c1d"/>
+          <w:rtl w:val="0"/>
+        </w:rPr>
+        <w:t xml:space="preserve">Perform a component-wise modulo operation.</w:t>
+      </w:r>
+      <w:r>
+        <w:rPr>
+          <w:rtl w:val="0"/>
+        </w:rPr>
+      </w:r>
+    </w:p>
+    <w:p>
+      <w:pPr>
+        <w:widowControl w:val="0"/>
+        <w:numPr>
+          <w:ilvl w:val="1"/>
+          <w:numId w:val="13"/>
+        </w:numPr>
+        <w:spacing w:after="0" w:before="0" w:line="275.9999942779541" w:lineRule="auto"/>
+        <w:ind w:left="885" w:hanging="360"/>
+        <w:rPr>
+          <w:sz w:val="22"/>
+          <w:szCs w:val="22"/>
+        </w:rPr>
+      </w:pPr>
+      <w:r>
+        <w:rPr>
+          <w:rFonts w:ascii="Google Sans" w:cs="Google Sans" w:eastAsia="Google Sans" w:hAnsi="Google Sans"/>
+          <w:color w:val="1b1c1d"/>
+          <w:rtl w:val="0"/>
+        </w:rPr>
+        <w:t xml:space="preserve">boolean isS = schemaRCV.s.mod(instanceRCV.s).equals(BigInteger.ZERO);</w:t>
+      </w:r>
+      <w:r>
+        <w:rPr>
+          <w:rtl w:val="0"/>
+        </w:rPr>
+      </w:r>
+    </w:p>
+    <w:p>
+      <w:pPr>
+        <w:widowControl w:val="0"/>
+        <w:numPr>
+          <w:ilvl w:val="1"/>
+          <w:numId w:val="13"/>
+        </w:numPr>
+        <w:spacing w:after="0" w:before="0" w:line="275.9999942779541" w:lineRule="auto"/>
+        <w:ind w:left="885" w:hanging="360"/>
+        <w:rPr>
+          <w:sz w:val="22"/>
+          <w:szCs w:val="22"/>
+        </w:rPr>
+      </w:pPr>
+      <w:r>
+        <w:rPr>
+          <w:rFonts w:ascii="Google Sans" w:cs="Google Sans" w:eastAsia="Google Sans" w:hAnsi="Google Sans"/>
+          <w:color w:val="1b1c1d"/>
+          <w:rtl w:val="0"/>
+        </w:rPr>
+        <w:t xml:space="preserve">boolean isP = schemaRCV.p.mod(instanceRCV.p).equals(BigInteger.ZERO);</w:t>
+      </w:r>
+      <w:r>
+        <w:rPr>
+          <w:rtl w:val="0"/>
+        </w:rPr>
+      </w:r>
+    </w:p>
+    <w:p>
+      <w:pPr>
+        <w:widowControl w:val="0"/>
+        <w:numPr>
+          <w:ilvl w:val="1"/>
+          <w:numId w:val="13"/>
+        </w:numPr>
+        <w:spacing w:after="0" w:before="0" w:line="275.9999942779541" w:lineRule="auto"/>
+        <w:ind w:left="885" w:hanging="360"/>
+        <w:rPr>
+          <w:sz w:val="22"/>
+          <w:szCs w:val="22"/>
+        </w:rPr>
+      </w:pPr>
+      <w:r>
+        <w:rPr>
+          <w:rFonts w:ascii="Google Sans" w:cs="Google Sans" w:eastAsia="Google Sans" w:hAnsi="Google Sans"/>
+          <w:color w:val="1b1c1d"/>
+          <w:rtl w:val="0"/>
+        </w:rPr>
+        <w:t xml:space="preserve">boolean isO = schemaRCV.o.mod(instanceRCV.o).equals(BigInteger.ZERO);</w:t>
+      </w:r>
+      <w:r>
+        <w:rPr>
+          <w:rtl w:val="0"/>
+        </w:rPr>
+      </w:r>
+    </w:p>
+    <w:p>
+      <w:pPr>
+        <w:widowControl w:val="0"/>
+        <w:numPr>
+          <w:ilvl w:val="1"/>
+          <w:numId w:val="13"/>
+        </w:numPr>
+        <w:spacing w:after="0" w:before="0" w:line="275.9999942779541" w:lineRule="auto"/>
+        <w:ind w:left="885" w:hanging="360"/>
+        <w:rPr>
+          <w:sz w:val="22"/>
+          <w:szCs w:val="22"/>
+        </w:rPr>
+      </w:pPr>
+      <w:r>
+        <w:rPr>
+          <w:rFonts w:ascii="Google Sans" w:cs="Google Sans" w:eastAsia="Google Sans" w:hAnsi="Google Sans"/>
+          <w:color w:val="1b1c1d"/>
+          <w:rtl w:val="0"/>
+        </w:rPr>
+        <w:t xml:space="preserve">Return isS &amp;&amp; isP &amp;&amp; isO.</w:t>
+      </w:r>
+      <w:r>
+        <w:rPr>
+          <w:rtl w:val="0"/>
+        </w:rPr>
+      </w:r>
+    </w:p>
+    <w:p>
+      <w:pPr>
+        <w:widowControl w:val="0"/>
+        <w:numPr>
+          <w:ilvl w:val="0"/>
+          <w:numId w:val="22"/>
+        </w:numPr>
+        <w:spacing w:after="120" w:before="0" w:line="275.9999942779541" w:lineRule="auto"/>
+        <w:ind w:left="465" w:hanging="360"/>
+        <w:rPr>
+          <w:sz w:val="22"/>
+          <w:szCs w:val="22"/>
+        </w:rPr>
+      </w:pPr>
+      <w:r>
+        <w:rPr>
+          <w:rFonts w:ascii="Google Sans" w:cs="Google Sans" w:eastAsia="Google Sans" w:hAnsi="Google Sans"/>
+          <w:b w:val="1"/>
+          <w:bCs w:val="1"/>
+          <w:color w:val="1b1c1d"/>
+          <w:rtl w:val="0"/>
+        </w:rPr>
+        <w:t xml:space="preserve">Use Case:</w:t>
+      </w:r>
+      <w:r>
+        <w:rPr>
+          <w:rFonts w:ascii="Google Sans" w:cs="Google Sans" w:eastAsia="Google Sans" w:hAnsi="Google Sans"/>
+          <w:color w:val="1b1c1d"/>
+          <w:rtl w:val="0"/>
+        </w:rPr>
+        <w:t xml:space="preserve"> This is a high-speed, purely numerical method for checking type constraints, which can be performed in memory without a complex graph query.</w:t>
+      </w:r>
+      <w:r>
+        <w:rPr>
+          <w:rtl w:val="0"/>
+        </w:rPr>
+      </w:r>
+    </w:p>
+    <w:p>
+      <w:pPr>
+        <w:pStyle w:val="Heading3"/>
+        <w:keepNext w:val="0"/>
+        <w:keepLines w:val="0"/>
+        <w:widowControl w:val="0"/>
+        <w:spacing w:after="120" w:before="120" w:line="275.9999942779541" w:lineRule="auto"/>
+        <w:rPr>
+          <w:rFonts w:ascii="Google Sans" w:cs="Google Sans" w:eastAsia="Google Sans" w:hAnsi="Google Sans"/>
+          <w:b w:val="1"/>
+          <w:bCs w:val="1"/>
+          <w:color w:val="1b1c1d"/>
+        </w:rPr>
+      </w:pPr>
+      <w:r>
+        <w:rPr>
+          <w:rFonts w:ascii="Google Sans" w:cs="Google Sans" w:eastAsia="Google Sans" w:hAnsi="Google Sans"/>
+          <w:b w:val="1"/>
+          <w:bCs w:val="1"/>
+          <w:color w:val="1b1c1d"/>
+          <w:rtl w:val="0"/>
+        </w:rPr>
+        <w:t xml:space="preserve">Property Chains</w:t>
+      </w:r>
+    </w:p>
+    <w:p>
+      <w:pPr>
+        <w:widowControl w:val="0"/>
+        <w:spacing w:after="120" w:line="275.9999942779541" w:lineRule="auto"/>
+        <w:rPr>
+          <w:rFonts w:ascii="Google Sans" w:cs="Google Sans" w:eastAsia="Google Sans" w:hAnsi="Google Sans"/>
+          <w:color w:val="1b1c1d"/>
+        </w:rPr>
+      </w:pPr>
+      <w:r>
+        <w:rPr>
+          <w:rFonts w:ascii="Google Sans" w:cs="Google Sans" w:eastAsia="Google Sans" w:hAnsi="Google Sans"/>
+          <w:color w:val="1b1c1d"/>
+          <w:rtl w:val="0"/>
+        </w:rPr>
+        <w:t xml:space="preserve">Define composed relations (e.g., knowsLanguage) and leverage reasoners for closure. This section details the specific numerical algorithm for the (:Developer)-[:worksOn]-&gt;(:Project) and (:Project)-[:usesLanguage]-&gt;(:Language) ==&gt; (:Developer)-[:knowsLanguage]-&gt;(:Language) inference.</w:t>
+      </w:r>
+    </w:p>
+    <w:p>
+      <w:pPr>
+        <w:widowControl w:val="0"/>
+        <w:numPr>
+          <w:ilvl w:val="0"/>
+          <w:numId w:val="5"/>
+        </w:numPr>
+        <w:spacing w:after="0" w:line="275.9999942779541" w:lineRule="auto"/>
+        <w:ind w:left="465" w:hanging="360"/>
+        <w:rPr>
+          <w:sz w:val="22"/>
+          <w:szCs w:val="22"/>
+        </w:rPr>
+      </w:pPr>
+      <w:r>
+        <w:rPr>
+          <w:rFonts w:ascii="Google Sans" w:cs="Google Sans" w:eastAsia="Google Sans" w:hAnsi="Google Sans"/>
+          <w:color w:val="1b1c1d"/>
+          <w:rtl w:val="0"/>
+        </w:rPr>
+        <w:t xml:space="preserve">Step 1: Define the Composition Operator</w:t>
+      </w:r>
+      <w:r>
+        <w:rPr>
+          <w:rtl w:val="0"/>
+        </w:rPr>
+        <w:br w:type="textWrapping"/>
+      </w:r>
+      <w:r>
+        <w:rPr>
+          <w:rFonts w:ascii="Google Sans" w:cs="Google Sans" w:eastAsia="Google Sans" w:hAnsi="Google Sans"/>
+          <w:color w:val="1b1c1d"/>
+          <w:rtl w:val="0"/>
+        </w:rPr>
+        <w:t xml:space="preserve">compose(RCV1, RCV2)</w:t>
+      </w:r>
+      <w:r>
+        <w:rPr>
+          <w:rtl w:val="0"/>
+        </w:rPr>
+      </w:r>
+    </w:p>
+    <w:p>
+      <w:pPr>
+        <w:widowControl w:val="0"/>
+        <w:numPr>
+          <w:ilvl w:val="1"/>
+          <w:numId w:val="14"/>
+        </w:numPr>
+        <w:spacing w:after="0" w:line="275.9999942779541" w:lineRule="auto"/>
+        <w:ind w:left="870" w:hanging="360"/>
+        <w:rPr>
+          <w:sz w:val="22"/>
+          <w:szCs w:val="22"/>
+        </w:rPr>
+      </w:pPr>
+      <w:r>
+        <w:rPr>
+          <w:rFonts w:ascii="Google Sans" w:cs="Google Sans" w:eastAsia="Google Sans" w:hAnsi="Google Sans"/>
+          <w:b w:val="1"/>
+          <w:bCs w:val="1"/>
+          <w:color w:val="1b1c1d"/>
+          <w:rtl w:val="0"/>
+        </w:rPr>
+        <w:t xml:space="preserve">Inferred Subject (S_inferred):</w:t>
+      </w:r>
+      <w:r>
+        <w:rPr>
+          <w:rFonts w:ascii="Google Sans" w:cs="Google Sans" w:eastAsia="Google Sans" w:hAnsi="Google Sans"/>
+          <w:color w:val="1b1c1d"/>
+          <w:rtl w:val="0"/>
+        </w:rPr>
+        <w:t xml:space="preserve"> S_inferred = RCV1.s * RCV2.o</w:t>
+      </w:r>
+      <w:r>
+        <w:rPr>
+          <w:rtl w:val="0"/>
+        </w:rPr>
+      </w:r>
+    </w:p>
+    <w:p>
+      <w:pPr>
+        <w:widowControl w:val="0"/>
+        <w:numPr>
+          <w:ilvl w:val="1"/>
+          <w:numId w:val="14"/>
+        </w:numPr>
+        <w:spacing w:after="0" w:before="0" w:line="275.9999942779541" w:lineRule="auto"/>
+        <w:ind w:left="870" w:hanging="360"/>
+        <w:rPr>
+          <w:sz w:val="22"/>
+          <w:szCs w:val="22"/>
+        </w:rPr>
+      </w:pPr>
+      <w:r>
+        <w:rPr>
+          <w:rFonts w:ascii="Google Sans" w:cs="Google Sans" w:eastAsia="Google Sans" w:hAnsi="Google Sans"/>
+          <w:b w:val="1"/>
+          <w:bCs w:val="1"/>
+          <w:color w:val="1b1c1d"/>
+          <w:rtl w:val="0"/>
+        </w:rPr>
+        <w:t xml:space="preserve">Inferred Object (O_inferred):</w:t>
+      </w:r>
+      <w:r>
+        <w:rPr>
+          <w:rFonts w:ascii="Google Sans" w:cs="Google Sans" w:eastAsia="Google Sans" w:hAnsi="Google Sans"/>
+          <w:color w:val="1b1c1d"/>
+          <w:rtl w:val="0"/>
+        </w:rPr>
+        <w:t xml:space="preserve"> O_inferred = RCV1.s * RCV2.o</w:t>
+      </w:r>
+      <w:r>
+        <w:rPr>
+          <w:rtl w:val="0"/>
+        </w:rPr>
+      </w:r>
+    </w:p>
+    <w:p>
+      <w:pPr>
+        <w:widowControl w:val="0"/>
+        <w:numPr>
+          <w:ilvl w:val="1"/>
+          <w:numId w:val="14"/>
+        </w:numPr>
+        <w:spacing w:after="0" w:before="0" w:line="275.9999942779541" w:lineRule="auto"/>
+        <w:ind w:left="870" w:hanging="360"/>
+        <w:rPr>
+          <w:sz w:val="22"/>
+          <w:szCs w:val="22"/>
+        </w:rPr>
+      </w:pPr>
+      <w:r>
+        <w:rPr>
+          <w:rFonts w:ascii="Google Sans" w:cs="Google Sans" w:eastAsia="Google Sans" w:hAnsi="Google Sans"/>
+          <w:b w:val="1"/>
+          <w:bCs w:val="1"/>
+          <w:color w:val="1b1c1d"/>
+          <w:rtl w:val="0"/>
+        </w:rPr>
+        <w:t xml:space="preserve">Inferred Predicate (P_inferred):</w:t>
+      </w:r>
+      <w:r>
+        <w:rPr>
+          <w:rFonts w:ascii="Google Sans" w:cs="Google Sans" w:eastAsia="Google Sans" w:hAnsi="Google Sans"/>
+          <w:color w:val="1b1c1d"/>
+          <w:rtl w:val="0"/>
+        </w:rPr>
+        <w:t xml:space="preserve"> P_inferred = RCV1.p * RCV2.p</w:t>
+      </w:r>
+      <w:r>
+        <w:rPr>
+          <w:rtl w:val="0"/>
+        </w:rPr>
+      </w:r>
+    </w:p>
+    <w:p>
+      <w:pPr>
+        <w:widowControl w:val="0"/>
+        <w:numPr>
+          <w:ilvl w:val="0"/>
+          <w:numId w:val="5"/>
+        </w:numPr>
+        <w:spacing w:after="0" w:before="0" w:line="275.9999942779541" w:lineRule="auto"/>
+        <w:ind w:left="465" w:hanging="360"/>
+        <w:rPr>
+          <w:sz w:val="22"/>
+          <w:szCs w:val="22"/>
+        </w:rPr>
+      </w:pPr>
+      <w:r>
+        <w:rPr>
+          <w:rFonts w:ascii="Google Sans" w:cs="Google Sans" w:eastAsia="Google Sans" w:hAnsi="Google Sans"/>
+          <w:b w:val="1"/>
+          <w:bCs w:val="1"/>
+          <w:color w:val="1b1c1d"/>
+          <w:rtl w:val="0"/>
+        </w:rPr>
+        <w:t xml:space="preserve">Step 2: Calculate Schema Archetypes</w:t>
+      </w:r>
+      <w:r>
+        <w:rPr>
+          <w:rtl w:val="0"/>
+        </w:rPr>
       </w:r>
     </w:p>
     <w:p>
@@ -953,7 +2077,7 @@
           <w:ilvl w:val="1"/>
           <w:numId w:val="12"/>
         </w:numPr>
-        <w:spacing w:after="0" w:afterAutospacing="0" w:line="275.9999942779541" w:lineRule="auto"/>
+        <w:spacing w:after="0" w:line="275.9999942779541" w:lineRule="auto"/>
         <w:ind w:left="870" w:hanging="360"/>
         <w:rPr>
           <w:sz w:val="22"/>
@@ -962,21 +2086,72 @@
       </w:pPr>
       <w:r>
         <w:rPr>
-          <w:rFonts w:ascii="Google Sans Text" w:cs="Google Sans Text" w:eastAsia="Google Sans Text" w:hAnsi="Google Sans Text"/>
-          <w:b w:val="1"/>
-          <w:bCs w:val="1"/>
-          <w:color w:val="1b1c1d"/>
-          <w:rtl w:val="0"/>
-        </w:rPr>
-        <w:t xml:space="preserve">S (Subject Context Embedding):</w:t>
-      </w:r>
-      <w:r>
-        <w:rPr>
-          <w:rFonts w:ascii="Google Sans Text" w:cs="Google Sans Text" w:eastAsia="Google Sans Text" w:hAnsi="Google Sans Text"/>
-          <w:color w:val="1b1c1d"/>
-          <w:rtl w:val="0"/>
-        </w:rPr>
-        <w:t xml:space="preserve"> The CPPE of the statement's subject from the Subject-as-Context perspective. This number encodes everything the subject does. S = calculateCPPE(statement.subject, SubjectAsContext)</w:t>
+          <w:rFonts w:ascii="Google Sans" w:cs="Google Sans" w:eastAsia="Google Sans" w:hAnsi="Google Sans"/>
+          <w:color w:val="1b1c1d"/>
+          <w:rtl w:val="0"/>
+        </w:rPr>
+        <w:t xml:space="preserve">The Alignment Service calculates archetypal RCVs for source schemas:</w:t>
+      </w:r>
+      <w:r>
+        <w:rPr>
+          <w:rtl w:val="0"/>
+        </w:rPr>
+      </w:r>
+    </w:p>
+    <w:p>
+      <w:pPr>
+        <w:widowControl w:val="0"/>
+        <w:numPr>
+          <w:ilvl w:val="2"/>
+          <w:numId w:val="15"/>
+        </w:numPr>
+        <w:spacing w:after="0" w:line="275.9999942779541" w:lineRule="auto"/>
+        <w:ind w:left="1275" w:hanging="360"/>
+        <w:rPr>
+          <w:sz w:val="22"/>
+          <w:szCs w:val="22"/>
+        </w:rPr>
+      </w:pPr>
+      <w:r>
+        <w:rPr>
+          <w:rFonts w:ascii="Google Sans" w:cs="Google Sans" w:eastAsia="Google Sans" w:hAnsi="Google Sans"/>
+          <w:color w:val="1b1c1d"/>
+          <w:rtl w:val="0"/>
+        </w:rPr>
+        <w:t xml:space="preserve">RCV_worksOn_schema = (S_wo, P_wo, O_wo)</w:t>
+      </w:r>
+      <w:r>
+        <w:rPr>
+          <w:rtl w:val="0"/>
+        </w:rPr>
+      </w:r>
+    </w:p>
+    <w:p>
+      <w:pPr>
+        <w:widowControl w:val="0"/>
+        <w:numPr>
+          <w:ilvl w:val="2"/>
+          <w:numId w:val="15"/>
+        </w:numPr>
+        <w:spacing w:after="0" w:before="0" w:line="275.9999942779541" w:lineRule="auto"/>
+        <w:ind w:left="1275" w:hanging="360"/>
+        <w:rPr>
+          <w:sz w:val="22"/>
+          <w:szCs w:val="22"/>
+        </w:rPr>
+      </w:pPr>
+      <w:r>
+        <w:rPr>
+          <w:rFonts w:ascii="Google Sans" w:cs="Google Sans" w:eastAsia="Google Sans" w:hAnsi="Google Sans"/>
+          <w:color w:val="1b1c1d"/>
+          <w:rtl w:val="0"/>
+        </w:rPr>
+        <w:t xml:space="preserve">RCV_usesLang_schema = (S_ul, P_ul, O_ul)</w:t>
+      </w:r>
+      <w:r>
+        <w:rPr>
+          <w:rtl w:val="0"/>
+        </w:rPr>
       </w:r>
     </w:p>
     <w:p>
@@ -986,7 +2161,7 @@
           <w:ilvl w:val="1"/>
           <w:numId w:val="12"/>
         </w:numPr>
-        <w:spacing w:after="0" w:afterAutospacing="0" w:before="0" w:beforeAutospacing="0" w:line="275.9999942779541" w:lineRule="auto"/>
+        <w:spacing w:after="0" w:before="0" w:line="275.9999942779541" w:lineRule="auto"/>
         <w:ind w:left="870" w:hanging="360"/>
         <w:rPr>
           <w:sz w:val="22"/>
@@ -995,21 +2170,100 @@
       </w:pPr>
       <w:r>
         <w:rPr>
-          <w:rFonts w:ascii="Google Sans Text" w:cs="Google Sans Text" w:eastAsia="Google Sans Text" w:hAnsi="Google Sans Text"/>
-          <w:b w:val="1"/>
-          <w:bCs w:val="1"/>
-          <w:color w:val="1b1c1d"/>
-          <w:rtl w:val="0"/>
-        </w:rPr>
-        <w:t xml:space="preserve">P (Predicate Context Embedding):</w:t>
-      </w:r>
-      <w:r>
-        <w:rPr>
-          <w:rFonts w:ascii="Google Sans Text" w:cs="Google Sans Text" w:eastAsia="Google Sans Text" w:hAnsi="Google Sans Text"/>
-          <w:color w:val="1b1c1d"/>
-          <w:rtl w:val="0"/>
-        </w:rPr>
-        <w:t xml:space="preserve"> The CPPE of the statement's predicate from the Predicate-as-Context perspective. This number encodes every subject-object pair the predicate connects. P = calculateCPPE(statement.predicate, PredicateAsContext)</w:t>
+          <w:rFonts w:ascii="Google Sans" w:cs="Google Sans" w:eastAsia="Google Sans" w:hAnsi="Google Sans"/>
+          <w:color w:val="1b1c1d"/>
+          <w:rtl w:val="0"/>
+        </w:rPr>
+        <w:t xml:space="preserve">It then calculates the archetypal RCV for the inferred schema (knowsLanguage):</w:t>
+      </w:r>
+      <w:r>
+        <w:rPr>
+          <w:rtl w:val="0"/>
+        </w:rPr>
+      </w:r>
+    </w:p>
+    <w:p>
+      <w:pPr>
+        <w:widowControl w:val="0"/>
+        <w:numPr>
+          <w:ilvl w:val="2"/>
+          <w:numId w:val="9"/>
+        </w:numPr>
+        <w:spacing w:after="0" w:line="275.9999942779541" w:lineRule="auto"/>
+        <w:ind w:left="1275" w:hanging="360"/>
+        <w:rPr>
+          <w:sz w:val="22"/>
+          <w:szCs w:val="22"/>
+        </w:rPr>
+      </w:pPr>
+      <w:r>
+        <w:rPr>
+          <w:rFonts w:ascii="Google Sans" w:cs="Google Sans" w:eastAsia="Google Sans" w:hAnsi="Google Sans"/>
+          <w:color w:val="1b1c1d"/>
+          <w:rtl w:val="0"/>
+        </w:rPr>
+        <w:t xml:space="preserve">S_kl = S_wo * O_ul</w:t>
+      </w:r>
+      <w:r>
+        <w:rPr>
+          <w:rtl w:val="0"/>
+        </w:rPr>
+      </w:r>
+    </w:p>
+    <w:p>
+      <w:pPr>
+        <w:widowControl w:val="0"/>
+        <w:numPr>
+          <w:ilvl w:val="2"/>
+          <w:numId w:val="9"/>
+        </w:numPr>
+        <w:spacing w:after="0" w:before="0" w:line="275.9999942779541" w:lineRule="auto"/>
+        <w:ind w:left="1275" w:hanging="360"/>
+        <w:rPr>
+          <w:sz w:val="22"/>
+          <w:szCs w:val="22"/>
+        </w:rPr>
+      </w:pPr>
+      <w:r>
+        <w:rPr>
+          <w:rFonts w:ascii="Google Sans" w:cs="Google Sans" w:eastAsia="Google Sans" w:hAnsi="Google Sans"/>
+          <w:color w:val="1b1c1d"/>
+          <w:rtl w:val="0"/>
+        </w:rPr>
+        <w:t xml:space="preserve">P_kl = P_wo * P_ul</w:t>
+      </w:r>
+      <w:r>
+        <w:rPr>
+          <w:rtl w:val="0"/>
+        </w:rPr>
+      </w:r>
+    </w:p>
+    <w:p>
+      <w:pPr>
+        <w:widowControl w:val="0"/>
+        <w:numPr>
+          <w:ilvl w:val="2"/>
+          <w:numId w:val="9"/>
+        </w:numPr>
+        <w:spacing w:after="0" w:before="0" w:line="275.9999942779541" w:lineRule="auto"/>
+        <w:ind w:left="1275" w:hanging="360"/>
+        <w:rPr>
+          <w:sz w:val="22"/>
+          <w:szCs w:val="22"/>
+        </w:rPr>
+      </w:pPr>
+      <w:r>
+        <w:rPr>
+          <w:rFonts w:ascii="Google Sans" w:cs="Google Sans" w:eastAsia="Google Sans" w:hAnsi="Google Sans"/>
+          <w:color w:val="1b1c1d"/>
+          <w:rtl w:val="0"/>
+        </w:rPr>
+        <w:t xml:space="preserve">O_kl = S_wo * O_ul</w:t>
+      </w:r>
+      <w:r>
+        <w:rPr>
+          <w:rtl w:val="0"/>
+        </w:rPr>
       </w:r>
     </w:p>
     <w:p>
@@ -1019,7 +2273,7 @@
           <w:ilvl w:val="1"/>
           <w:numId w:val="12"/>
         </w:numPr>
-        <w:spacing w:after="0" w:afterAutospacing="0" w:before="0" w:beforeAutospacing="0" w:line="275.9999942779541" w:lineRule="auto"/>
+        <w:spacing w:after="0" w:before="0" w:line="275.9999942779541" w:lineRule="auto"/>
         <w:ind w:left="870" w:hanging="360"/>
         <w:rPr>
           <w:sz w:val="22"/>
@@ -1028,21 +2282,16 @@
       </w:pPr>
       <w:r>
         <w:rPr>
-          <w:rFonts w:ascii="Google Sans Text" w:cs="Google Sans Text" w:eastAsia="Google Sans Text" w:hAnsi="Google Sans Text"/>
-          <w:b w:val="1"/>
-          <w:bCs w:val="1"/>
-          <w:color w:val="1b1c1d"/>
-          <w:rtl w:val="0"/>
-        </w:rPr>
-        <w:t xml:space="preserve">O (Object Context Embedding):</w:t>
-      </w:r>
-      <w:r>
-        <w:rPr>
-          <w:rFonts w:ascii="Google Sans Text" w:cs="Google Sans Text" w:eastAsia="Google Sans Text" w:hAnsi="Google Sans Text"/>
-          <w:color w:val="1b1c1d"/>
-          <w:rtl w:val="0"/>
-        </w:rPr>
-        <w:t xml:space="preserve"> The CPPE of the statement's object from the Object-as-Context perspective. This number encodes everything that happens to the object. O = calculateCPPE(statement.object, ObjectAsContext)</w:t>
+          <w:rFonts w:ascii="Google Sans" w:cs="Google Sans" w:eastAsia="Google Sans" w:hAnsi="Google Sans"/>
+          <w:color w:val="1b1c1d"/>
+          <w:rtl w:val="0"/>
+        </w:rPr>
+        <w:t xml:space="preserve">This resulting RCV_knowsLang_schema = (S_kl, P_kl, O_kl) is stored.</w:t>
+      </w:r>
+      <w:r>
+        <w:rPr>
+          <w:rtl w:val="0"/>
+        </w:rPr>
       </w:r>
     </w:p>
     <w:p>
@@ -1050,9 +2299,9 @@
         <w:widowControl w:val="0"/>
         <w:numPr>
           <w:ilvl w:val="0"/>
-          <w:numId w:val="16"/>
+          <w:numId w:val="5"/>
         </w:numPr>
-        <w:spacing w:after="120" w:before="0" w:beforeAutospacing="0" w:line="275.9999942779541" w:lineRule="auto"/>
+        <w:spacing w:after="0" w:before="0" w:line="275.9999942779541" w:lineRule="auto"/>
         <w:ind w:left="465" w:hanging="360"/>
         <w:rPr>
           <w:sz w:val="22"/>
@@ -1061,635 +2310,11 @@
       </w:pPr>
       <w:r>
         <w:rPr>
-          <w:rFonts w:ascii="Google Sans Text" w:cs="Google Sans Text" w:eastAsia="Google Sans Text" w:hAnsi="Google Sans Text"/>
-          <w:b w:val="1"/>
-          <w:bCs w:val="1"/>
-          <w:color w:val="1b1c1d"/>
-          <w:rtl w:val="0"/>
-        </w:rPr>
-        <w:t xml:space="preserve">Implementation:</w:t>
-      </w:r>
-      <w:r>
-        <w:rPr>
-          <w:rFonts w:ascii="Google Sans Text" w:cs="Google Sans Text" w:eastAsia="Google Sans Text" w:hAnsi="Google Sans Text"/>
-          <w:color w:val="1b1c1d"/>
-          <w:rtl w:val="0"/>
-        </w:rPr>
-        <w:t xml:space="preserve"> A Java record RCV(BigInteger s, BigInteger p, BigInteger o). The Index Service is responsible for calculating and caching the RCV for every reified statement in the graph.</w:t>
-      </w:r>
-    </w:p>
-    <w:p>
-      <w:pPr>
-        <w:pStyle w:val="Heading3"/>
-        <w:keepNext w:val="0"/>
-        <w:keepLines w:val="0"/>
-        <w:widowControl w:val="0"/>
-        <w:spacing w:after="120" w:before="120" w:line="275.9999942779541" w:lineRule="auto"/>
-        <w:rPr>
-          <w:rFonts w:ascii="Google Sans" w:cs="Google Sans" w:eastAsia="Google Sans" w:hAnsi="Google Sans"/>
-          <w:b w:val="1"/>
-          <w:bCs w:val="1"/>
-          <w:color w:val="1b1c1d"/>
-        </w:rPr>
-      </w:pPr>
-      <w:r>
-        <w:rPr>
-          <w:rFonts w:ascii="Google Sans" w:cs="Google Sans" w:eastAsia="Google Sans" w:hAnsi="Google Sans"/>
-          <w:b w:val="1"/>
-          <w:bCs w:val="1"/>
-          <w:color w:val="1b1c1d"/>
-          <w:rtl w:val="0"/>
-        </w:rPr>
-        <w:t xml:space="preserve">Schema Archetypes</w:t>
-      </w:r>
-    </w:p>
-    <w:p>
-      <w:pPr>
-        <w:widowControl w:val="0"/>
-        <w:spacing w:after="120" w:line="275.9999942779541" w:lineRule="auto"/>
-        <w:rPr>
-          <w:rFonts w:ascii="Google Sans Text" w:cs="Google Sans Text" w:eastAsia="Google Sans Text" w:hAnsi="Google Sans Text"/>
-          <w:color w:val="1b1c1d"/>
-        </w:rPr>
-      </w:pPr>
-      <w:r>
-        <w:rPr>
-          <w:rFonts w:ascii="Google Sans Text" w:cs="Google Sans Text" w:eastAsia="Google Sans Text" w:hAnsi="Google Sans Text"/>
-          <w:color w:val="1b1c1d"/>
-          <w:rtl w:val="0"/>
-        </w:rPr>
-        <w:t xml:space="preserve">This dual representation is key to performing inference.</w:t>
-      </w:r>
-    </w:p>
-    <w:p>
-      <w:pPr>
-        <w:widowControl w:val="0"/>
-        <w:numPr>
-          <w:ilvl w:val="0"/>
-          <w:numId w:val="18"/>
-        </w:numPr>
-        <w:spacing w:after="0" w:afterAutospacing="0" w:line="275.9999942779541" w:lineRule="auto"/>
-        <w:ind w:left="465" w:hanging="360"/>
-        <w:rPr>
-          <w:sz w:val="22"/>
-          <w:szCs w:val="22"/>
-        </w:rPr>
-      </w:pPr>
-      <w:r>
-        <w:rPr>
-          <w:rFonts w:ascii="Google Sans Text" w:cs="Google Sans Text" w:eastAsia="Google Sans Text" w:hAnsi="Google Sans Text"/>
-          <w:b w:val="1"/>
-          <w:bCs w:val="1"/>
-          <w:color w:val="1b1c1d"/>
-          <w:rtl w:val="0"/>
-        </w:rPr>
-        <w:t xml:space="preserve">Instance RCV:</w:t>
-      </w:r>
-      <w:r>
-        <w:rPr>
-          <w:rFonts w:ascii="Google Sans Text" w:cs="Google Sans Text" w:eastAsia="Google Sans Text" w:hAnsi="Google Sans Text"/>
-          <w:color w:val="1b1c1d"/>
-          <w:rtl w:val="0"/>
-        </w:rPr>
-        <w:t xml:space="preserve"> The RCV calculated for a specific, concrete statement (e.g., stmt_123: (dev:Alice, :worksOn, proj:Orion)) is its unique numerical signature. It represents a single data point.</w:t>
-      </w:r>
-    </w:p>
-    <w:p>
-      <w:pPr>
-        <w:widowControl w:val="0"/>
-        <w:numPr>
-          <w:ilvl w:val="0"/>
-          <w:numId w:val="18"/>
-        </w:numPr>
-        <w:spacing w:after="0" w:afterAutospacing="0" w:before="0" w:beforeAutospacing="0" w:line="275.9999942779541" w:lineRule="auto"/>
-        <w:ind w:left="465" w:hanging="360"/>
-        <w:rPr>
-          <w:sz w:val="22"/>
-          <w:szCs w:val="22"/>
-        </w:rPr>
-      </w:pPr>
-      <w:r>
-        <w:rPr>
-          <w:rFonts w:ascii="Google Sans Text" w:cs="Google Sans Text" w:eastAsia="Google Sans Text" w:hAnsi="Google Sans Text"/>
-          <w:b w:val="1"/>
-          <w:bCs w:val="1"/>
-          <w:color w:val="1b1c1d"/>
-          <w:rtl w:val="0"/>
-        </w:rPr>
-        <w:t xml:space="preserve">Schema RCV (Archetype):</w:t>
-      </w:r>
-      <w:r>
-        <w:rPr>
-          <w:rFonts w:ascii="Google Sans Text" w:cs="Google Sans Text" w:eastAsia="Google Sans Text" w:hAnsi="Google Sans Text"/>
-          <w:color w:val="1b1c1d"/>
-          <w:rtl w:val="0"/>
-        </w:rPr>
-        <w:t xml:space="preserve"> The RCV for a relational schema (e.g., the :DeveloperWorksOnProject schema) is an "archetype" vector. It is calculated by finding the Least Common Multiple (LCM) of the corresponding components of all instance RCVs that belong to that schema.</w:t>
-      </w:r>
-    </w:p>
-    <w:p>
-      <w:pPr>
-        <w:widowControl w:val="0"/>
-        <w:numPr>
-          <w:ilvl w:val="1"/>
-          <w:numId w:val="15"/>
-        </w:numPr>
-        <w:spacing w:after="0" w:afterAutospacing="0" w:line="275.9999942779541" w:lineRule="auto"/>
-        <w:ind w:left="870" w:hanging="360"/>
-        <w:rPr>
-          <w:sz w:val="22"/>
-          <w:szCs w:val="22"/>
-        </w:rPr>
-      </w:pPr>
-      <w:r>
-        <w:rPr>
-          <w:rFonts w:ascii="Google Sans Text" w:cs="Google Sans Text" w:eastAsia="Google Sans Text" w:hAnsi="Google Sans Text"/>
-          <w:b w:val="1"/>
-          <w:bCs w:val="1"/>
-          <w:color w:val="1b1c1d"/>
-          <w:rtl w:val="0"/>
-        </w:rPr>
-        <w:t xml:space="preserve">Algorithm: calculateSchemaRCV(schemaURI)</w:t>
-      </w:r>
-    </w:p>
-    <w:p>
-      <w:pPr>
-        <w:widowControl w:val="0"/>
-        <w:numPr>
-          <w:ilvl w:val="2"/>
-          <w:numId w:val="4"/>
-        </w:numPr>
-        <w:spacing w:after="0" w:afterAutospacing="0" w:line="275.9999942779541" w:lineRule="auto"/>
-        <w:ind w:left="1290" w:hanging="360"/>
-        <w:rPr>
-          <w:sz w:val="22"/>
-          <w:szCs w:val="22"/>
-        </w:rPr>
-      </w:pPr>
-      <w:r>
-        <w:rPr>
-          <w:rFonts w:ascii="Google Sans Text" w:cs="Google Sans Text" w:eastAsia="Google Sans Text" w:hAnsi="Google Sans Text"/>
-          <w:color w:val="1b1c1d"/>
-          <w:rtl w:val="0"/>
-        </w:rPr>
-        <w:t xml:space="preserve">Find all instance statements s_i where s_i rdf:type schemaURI.</w:t>
-      </w:r>
-    </w:p>
-    <w:p>
-      <w:pPr>
-        <w:widowControl w:val="0"/>
-        <w:numPr>
-          <w:ilvl w:val="2"/>
-          <w:numId w:val="4"/>
-        </w:numPr>
-        <w:spacing w:after="0" w:afterAutospacing="0" w:before="0" w:beforeAutospacing="0" w:line="275.9999942779541" w:lineRule="auto"/>
-        <w:ind w:left="1290" w:hanging="360"/>
-        <w:rPr>
-          <w:sz w:val="22"/>
-          <w:szCs w:val="22"/>
-        </w:rPr>
-      </w:pPr>
-      <w:r>
-        <w:rPr>
-          <w:rFonts w:ascii="Google Sans Text" w:cs="Google Sans Text" w:eastAsia="Google Sans Text" w:hAnsi="Google Sans Text"/>
-          <w:color w:val="1b1c1d"/>
-          <w:rtl w:val="0"/>
-        </w:rPr>
-        <w:t xml:space="preserve">For each instance s_i, retrieve its cached RCV_i = (S_i, P_i, O_i).</w:t>
-      </w:r>
-    </w:p>
-    <w:p>
-      <w:pPr>
-        <w:widowControl w:val="0"/>
-        <w:numPr>
-          <w:ilvl w:val="2"/>
-          <w:numId w:val="4"/>
-        </w:numPr>
-        <w:spacing w:after="0" w:afterAutospacing="0" w:before="0" w:beforeAutospacing="0" w:line="275.9999942779541" w:lineRule="auto"/>
-        <w:ind w:left="1290" w:hanging="360"/>
-        <w:rPr>
-          <w:sz w:val="22"/>
-          <w:szCs w:val="22"/>
-        </w:rPr>
-      </w:pPr>
-      <w:r>
-        <w:rPr>
-          <w:rFonts w:ascii="Google Sans Text" w:cs="Google Sans Text" w:eastAsia="Google Sans Text" w:hAnsi="Google Sans Text"/>
-          <w:color w:val="1b1c1d"/>
-          <w:rtl w:val="0"/>
-        </w:rPr>
-        <w:t xml:space="preserve">Calculate the schema RCV components:</w:t>
-      </w:r>
-    </w:p>
-    <w:p>
-      <w:pPr>
-        <w:widowControl w:val="0"/>
-        <w:numPr>
-          <w:ilvl w:val="3"/>
-          <w:numId w:val="25"/>
-        </w:numPr>
-        <w:spacing w:after="0" w:afterAutospacing="0" w:line="275.9999942779541" w:lineRule="auto"/>
-        <w:ind w:left="1695" w:hanging="360"/>
-        <w:rPr>
-          <w:sz w:val="22"/>
-          <w:szCs w:val="22"/>
-        </w:rPr>
-      </w:pPr>
-      <w:r>
-        <w:rPr>
-          <w:rFonts w:ascii="Google Sans Text" w:cs="Google Sans Text" w:eastAsia="Google Sans Text" w:hAnsi="Google Sans Text"/>
-          <w:color w:val="1b1c1d"/>
-          <w:rtl w:val="0"/>
-        </w:rPr>
-        <w:t xml:space="preserve">S_schema = LCM(S_1, S_2, ..., S_n)</w:t>
-      </w:r>
-    </w:p>
-    <w:p>
-      <w:pPr>
-        <w:widowControl w:val="0"/>
-        <w:numPr>
-          <w:ilvl w:val="3"/>
-          <w:numId w:val="25"/>
-        </w:numPr>
-        <w:spacing w:after="0" w:afterAutospacing="0" w:before="0" w:beforeAutospacing="0" w:line="275.9999942779541" w:lineRule="auto"/>
-        <w:ind w:left="1695" w:hanging="360"/>
-        <w:rPr>
-          <w:sz w:val="22"/>
-          <w:szCs w:val="22"/>
-        </w:rPr>
-      </w:pPr>
-      <w:r>
-        <w:rPr>
-          <w:rFonts w:ascii="Google Sans Text" w:cs="Google Sans Text" w:eastAsia="Google Sans Text" w:hAnsi="Google Sans Text"/>
-          <w:color w:val="1b1c1d"/>
-          <w:rtl w:val="0"/>
-        </w:rPr>
-        <w:t xml:space="preserve">P_schema = LCM(P_1, P_2, ..., P_n)</w:t>
-      </w:r>
-    </w:p>
-    <w:p>
-      <w:pPr>
-        <w:widowControl w:val="0"/>
-        <w:numPr>
-          <w:ilvl w:val="3"/>
-          <w:numId w:val="25"/>
-        </w:numPr>
-        <w:spacing w:after="0" w:afterAutospacing="0" w:before="0" w:beforeAutospacing="0" w:line="275.9999942779541" w:lineRule="auto"/>
-        <w:ind w:left="1695" w:hanging="360"/>
-        <w:rPr>
-          <w:sz w:val="22"/>
-          <w:szCs w:val="22"/>
-        </w:rPr>
-      </w:pPr>
-      <w:r>
-        <w:rPr>
-          <w:rFonts w:ascii="Google Sans Text" w:cs="Google Sans Text" w:eastAsia="Google Sans Text" w:hAnsi="Google Sans Text"/>
-          <w:color w:val="1b1c1d"/>
-          <w:rtl w:val="0"/>
-        </w:rPr>
-        <w:t xml:space="preserve">O_schema = LCM(O_1, O_2, ..., O_n)</w:t>
-      </w:r>
-    </w:p>
-    <w:p>
-      <w:pPr>
-        <w:widowControl w:val="0"/>
-        <w:numPr>
-          <w:ilvl w:val="2"/>
-          <w:numId w:val="4"/>
-        </w:numPr>
-        <w:spacing w:after="120" w:before="0" w:beforeAutospacing="0" w:line="275.9999942779541" w:lineRule="auto"/>
-        <w:ind w:left="1290" w:hanging="360"/>
-        <w:rPr>
-          <w:sz w:val="22"/>
-          <w:szCs w:val="22"/>
-        </w:rPr>
-      </w:pPr>
-      <w:r>
-        <w:rPr>
-          <w:rFonts w:ascii="Google Sans Text" w:cs="Google Sans Text" w:eastAsia="Google Sans Text" w:hAnsi="Google Sans Text"/>
-          <w:color w:val="1b1c1d"/>
-          <w:rtl w:val="0"/>
-        </w:rPr>
-        <w:t xml:space="preserve">The result (S_schema, P_schema, O_schema) is the numerical archetype for the schema. The LCM ensures that the schema's numerical signature is "divisible" by all of its instances.</w:t>
-      </w:r>
-    </w:p>
-    <w:p>
-      <w:pPr>
-        <w:pStyle w:val="Heading3"/>
-        <w:keepNext w:val="0"/>
-        <w:keepLines w:val="0"/>
-        <w:widowControl w:val="0"/>
-        <w:spacing w:after="120" w:before="120" w:line="275.9999942779541" w:lineRule="auto"/>
-        <w:rPr>
-          <w:rFonts w:ascii="Google Sans" w:cs="Google Sans" w:eastAsia="Google Sans" w:hAnsi="Google Sans"/>
-          <w:b w:val="1"/>
-          <w:bCs w:val="1"/>
-          <w:color w:val="1b1c1d"/>
-        </w:rPr>
-      </w:pPr>
-      <w:r>
-        <w:rPr>
-          <w:rFonts w:ascii="Google Sans" w:cs="Google Sans" w:eastAsia="Google Sans" w:hAnsi="Google Sans"/>
-          <w:b w:val="1"/>
-          <w:bCs w:val="1"/>
-          <w:color w:val="1b1c1d"/>
-          <w:rtl w:val="0"/>
-        </w:rPr>
-        <w:t xml:space="preserve">Subsumption</w:t>
-      </w:r>
-    </w:p>
-    <w:p>
-      <w:pPr>
-        <w:widowControl w:val="0"/>
-        <w:spacing w:after="120" w:line="275.9999942779541" w:lineRule="auto"/>
-        <w:rPr>
-          <w:rFonts w:ascii="Google Sans Text" w:cs="Google Sans Text" w:eastAsia="Google Sans Text" w:hAnsi="Google Sans Text"/>
-          <w:b w:val="1"/>
-          <w:bCs w:val="1"/>
-          <w:color w:val="1b1c1d"/>
-        </w:rPr>
-      </w:pPr>
-      <w:r>
-        <w:rPr>
-          <w:rFonts w:ascii="Google Sans Text" w:cs="Google Sans Text" w:eastAsia="Google Sans Text" w:hAnsi="Google Sans Text"/>
-          <w:b w:val="1"/>
-          <w:bCs w:val="1"/>
-          <w:color w:val="1b1c1d"/>
-          <w:rtl w:val="0"/>
-        </w:rPr>
-        <w:t xml:space="preserve">Subsumption / Instance Checking (rdf:type):</w:t>
-      </w:r>
-    </w:p>
-    <w:p>
-      <w:pPr>
-        <w:widowControl w:val="0"/>
-        <w:numPr>
-          <w:ilvl w:val="0"/>
-          <w:numId w:val="29"/>
-        </w:numPr>
-        <w:spacing w:after="0" w:afterAutospacing="0" w:line="275.9999942779541" w:lineRule="auto"/>
-        <w:ind w:left="465" w:hanging="360"/>
-        <w:rPr>
-          <w:sz w:val="22"/>
-          <w:szCs w:val="22"/>
-        </w:rPr>
-      </w:pPr>
-      <w:r>
-        <w:rPr>
-          <w:rFonts w:ascii="Google Sans Text" w:cs="Google Sans Text" w:eastAsia="Google Sans Text" w:hAnsi="Google Sans Text"/>
-          <w:b w:val="1"/>
-          <w:bCs w:val="1"/>
-          <w:color w:val="1b1c1d"/>
-          <w:rtl w:val="0"/>
-        </w:rPr>
-        <w:t xml:space="preserve">Concept:</w:t>
-      </w:r>
-      <w:r>
-        <w:rPr>
-          <w:rFonts w:ascii="Google Sans Text" w:cs="Google Sans Text" w:eastAsia="Google Sans Text" w:hAnsi="Google Sans Text"/>
-          <w:color w:val="1b1c1d"/>
-          <w:rtl w:val="0"/>
-        </w:rPr>
-        <w:t xml:space="preserve"> An instance belongs to a schema if the instance's RCV "divides into" the schema's RCV.</w:t>
-      </w:r>
-    </w:p>
-    <w:p>
-      <w:pPr>
-        <w:widowControl w:val="0"/>
-        <w:numPr>
-          <w:ilvl w:val="0"/>
-          <w:numId w:val="29"/>
-        </w:numPr>
-        <w:spacing w:after="0" w:afterAutospacing="0" w:before="0" w:beforeAutospacing="0" w:line="275.9999942779541" w:lineRule="auto"/>
-        <w:ind w:left="465" w:hanging="360"/>
-        <w:rPr>
-          <w:sz w:val="22"/>
-          <w:szCs w:val="22"/>
-        </w:rPr>
-      </w:pPr>
-      <w:r>
-        <w:rPr>
-          <w:rFonts w:ascii="Google Sans Text" w:cs="Google Sans Text" w:eastAsia="Google Sans Text" w:hAnsi="Google Sans Text"/>
-          <w:b w:val="1"/>
-          <w:bCs w:val="1"/>
-          <w:color w:val="1b1c1d"/>
-          <w:rtl w:val="0"/>
-        </w:rPr>
-        <w:t xml:space="preserve">Algorithm: isInstanceOf(instanceRCV, schemaRCV)</w:t>
-      </w:r>
-    </w:p>
-    <w:p>
-      <w:pPr>
-        <w:widowControl w:val="0"/>
-        <w:numPr>
-          <w:ilvl w:val="1"/>
-          <w:numId w:val="20"/>
-        </w:numPr>
-        <w:spacing w:after="0" w:afterAutospacing="0" w:line="275.9999942779541" w:lineRule="auto"/>
-        <w:ind w:left="885" w:hanging="360"/>
-        <w:rPr>
-          <w:sz w:val="22"/>
-          <w:szCs w:val="22"/>
-        </w:rPr>
-      </w:pPr>
-      <w:r>
-        <w:rPr>
-          <w:rFonts w:ascii="Google Sans Text" w:cs="Google Sans Text" w:eastAsia="Google Sans Text" w:hAnsi="Google Sans Text"/>
-          <w:color w:val="1b1c1d"/>
-          <w:rtl w:val="0"/>
-        </w:rPr>
-        <w:t xml:space="preserve">Perform a component-wise modulo operation.</w:t>
-      </w:r>
-    </w:p>
-    <w:p>
-      <w:pPr>
-        <w:widowControl w:val="0"/>
-        <w:numPr>
-          <w:ilvl w:val="1"/>
-          <w:numId w:val="20"/>
-        </w:numPr>
-        <w:spacing w:after="0" w:afterAutospacing="0" w:before="0" w:beforeAutospacing="0" w:line="275.9999942779541" w:lineRule="auto"/>
-        <w:ind w:left="885" w:hanging="360"/>
-        <w:rPr>
-          <w:sz w:val="22"/>
-          <w:szCs w:val="22"/>
-        </w:rPr>
-      </w:pPr>
-      <w:r>
-        <w:rPr>
-          <w:rFonts w:ascii="Google Sans Text" w:cs="Google Sans Text" w:eastAsia="Google Sans Text" w:hAnsi="Google Sans Text"/>
-          <w:color w:val="1b1c1d"/>
-          <w:rtl w:val="0"/>
-        </w:rPr>
-        <w:t xml:space="preserve">boolean isS = schemaRCV.s.mod(instanceRCV.s).equals(BigInteger.ZERO);</w:t>
-      </w:r>
-    </w:p>
-    <w:p>
-      <w:pPr>
-        <w:widowControl w:val="0"/>
-        <w:numPr>
-          <w:ilvl w:val="1"/>
-          <w:numId w:val="20"/>
-        </w:numPr>
-        <w:spacing w:after="0" w:afterAutospacing="0" w:before="0" w:beforeAutospacing="0" w:line="275.9999942779541" w:lineRule="auto"/>
-        <w:ind w:left="885" w:hanging="360"/>
-        <w:rPr>
-          <w:sz w:val="22"/>
-          <w:szCs w:val="22"/>
-        </w:rPr>
-      </w:pPr>
-      <w:r>
-        <w:rPr>
-          <w:rFonts w:ascii="Google Sans Text" w:cs="Google Sans Text" w:eastAsia="Google Sans Text" w:hAnsi="Google Sans Text"/>
-          <w:color w:val="1b1c1d"/>
-          <w:rtl w:val="0"/>
-        </w:rPr>
-        <w:t xml:space="preserve">boolean isP = schemaRCV.p.mod(instanceRCV.p).equals(BigInteger.ZERO);</w:t>
-      </w:r>
-    </w:p>
-    <w:p>
-      <w:pPr>
-        <w:widowControl w:val="0"/>
-        <w:numPr>
-          <w:ilvl w:val="1"/>
-          <w:numId w:val="20"/>
-        </w:numPr>
-        <w:spacing w:after="0" w:afterAutospacing="0" w:before="0" w:beforeAutospacing="0" w:line="275.9999942779541" w:lineRule="auto"/>
-        <w:ind w:left="885" w:hanging="360"/>
-        <w:rPr>
-          <w:sz w:val="22"/>
-          <w:szCs w:val="22"/>
-        </w:rPr>
-      </w:pPr>
-      <w:r>
-        <w:rPr>
-          <w:rFonts w:ascii="Google Sans Text" w:cs="Google Sans Text" w:eastAsia="Google Sans Text" w:hAnsi="Google Sans Text"/>
-          <w:color w:val="1b1c1d"/>
-          <w:rtl w:val="0"/>
-        </w:rPr>
-        <w:t xml:space="preserve">boolean isO = schemaRCV.o.mod(instanceRCV.o).equals(BigInteger.ZERO);</w:t>
-      </w:r>
-    </w:p>
-    <w:p>
-      <w:pPr>
-        <w:widowControl w:val="0"/>
-        <w:numPr>
-          <w:ilvl w:val="1"/>
-          <w:numId w:val="20"/>
-        </w:numPr>
-        <w:spacing w:after="0" w:afterAutospacing="0" w:before="0" w:beforeAutospacing="0" w:line="275.9999942779541" w:lineRule="auto"/>
-        <w:ind w:left="885" w:hanging="360"/>
-        <w:rPr>
-          <w:sz w:val="22"/>
-          <w:szCs w:val="22"/>
-        </w:rPr>
-      </w:pPr>
-      <w:r>
-        <w:rPr>
-          <w:rFonts w:ascii="Google Sans Text" w:cs="Google Sans Text" w:eastAsia="Google Sans Text" w:hAnsi="Google Sans Text"/>
-          <w:color w:val="1b1c1d"/>
-          <w:rtl w:val="0"/>
-        </w:rPr>
-        <w:t xml:space="preserve">Return isS &amp;&amp; isP &amp;&amp; isO.</w:t>
-      </w:r>
-    </w:p>
-    <w:p>
-      <w:pPr>
-        <w:widowControl w:val="0"/>
-        <w:numPr>
-          <w:ilvl w:val="0"/>
-          <w:numId w:val="29"/>
-        </w:numPr>
-        <w:spacing w:after="120" w:before="0" w:beforeAutospacing="0" w:line="275.9999942779541" w:lineRule="auto"/>
-        <w:ind w:left="465" w:hanging="360"/>
-        <w:rPr>
-          <w:sz w:val="22"/>
-          <w:szCs w:val="22"/>
-        </w:rPr>
-      </w:pPr>
-      <w:r>
-        <w:rPr>
-          <w:rFonts w:ascii="Google Sans Text" w:cs="Google Sans Text" w:eastAsia="Google Sans Text" w:hAnsi="Google Sans Text"/>
-          <w:b w:val="1"/>
-          <w:bCs w:val="1"/>
-          <w:color w:val="1b1c1d"/>
-          <w:rtl w:val="0"/>
-        </w:rPr>
-        <w:t xml:space="preserve">Use Case:</w:t>
-      </w:r>
-      <w:r>
-        <w:rPr>
-          <w:rFonts w:ascii="Google Sans Text" w:cs="Google Sans Text" w:eastAsia="Google Sans Text" w:hAnsi="Google Sans Text"/>
-          <w:color w:val="1b1c1d"/>
-          <w:rtl w:val="0"/>
-        </w:rPr>
-        <w:t xml:space="preserve"> This is a high-speed, purely numerical method for checking type constraints, which can be performed in memory without a complex graph query.</w:t>
-      </w:r>
-    </w:p>
-    <w:p>
-      <w:pPr>
-        <w:pStyle w:val="Heading3"/>
-        <w:keepNext w:val="0"/>
-        <w:keepLines w:val="0"/>
-        <w:widowControl w:val="0"/>
-        <w:spacing w:after="120" w:before="120" w:line="275.9999942779541" w:lineRule="auto"/>
-        <w:rPr>
-          <w:rFonts w:ascii="Google Sans" w:cs="Google Sans" w:eastAsia="Google Sans" w:hAnsi="Google Sans"/>
-          <w:b w:val="1"/>
-          <w:bCs w:val="1"/>
-          <w:color w:val="1b1c1d"/>
-        </w:rPr>
-      </w:pPr>
-      <w:r>
-        <w:rPr>
-          <w:rFonts w:ascii="Google Sans" w:cs="Google Sans" w:eastAsia="Google Sans" w:hAnsi="Google Sans"/>
-          <w:b w:val="1"/>
-          <w:bCs w:val="1"/>
-          <w:color w:val="1b1c1d"/>
-          <w:rtl w:val="0"/>
-        </w:rPr>
-        <w:t xml:space="preserve">Property Chains</w:t>
-      </w:r>
-    </w:p>
-    <w:p>
-      <w:pPr>
-        <w:widowControl w:val="0"/>
-        <w:spacing w:after="120" w:line="275.9999942779541" w:lineRule="auto"/>
-        <w:rPr>
-          <w:rFonts w:ascii="Google Sans Text" w:cs="Google Sans Text" w:eastAsia="Google Sans Text" w:hAnsi="Google Sans Text"/>
-          <w:color w:val="1b1c1d"/>
-        </w:rPr>
-      </w:pPr>
-      <w:r>
-        <w:rPr>
-          <w:rFonts w:ascii="Google Sans Text" w:cs="Google Sans Text" w:eastAsia="Google Sans Text" w:hAnsi="Google Sans Text"/>
-          <w:color w:val="1b1c1d"/>
-          <w:rtl w:val="0"/>
-        </w:rPr>
-        <w:t xml:space="preserve">Define composed relations (e.g., knowsLanguage) and leverage reasoners for closure. This section details the specific numerical algorithm for the (:Developer)-[:worksOn]-&gt;(:Project) and (:Project)-[:usesLanguage]-&gt;(:Language) ==&gt; (:Developer)-[:knowsLanguage]-&gt;(:Language) inference.</w:t>
-      </w:r>
-    </w:p>
-    <w:p>
-      <w:pPr>
-        <w:widowControl w:val="0"/>
-        <w:numPr>
-          <w:ilvl w:val="0"/>
-          <w:numId w:val="13"/>
-        </w:numPr>
-        <w:spacing w:after="0" w:afterAutospacing="0" w:line="275.9999942779541" w:lineRule="auto"/>
-        <w:ind w:left="465" w:hanging="360"/>
-        <w:rPr>
-          <w:sz w:val="22"/>
-          <w:szCs w:val="22"/>
-        </w:rPr>
-      </w:pPr>
-      <w:r>
-        <w:rPr>
-          <w:rFonts w:ascii="Google Sans Text" w:cs="Google Sans Text" w:eastAsia="Google Sans Text" w:hAnsi="Google Sans Text"/>
-          <w:color w:val="1b1c1d"/>
-          <w:rtl w:val="0"/>
-        </w:rPr>
-        <w:t xml:space="preserve">Step 1: Define the Composition Operator</w:t>
+          <w:rFonts w:ascii="Google Sans" w:cs="Google Sans" w:eastAsia="Google Sans" w:hAnsi="Google Sans"/>
+          <w:color w:val="1b1c1d"/>
+          <w:rtl w:val="0"/>
+        </w:rPr>
+        <w:t xml:space="preserve">Step 3: The Inference Algorithm at Query Time</w:t>
       </w:r>
       <w:r>
         <w:rPr>
@@ -1699,11 +2324,16 @@
       </w:r>
       <w:r>
         <w:rPr>
-          <w:rFonts w:ascii="Google Sans Text" w:cs="Google Sans Text" w:eastAsia="Google Sans Text" w:hAnsi="Google Sans Text"/>
-          <w:color w:val="1b1c1d"/>
-          <w:rtl w:val="0"/>
-        </w:rPr>
-        <w:t xml:space="preserve">compose(RCV1, RCV2)</w:t>
+          <w:rFonts w:ascii="Google Sans" w:cs="Google Sans" w:eastAsia="Google Sans" w:hAnsi="Google Sans"/>
+          <w:color w:val="1b1c1d"/>
+          <w:rtl w:val="0"/>
+        </w:rPr>
+        <w:t xml:space="preserve">A user asks: "Does dev:Alice know lang:Java?"</w:t>
+      </w:r>
+      <w:r>
+        <w:rPr>
+          <w:rtl w:val="0"/>
+        </w:rPr>
       </w:r>
     </w:p>
     <w:p>
@@ -1713,8 +2343,8 @@
           <w:ilvl w:val="1"/>
           <w:numId w:val="21"/>
         </w:numPr>
-        <w:spacing w:after="0" w:afterAutospacing="0" w:line="275.9999942779541" w:lineRule="auto"/>
-        <w:ind w:left="870" w:hanging="360"/>
+        <w:spacing w:after="0" w:line="275.9999942779541" w:lineRule="auto"/>
+        <w:ind w:left="885" w:hanging="360"/>
         <w:rPr>
           <w:sz w:val="22"/>
           <w:szCs w:val="22"/>
@@ -1722,21 +2352,26 @@
       </w:pPr>
       <w:r>
         <w:rPr>
-          <w:rFonts w:ascii="Google Sans Text" w:cs="Google Sans Text" w:eastAsia="Google Sans Text" w:hAnsi="Google Sans Text"/>
-          <w:b w:val="1"/>
-          <w:bCs w:val="1"/>
-          <w:color w:val="1b1c1d"/>
-          <w:rtl w:val="0"/>
-        </w:rPr>
-        <w:t xml:space="preserve">Inferred Subject (S_inferred):</w:t>
-      </w:r>
-      <w:r>
-        <w:rPr>
-          <w:rFonts w:ascii="Google Sans Text" w:cs="Google Sans Text" w:eastAsia="Google Sans Text" w:hAnsi="Google Sans Text"/>
-          <w:color w:val="1b1c1d"/>
-          <w:rtl w:val="0"/>
-        </w:rPr>
-        <w:t xml:space="preserve"> S_inferred = RCV1.s * RCV2.o</w:t>
+          <w:rFonts w:ascii="Google Sans" w:cs="Google Sans" w:eastAsia="Google Sans" w:hAnsi="Google Sans"/>
+          <w:b w:val="1"/>
+          <w:bCs w:val="1"/>
+          <w:color w:val="1b1c1d"/>
+          <w:rtl w:val="0"/>
+        </w:rPr>
+        <w:t xml:space="preserve">Retrieve Instance RCVs:</w:t>
+      </w:r>
+      <w:r>
+        <w:rPr>
+          <w:rFonts w:ascii="Google Sans" w:cs="Google Sans" w:eastAsia="Google Sans" w:hAnsi="Google Sans"/>
+          <w:color w:val="1b1c1d"/>
+          <w:rtl w:val="0"/>
+        </w:rPr>
+        <w:t xml:space="preserve"> Retrieve RCV1 for (dev:Alice, :worksOn, proj:Orion) and RCV2 for (proj:Orion, :usesLanguage, lang:Java).</w:t>
+      </w:r>
+      <w:r>
+        <w:rPr>
+          <w:rtl w:val="0"/>
+        </w:rPr>
       </w:r>
     </w:p>
     <w:p>
@@ -1746,8 +2381,8 @@
           <w:ilvl w:val="1"/>
           <w:numId w:val="21"/>
         </w:numPr>
-        <w:spacing w:after="0" w:afterAutospacing="0" w:before="0" w:beforeAutospacing="0" w:line="275.9999942779541" w:lineRule="auto"/>
-        <w:ind w:left="870" w:hanging="360"/>
+        <w:spacing w:after="0" w:before="0" w:line="275.9999942779541" w:lineRule="auto"/>
+        <w:ind w:left="885" w:hanging="360"/>
         <w:rPr>
           <w:sz w:val="22"/>
           <w:szCs w:val="22"/>
@@ -1755,21 +2390,26 @@
       </w:pPr>
       <w:r>
         <w:rPr>
-          <w:rFonts w:ascii="Google Sans Text" w:cs="Google Sans Text" w:eastAsia="Google Sans Text" w:hAnsi="Google Sans Text"/>
-          <w:b w:val="1"/>
-          <w:bCs w:val="1"/>
-          <w:color w:val="1b1c1d"/>
-          <w:rtl w:val="0"/>
-        </w:rPr>
-        <w:t xml:space="preserve">Inferred Object (O_inferred):</w:t>
-      </w:r>
-      <w:r>
-        <w:rPr>
-          <w:rFonts w:ascii="Google Sans Text" w:cs="Google Sans Text" w:eastAsia="Google Sans Text" w:hAnsi="Google Sans Text"/>
-          <w:color w:val="1b1c1d"/>
-          <w:rtl w:val="0"/>
-        </w:rPr>
-        <w:t xml:space="preserve"> O_inferred = RCV1.s * RCV2.o</w:t>
+          <w:rFonts w:ascii="Google Sans" w:cs="Google Sans" w:eastAsia="Google Sans" w:hAnsi="Google Sans"/>
+          <w:b w:val="1"/>
+          <w:bCs w:val="1"/>
+          <w:color w:val="1b1c1d"/>
+          <w:rtl w:val="0"/>
+        </w:rPr>
+        <w:t xml:space="preserve">Calculate Hypothetical Instance RCV:</w:t>
+      </w:r>
+      <w:r>
+        <w:rPr>
+          <w:rFonts w:ascii="Google Sans" w:cs="Google Sans" w:eastAsia="Google Sans" w:hAnsi="Google Sans"/>
+          <w:color w:val="1b1c1d"/>
+          <w:rtl w:val="0"/>
+        </w:rPr>
+        <w:t xml:space="preserve"> RCV_hypothetical = compose(RCV1, RCV2).</w:t>
+      </w:r>
+      <w:r>
+        <w:rPr>
+          <w:rtl w:val="0"/>
+        </w:rPr>
       </w:r>
     </w:p>
     <w:p>
@@ -1779,8 +2419,8 @@
           <w:ilvl w:val="1"/>
           <w:numId w:val="21"/>
         </w:numPr>
-        <w:spacing w:after="0" w:afterAutospacing="0" w:before="0" w:beforeAutospacing="0" w:line="275.9999942779541" w:lineRule="auto"/>
-        <w:ind w:left="870" w:hanging="360"/>
+        <w:spacing w:after="0" w:before="0" w:line="275.9999942779541" w:lineRule="auto"/>
+        <w:ind w:left="885" w:hanging="360"/>
         <w:rPr>
           <w:sz w:val="22"/>
           <w:szCs w:val="22"/>
@@ -1788,21 +2428,129 @@
       </w:pPr>
       <w:r>
         <w:rPr>
-          <w:rFonts w:ascii="Google Sans Text" w:cs="Google Sans Text" w:eastAsia="Google Sans Text" w:hAnsi="Google Sans Text"/>
-          <w:b w:val="1"/>
-          <w:bCs w:val="1"/>
-          <w:color w:val="1b1c1d"/>
-          <w:rtl w:val="0"/>
-        </w:rPr>
-        <w:t xml:space="preserve">Inferred Predicate (P_inferred):</w:t>
-      </w:r>
-      <w:r>
-        <w:rPr>
-          <w:rFonts w:ascii="Google Sans Text" w:cs="Google Sans Text" w:eastAsia="Google Sans Text" w:hAnsi="Google Sans Text"/>
-          <w:color w:val="1b1c1d"/>
-          <w:rtl w:val="0"/>
-        </w:rPr>
-        <w:t xml:space="preserve"> P_inferred = RCV1.p * RCV2.p</w:t>
+          <w:rFonts w:ascii="Google Sans" w:cs="Google Sans" w:eastAsia="Google Sans" w:hAnsi="Google Sans"/>
+          <w:b w:val="1"/>
+          <w:bCs w:val="1"/>
+          <w:color w:val="1b1c1d"/>
+          <w:rtl w:val="0"/>
+        </w:rPr>
+        <w:t xml:space="preserve">Retrieve Schema Archetype:</w:t>
+      </w:r>
+      <w:r>
+        <w:rPr>
+          <w:rFonts w:ascii="Google Sans" w:cs="Google Sans" w:eastAsia="Google Sans" w:hAnsi="Google Sans"/>
+          <w:color w:val="1b1c1d"/>
+          <w:rtl w:val="0"/>
+        </w:rPr>
+        <w:t xml:space="preserve"> Retrieve RCV_knowsLang_schema.</w:t>
+      </w:r>
+      <w:r>
+        <w:rPr>
+          <w:rtl w:val="0"/>
+        </w:rPr>
+      </w:r>
+    </w:p>
+    <w:p>
+      <w:pPr>
+        <w:widowControl w:val="0"/>
+        <w:numPr>
+          <w:ilvl w:val="1"/>
+          <w:numId w:val="21"/>
+        </w:numPr>
+        <w:spacing w:after="0" w:before="0" w:line="275.9999942779541" w:lineRule="auto"/>
+        <w:ind w:left="885" w:hanging="360"/>
+        <w:rPr>
+          <w:sz w:val="22"/>
+          <w:szCs w:val="22"/>
+        </w:rPr>
+      </w:pPr>
+      <w:r>
+        <w:rPr>
+          <w:rFonts w:ascii="Google Sans" w:cs="Google Sans" w:eastAsia="Google Sans" w:hAnsi="Google Sans"/>
+          <w:b w:val="1"/>
+          <w:bCs w:val="1"/>
+          <w:color w:val="1b1c1d"/>
+          <w:rtl w:val="0"/>
+        </w:rPr>
+        <w:t xml:space="preserve">Perform Numerical Check:</w:t>
+      </w:r>
+      <w:r>
+        <w:rPr>
+          <w:rFonts w:ascii="Google Sans" w:cs="Google Sans" w:eastAsia="Google Sans" w:hAnsi="Google Sans"/>
+          <w:color w:val="1b1c1d"/>
+          <w:rtl w:val="0"/>
+        </w:rPr>
+        <w:t xml:space="preserve"> boolean knows = isInstanceOf(RCV_hypothetical, RCV_knowsLang_schema).</w:t>
+      </w:r>
+      <w:r>
+        <w:rPr>
+          <w:rtl w:val="0"/>
+        </w:rPr>
+      </w:r>
+    </w:p>
+    <w:p>
+      <w:pPr>
+        <w:widowControl w:val="0"/>
+        <w:numPr>
+          <w:ilvl w:val="1"/>
+          <w:numId w:val="21"/>
+        </w:numPr>
+        <w:spacing w:after="120" w:before="0" w:line="275.9999942779541" w:lineRule="auto"/>
+        <w:ind w:left="885" w:hanging="360"/>
+        <w:rPr>
+          <w:sz w:val="22"/>
+          <w:szCs w:val="22"/>
+        </w:rPr>
+      </w:pPr>
+      <w:r>
+        <w:rPr>
+          <w:rFonts w:ascii="Google Sans" w:cs="Google Sans" w:eastAsia="Google Sans" w:hAnsi="Google Sans"/>
+          <w:b w:val="1"/>
+          <w:bCs w:val="1"/>
+          <w:color w:val="1b1c1d"/>
+          <w:rtl w:val="0"/>
+        </w:rPr>
+        <w:t xml:space="preserve">Result:</w:t>
+      </w:r>
+      <w:r>
+        <w:rPr>
+          <w:rFonts w:ascii="Google Sans" w:cs="Google Sans" w:eastAsia="Google Sans" w:hAnsi="Google Sans"/>
+          <w:color w:val="1b1c1d"/>
+          <w:rtl w:val="0"/>
+        </w:rPr>
+        <w:t xml:space="preserve"> If knows is true, the inference is validated.</w:t>
+      </w:r>
+      <w:r>
+        <w:rPr>
+          <w:rtl w:val="0"/>
+        </w:rPr>
+      </w:r>
+    </w:p>
+    <w:p>
+      <w:pPr>
+        <w:pStyle w:val="Heading3"/>
+        <w:keepNext w:val="0"/>
+        <w:keepLines w:val="0"/>
+        <w:widowControl w:val="0"/>
+        <w:spacing w:after="120" w:before="120" w:line="275.9999942779541" w:lineRule="auto"/>
+        <w:rPr>
+          <w:rFonts w:ascii="Google Sans" w:cs="Google Sans" w:eastAsia="Google Sans" w:hAnsi="Google Sans"/>
+          <w:b w:val="1"/>
+          <w:bCs w:val="1"/>
+          <w:color w:val="1b1c1d"/>
+        </w:rPr>
+      </w:pPr>
+      <w:bookmarkStart w:colFirst="0" w:colLast="0" w:name="_a7l1r07awzku" w:id="0"/>
+      <w:bookmarkEnd w:id="0"/>
+      <w:r>
+        <w:rPr>
+          <w:rFonts w:ascii="Google Sans" w:cs="Google Sans" w:eastAsia="Google Sans" w:hAnsi="Google Sans"/>
+          <w:b w:val="1"/>
+          <w:bCs w:val="1"/>
+          <w:color w:val="1b1c1d"/>
+          <w:rtl w:val="0"/>
+        </w:rPr>
+        <w:t xml:space="preserve">Querying and Traversal by Numerical Properties:</w:t>
       </w:r>
     </w:p>
     <w:p>
@@ -1810,9 +2558,9 @@
         <w:widowControl w:val="0"/>
         <w:numPr>
           <w:ilvl w:val="0"/>
-          <w:numId w:val="13"/>
+          <w:numId w:val="11"/>
         </w:numPr>
-        <w:spacing w:after="0" w:afterAutospacing="0" w:before="0" w:beforeAutospacing="0" w:line="275.9999942779541" w:lineRule="auto"/>
+        <w:spacing w:after="0" w:line="275.9999942779541" w:lineRule="auto"/>
         <w:ind w:left="465" w:hanging="360"/>
         <w:rPr>
           <w:sz w:val="22"/>
@@ -1821,13 +2569,26 @@
       </w:pPr>
       <w:r>
         <w:rPr>
-          <w:rFonts w:ascii="Google Sans Text" w:cs="Google Sans Text" w:eastAsia="Google Sans Text" w:hAnsi="Google Sans Text"/>
-          <w:b w:val="1"/>
-          <w:bCs w:val="1"/>
-          <w:color w:val="1b1c1d"/>
-          <w:rtl w:val="0"/>
-        </w:rPr>
-        <w:t xml:space="preserve">Step 2: Calculate Schema Archetypes</w:t>
+          <w:rFonts w:ascii="Google Sans" w:cs="Google Sans" w:eastAsia="Google Sans" w:hAnsi="Google Sans"/>
+          <w:b w:val="1"/>
+          <w:bCs w:val="1"/>
+          <w:color w:val="1b1c1d"/>
+          <w:rtl w:val="0"/>
+        </w:rPr>
+        <w:t xml:space="preserve">Find by Relational Role:</w:t>
+      </w:r>
+      <w:r>
+        <w:rPr>
+          <w:rFonts w:ascii="Google Sans" w:cs="Google Sans" w:eastAsia="Google Sans" w:hAnsi="Google Sans"/>
+          <w:color w:val="1b1c1d"/>
+          <w:rtl w:val="0"/>
+        </w:rPr>
+        <w:t xml:space="preserve"> "Find all entities that have acted as a :Developer".</w:t>
+      </w:r>
+      <w:r>
+        <w:rPr>
+          <w:rtl w:val="0"/>
+        </w:rPr>
       </w:r>
     </w:p>
     <w:p>
@@ -1835,9 +2596,9 @@
         <w:widowControl w:val="0"/>
         <w:numPr>
           <w:ilvl w:val="1"/>
-          <w:numId w:val="2"/>
+          <w:numId w:val="29"/>
         </w:numPr>
-        <w:spacing w:after="0" w:afterAutospacing="0" w:line="275.9999942779541" w:lineRule="auto"/>
+        <w:spacing w:after="0" w:line="275.9999942779541" w:lineRule="auto"/>
         <w:ind w:left="870" w:hanging="360"/>
         <w:rPr>
           <w:sz w:val="22"/>
@@ -1846,22 +2607,27 @@
       </w:pPr>
       <w:r>
         <w:rPr>
-          <w:rFonts w:ascii="Google Sans Text" w:cs="Google Sans Text" w:eastAsia="Google Sans Text" w:hAnsi="Google Sans Text"/>
-          <w:color w:val="1b1c1d"/>
-          <w:rtl w:val="0"/>
-        </w:rPr>
-        <w:t xml:space="preserve">The Alignment Service calculates archetypal RCVs for source schemas:</w:t>
+          <w:rFonts w:ascii="Google Sans" w:cs="Google Sans" w:eastAsia="Google Sans" w:hAnsi="Google Sans"/>
+          <w:color w:val="1b1c1d"/>
+          <w:rtl w:val="0"/>
+        </w:rPr>
+        <w:t xml:space="preserve">The query becomes: "Find all statements whose instanceRCV.s component divides RCV_dev_schema.s."</w:t>
+      </w:r>
+      <w:r>
+        <w:rPr>
+          <w:rtl w:val="0"/>
+        </w:rPr>
       </w:r>
     </w:p>
     <w:p>
       <w:pPr>
         <w:widowControl w:val="0"/>
         <w:numPr>
-          <w:ilvl w:val="2"/>
-          <w:numId w:val="22"/>
+          <w:ilvl w:val="0"/>
+          <w:numId w:val="11"/>
         </w:numPr>
-        <w:spacing w:after="0" w:afterAutospacing="0" w:line="275.9999942779541" w:lineRule="auto"/>
-        <w:ind w:left="1275" w:hanging="360"/>
+        <w:spacing w:after="0" w:before="0" w:line="275.9999942779541" w:lineRule="auto"/>
+        <w:ind w:left="465" w:hanging="360"/>
         <w:rPr>
           <w:sz w:val="22"/>
           <w:szCs w:val="22"/>
@@ -1869,186 +2635,18 @@
       </w:pPr>
       <w:r>
         <w:rPr>
-          <w:rFonts w:ascii="Google Sans Text" w:cs="Google Sans Text" w:eastAsia="Google Sans Text" w:hAnsi="Google Sans Text"/>
-          <w:color w:val="1b1c1d"/>
-          <w:rtl w:val="0"/>
-        </w:rPr>
-        <w:t xml:space="preserve">RCV_worksOn_schema = (S_wo, P_wo, O_wo)</w:t>
-      </w:r>
-    </w:p>
-    <w:p>
-      <w:pPr>
-        <w:widowControl w:val="0"/>
-        <w:numPr>
-          <w:ilvl w:val="2"/>
-          <w:numId w:val="22"/>
-        </w:numPr>
-        <w:spacing w:after="0" w:afterAutospacing="0" w:before="0" w:beforeAutospacing="0" w:line="275.9999942779541" w:lineRule="auto"/>
-        <w:ind w:left="1275" w:hanging="360"/>
-        <w:rPr>
-          <w:sz w:val="22"/>
-          <w:szCs w:val="22"/>
-        </w:rPr>
-      </w:pPr>
-      <w:r>
-        <w:rPr>
-          <w:rFonts w:ascii="Google Sans Text" w:cs="Google Sans Text" w:eastAsia="Google Sans Text" w:hAnsi="Google Sans Text"/>
-          <w:color w:val="1b1c1d"/>
-          <w:rtl w:val="0"/>
-        </w:rPr>
-        <w:t xml:space="preserve">RCV_usesLang_schema = (S_ul, P_ul, O_ul)</w:t>
-      </w:r>
-    </w:p>
-    <w:p>
-      <w:pPr>
-        <w:widowControl w:val="0"/>
-        <w:numPr>
-          <w:ilvl w:val="1"/>
-          <w:numId w:val="2"/>
-        </w:numPr>
-        <w:spacing w:after="0" w:afterAutospacing="0" w:before="0" w:beforeAutospacing="0" w:line="275.9999942779541" w:lineRule="auto"/>
-        <w:ind w:left="870" w:hanging="360"/>
-        <w:rPr>
-          <w:sz w:val="22"/>
-          <w:szCs w:val="22"/>
-        </w:rPr>
-      </w:pPr>
-      <w:r>
-        <w:rPr>
-          <w:rFonts w:ascii="Google Sans Text" w:cs="Google Sans Text" w:eastAsia="Google Sans Text" w:hAnsi="Google Sans Text"/>
-          <w:color w:val="1b1c1d"/>
-          <w:rtl w:val="0"/>
-        </w:rPr>
-        <w:t xml:space="preserve">It then calculates the archetypal RCV for the inferred schema (knowsLanguage):</w:t>
-      </w:r>
-    </w:p>
-    <w:p>
-      <w:pPr>
-        <w:widowControl w:val="0"/>
-        <w:numPr>
-          <w:ilvl w:val="2"/>
-          <w:numId w:val="17"/>
-        </w:numPr>
-        <w:spacing w:after="0" w:afterAutospacing="0" w:line="275.9999942779541" w:lineRule="auto"/>
-        <w:ind w:left="1275" w:hanging="360"/>
-        <w:rPr>
-          <w:sz w:val="22"/>
-          <w:szCs w:val="22"/>
-        </w:rPr>
-      </w:pPr>
-      <w:r>
-        <w:rPr>
-          <w:rFonts w:ascii="Google Sans Text" w:cs="Google Sans Text" w:eastAsia="Google Sans Text" w:hAnsi="Google Sans Text"/>
-          <w:color w:val="1b1c1d"/>
-          <w:rtl w:val="0"/>
-        </w:rPr>
-        <w:t xml:space="preserve">S_kl = S_wo * O_ul</w:t>
-      </w:r>
-    </w:p>
-    <w:p>
-      <w:pPr>
-        <w:widowControl w:val="0"/>
-        <w:numPr>
-          <w:ilvl w:val="2"/>
-          <w:numId w:val="17"/>
-        </w:numPr>
-        <w:spacing w:after="0" w:afterAutospacing="0" w:before="0" w:beforeAutospacing="0" w:line="275.9999942779541" w:lineRule="auto"/>
-        <w:ind w:left="1275" w:hanging="360"/>
-        <w:rPr>
-          <w:sz w:val="22"/>
-          <w:szCs w:val="22"/>
-        </w:rPr>
-      </w:pPr>
-      <w:r>
-        <w:rPr>
-          <w:rFonts w:ascii="Google Sans Text" w:cs="Google Sans Text" w:eastAsia="Google Sans Text" w:hAnsi="Google Sans Text"/>
-          <w:color w:val="1b1c1d"/>
-          <w:rtl w:val="0"/>
-        </w:rPr>
-        <w:t xml:space="preserve">P_kl = P_wo * P_ul</w:t>
-      </w:r>
-    </w:p>
-    <w:p>
-      <w:pPr>
-        <w:widowControl w:val="0"/>
-        <w:numPr>
-          <w:ilvl w:val="2"/>
-          <w:numId w:val="17"/>
-        </w:numPr>
-        <w:spacing w:after="0" w:afterAutospacing="0" w:before="0" w:beforeAutospacing="0" w:line="275.9999942779541" w:lineRule="auto"/>
-        <w:ind w:left="1275" w:hanging="360"/>
-        <w:rPr>
-          <w:sz w:val="22"/>
-          <w:szCs w:val="22"/>
-        </w:rPr>
-      </w:pPr>
-      <w:r>
-        <w:rPr>
-          <w:rFonts w:ascii="Google Sans Text" w:cs="Google Sans Text" w:eastAsia="Google Sans Text" w:hAnsi="Google Sans Text"/>
-          <w:color w:val="1b1c1d"/>
-          <w:rtl w:val="0"/>
-        </w:rPr>
-        <w:t xml:space="preserve">O_kl = S_wo * O_ul</w:t>
-      </w:r>
-    </w:p>
-    <w:p>
-      <w:pPr>
-        <w:widowControl w:val="0"/>
-        <w:numPr>
-          <w:ilvl w:val="1"/>
-          <w:numId w:val="2"/>
-        </w:numPr>
-        <w:spacing w:after="0" w:afterAutospacing="0" w:before="0" w:beforeAutospacing="0" w:line="275.9999942779541" w:lineRule="auto"/>
-        <w:ind w:left="870" w:hanging="360"/>
-        <w:rPr>
-          <w:sz w:val="22"/>
-          <w:szCs w:val="22"/>
-        </w:rPr>
-      </w:pPr>
-      <w:r>
-        <w:rPr>
-          <w:rFonts w:ascii="Google Sans Text" w:cs="Google Sans Text" w:eastAsia="Google Sans Text" w:hAnsi="Google Sans Text"/>
-          <w:color w:val="1b1c1d"/>
-          <w:rtl w:val="0"/>
-        </w:rPr>
-        <w:t xml:space="preserve">This resulting RCV_knowsLang_schema = (S_kl, P_kl, O_kl) is stored.</w:t>
-      </w:r>
-    </w:p>
-    <w:p>
-      <w:pPr>
-        <w:widowControl w:val="0"/>
-        <w:numPr>
-          <w:ilvl w:val="0"/>
-          <w:numId w:val="13"/>
-        </w:numPr>
-        <w:spacing w:after="0" w:afterAutospacing="0" w:before="0" w:beforeAutospacing="0" w:line="275.9999942779541" w:lineRule="auto"/>
-        <w:ind w:left="465" w:hanging="360"/>
-        <w:rPr>
-          <w:sz w:val="22"/>
-          <w:szCs w:val="22"/>
-        </w:rPr>
-      </w:pPr>
-      <w:r>
-        <w:rPr>
-          <w:rFonts w:ascii="Google Sans Text" w:cs="Google Sans Text" w:eastAsia="Google Sans Text" w:hAnsi="Google Sans Text"/>
-          <w:color w:val="1b1c1d"/>
-          <w:rtl w:val="0"/>
-        </w:rPr>
-        <w:t xml:space="preserve">Step 3: The Inference Algorithm at Query Time</w:t>
-      </w:r>
-      <w:r>
-        <w:rPr>
-          <w:rtl w:val="0"/>
-        </w:rPr>
-        <w:br w:type="textWrapping"/>
-      </w:r>
-      <w:r>
-        <w:rPr>
-          <w:rFonts w:ascii="Google Sans Text" w:cs="Google Sans Text" w:eastAsia="Google Sans Text" w:hAnsi="Google Sans Text"/>
-          <w:color w:val="1b1c1d"/>
-          <w:rtl w:val="0"/>
-        </w:rPr>
-        <w:t xml:space="preserve">A user asks: "Does dev:Alice know lang:Java?"</w:t>
+          <w:rFonts w:ascii="Google Sans" w:cs="Google Sans" w:eastAsia="Google Sans" w:hAnsi="Google Sans"/>
+          <w:b w:val="1"/>
+          <w:bCs w:val="1"/>
+          <w:color w:val="1b1c1d"/>
+          <w:rtl w:val="0"/>
+        </w:rPr>
+        <w:t xml:space="preserve">Traversal by Numerical Similarity:</w:t>
+      </w:r>
+      <w:r>
+        <w:rPr>
+          <w:rtl w:val="0"/>
+        </w:rPr>
       </w:r>
     </w:p>
     <w:p>
@@ -2058,8 +2656,8 @@
           <w:ilvl w:val="1"/>
           <w:numId w:val="28"/>
         </w:numPr>
-        <w:spacing w:after="0" w:afterAutospacing="0" w:line="275.9999942779541" w:lineRule="auto"/>
-        <w:ind w:left="885" w:hanging="360"/>
+        <w:spacing w:after="0" w:line="275.9999942779541" w:lineRule="auto"/>
+        <w:ind w:left="870" w:hanging="360"/>
         <w:rPr>
           <w:sz w:val="22"/>
           <w:szCs w:val="22"/>
@@ -2067,21 +2665,16 @@
       </w:pPr>
       <w:r>
         <w:rPr>
-          <w:rFonts w:ascii="Google Sans Text" w:cs="Google Sans Text" w:eastAsia="Google Sans Text" w:hAnsi="Google Sans Text"/>
-          <w:b w:val="1"/>
-          <w:bCs w:val="1"/>
-          <w:color w:val="1b1c1d"/>
-          <w:rtl w:val="0"/>
-        </w:rPr>
-        <w:t xml:space="preserve">Retrieve Instance RCVs:</w:t>
-      </w:r>
-      <w:r>
-        <w:rPr>
-          <w:rFonts w:ascii="Google Sans Text" w:cs="Google Sans Text" w:eastAsia="Google Sans Text" w:hAnsi="Google Sans Text"/>
-          <w:color w:val="1b1c1d"/>
-          <w:rtl w:val="0"/>
-        </w:rPr>
-        <w:t xml:space="preserve"> Retrieve RCV1 for (dev:Alice, :worksOn, proj:Orion) and RCV2 for (proj:Orion, :usesLanguage, lang:Java).</w:t>
+          <w:rFonts w:ascii="Google Sans" w:cs="Google Sans" w:eastAsia="Google Sans" w:hAnsi="Google Sans"/>
+          <w:color w:val="1b1c1d"/>
+          <w:rtl w:val="0"/>
+        </w:rPr>
+        <w:t xml:space="preserve">Start at stmt_A with RCV_A.</w:t>
+      </w:r>
+      <w:r>
+        <w:rPr>
+          <w:rtl w:val="0"/>
+        </w:rPr>
       </w:r>
     </w:p>
     <w:p>
@@ -2091,8 +2684,8 @@
           <w:ilvl w:val="1"/>
           <w:numId w:val="28"/>
         </w:numPr>
-        <w:spacing w:after="0" w:afterAutospacing="0" w:before="0" w:beforeAutospacing="0" w:line="275.9999942779541" w:lineRule="auto"/>
-        <w:ind w:left="885" w:hanging="360"/>
+        <w:spacing w:after="0" w:before="0" w:line="275.9999942779541" w:lineRule="auto"/>
+        <w:ind w:left="870" w:hanging="360"/>
         <w:rPr>
           <w:sz w:val="22"/>
           <w:szCs w:val="22"/>
@@ -2100,21 +2693,16 @@
       </w:pPr>
       <w:r>
         <w:rPr>
-          <w:rFonts w:ascii="Google Sans Text" w:cs="Google Sans Text" w:eastAsia="Google Sans Text" w:hAnsi="Google Sans Text"/>
-          <w:b w:val="1"/>
-          <w:bCs w:val="1"/>
-          <w:color w:val="1b1c1d"/>
-          <w:rtl w:val="0"/>
-        </w:rPr>
-        <w:t xml:space="preserve">Calculate Hypothetical Instance RCV:</w:t>
-      </w:r>
-      <w:r>
-        <w:rPr>
-          <w:rFonts w:ascii="Google Sans Text" w:cs="Google Sans Text" w:eastAsia="Google Sans Text" w:hAnsi="Google Sans Text"/>
-          <w:color w:val="1b1c1d"/>
-          <w:rtl w:val="0"/>
-        </w:rPr>
-        <w:t xml:space="preserve"> RCV_hypothetical = compose(RCV1, RCV2).</w:t>
+          <w:rFonts w:ascii="Google Sans" w:cs="Google Sans" w:eastAsia="Google Sans" w:hAnsi="Google Sans"/>
+          <w:color w:val="1b1c1d"/>
+          <w:rtl w:val="0"/>
+        </w:rPr>
+        <w:t xml:space="preserve">The next step: "Find stmt_B whose RCV_B has the highest GCD with RCV_A."</w:t>
+      </w:r>
+      <w:r>
+        <w:rPr>
+          <w:rtl w:val="0"/>
+        </w:rPr>
       </w:r>
     </w:p>
     <w:p>
@@ -2124,8 +2712,8 @@
           <w:ilvl w:val="1"/>
           <w:numId w:val="28"/>
         </w:numPr>
-        <w:spacing w:after="0" w:afterAutospacing="0" w:before="0" w:beforeAutospacing="0" w:line="275.9999942779541" w:lineRule="auto"/>
-        <w:ind w:left="885" w:hanging="360"/>
+        <w:spacing w:after="120" w:before="0" w:line="275.9999942779541" w:lineRule="auto"/>
+        <w:ind w:left="870" w:hanging="360"/>
         <w:rPr>
           <w:sz w:val="22"/>
           <w:szCs w:val="22"/>
@@ -2133,264 +2721,16 @@
       </w:pPr>
       <w:r>
         <w:rPr>
-          <w:rFonts w:ascii="Google Sans Text" w:cs="Google Sans Text" w:eastAsia="Google Sans Text" w:hAnsi="Google Sans Text"/>
-          <w:b w:val="1"/>
-          <w:bCs w:val="1"/>
-          <w:color w:val="1b1c1d"/>
-          <w:rtl w:val="0"/>
-        </w:rPr>
-        <w:t xml:space="preserve">Retrieve Schema Archetype:</w:t>
-      </w:r>
-      <w:r>
-        <w:rPr>
-          <w:rFonts w:ascii="Google Sans Text" w:cs="Google Sans Text" w:eastAsia="Google Sans Text" w:hAnsi="Google Sans Text"/>
-          <w:color w:val="1b1c1d"/>
-          <w:rtl w:val="0"/>
-        </w:rPr>
-        <w:t xml:space="preserve"> Retrieve RCV_knowsLang_schema.</w:t>
-      </w:r>
-    </w:p>
-    <w:p>
-      <w:pPr>
-        <w:widowControl w:val="0"/>
-        <w:numPr>
-          <w:ilvl w:val="1"/>
-          <w:numId w:val="28"/>
-        </w:numPr>
-        <w:spacing w:after="0" w:afterAutospacing="0" w:before="0" w:beforeAutospacing="0" w:line="275.9999942779541" w:lineRule="auto"/>
-        <w:ind w:left="885" w:hanging="360"/>
-        <w:rPr>
-          <w:sz w:val="22"/>
-          <w:szCs w:val="22"/>
-        </w:rPr>
-      </w:pPr>
-      <w:r>
-        <w:rPr>
-          <w:rFonts w:ascii="Google Sans Text" w:cs="Google Sans Text" w:eastAsia="Google Sans Text" w:hAnsi="Google Sans Text"/>
-          <w:b w:val="1"/>
-          <w:bCs w:val="1"/>
-          <w:color w:val="1b1c1d"/>
-          <w:rtl w:val="0"/>
-        </w:rPr>
-        <w:t xml:space="preserve">Perform Numerical Check:</w:t>
-      </w:r>
-      <w:r>
-        <w:rPr>
-          <w:rFonts w:ascii="Google Sans Text" w:cs="Google Sans Text" w:eastAsia="Google Sans Text" w:hAnsi="Google Sans Text"/>
-          <w:color w:val="1b1c1d"/>
-          <w:rtl w:val="0"/>
-        </w:rPr>
-        <w:t xml:space="preserve"> boolean knows = isInstanceOf(RCV_hypothetical, RCV_knowsLang_schema).</w:t>
-      </w:r>
-    </w:p>
-    <w:p>
-      <w:pPr>
-        <w:widowControl w:val="0"/>
-        <w:numPr>
-          <w:ilvl w:val="1"/>
-          <w:numId w:val="28"/>
-        </w:numPr>
-        <w:spacing w:after="120" w:before="0" w:beforeAutospacing="0" w:line="275.9999942779541" w:lineRule="auto"/>
-        <w:ind w:left="885" w:hanging="360"/>
-        <w:rPr>
-          <w:sz w:val="22"/>
-          <w:szCs w:val="22"/>
-        </w:rPr>
-      </w:pPr>
-      <w:r>
-        <w:rPr>
-          <w:rFonts w:ascii="Google Sans Text" w:cs="Google Sans Text" w:eastAsia="Google Sans Text" w:hAnsi="Google Sans Text"/>
-          <w:b w:val="1"/>
-          <w:bCs w:val="1"/>
-          <w:color w:val="1b1c1d"/>
-          <w:rtl w:val="0"/>
-        </w:rPr>
-        <w:t xml:space="preserve">Result:</w:t>
-      </w:r>
-      <w:r>
-        <w:rPr>
-          <w:rFonts w:ascii="Google Sans Text" w:cs="Google Sans Text" w:eastAsia="Google Sans Text" w:hAnsi="Google Sans Text"/>
-          <w:color w:val="1b1c1d"/>
-          <w:rtl w:val="0"/>
-        </w:rPr>
-        <w:t xml:space="preserve"> If knows is true, the inference is validated.</w:t>
-      </w:r>
-    </w:p>
-    <w:p>
-      <w:pPr>
-        <w:pStyle w:val="Heading3"/>
-        <w:keepNext w:val="0"/>
-        <w:keepLines w:val="0"/>
-        <w:widowControl w:val="0"/>
-        <w:spacing w:after="120" w:before="120" w:line="275.9999942779541" w:lineRule="auto"/>
-        <w:rPr>
-          <w:rFonts w:ascii="Google Sans" w:cs="Google Sans" w:eastAsia="Google Sans" w:hAnsi="Google Sans"/>
-          <w:b w:val="1"/>
-          <w:bCs w:val="1"/>
-          <w:color w:val="1b1c1d"/>
-        </w:rPr>
-      </w:pPr>
-      <w:bookmarkStart w:colFirst="0" w:colLast="0" w:name="_lhmsgfaskakj" w:id="0"/>
-      <w:bookmarkEnd w:id="0"/>
-      <w:r>
-        <w:rPr>
-          <w:rFonts w:ascii="Google Sans" w:cs="Google Sans" w:eastAsia="Google Sans" w:hAnsi="Google Sans"/>
-          <w:b w:val="1"/>
-          <w:bCs w:val="1"/>
-          <w:color w:val="1b1c1d"/>
-          <w:rtl w:val="0"/>
-        </w:rPr>
-        <w:t xml:space="preserve">Querying and Traversal by Numerical Properties:</w:t>
-      </w:r>
-    </w:p>
-    <w:p>
-      <w:pPr>
-        <w:widowControl w:val="0"/>
-        <w:numPr>
-          <w:ilvl w:val="0"/>
-          <w:numId w:val="19"/>
-        </w:numPr>
-        <w:spacing w:after="0" w:afterAutospacing="0" w:line="275.9999942779541" w:lineRule="auto"/>
-        <w:ind w:left="465" w:hanging="360"/>
-        <w:rPr>
-          <w:sz w:val="22"/>
-          <w:szCs w:val="22"/>
-        </w:rPr>
-      </w:pPr>
-      <w:r>
-        <w:rPr>
-          <w:rFonts w:ascii="Google Sans Text" w:cs="Google Sans Text" w:eastAsia="Google Sans Text" w:hAnsi="Google Sans Text"/>
-          <w:b w:val="1"/>
-          <w:bCs w:val="1"/>
-          <w:color w:val="1b1c1d"/>
-          <w:rtl w:val="0"/>
-        </w:rPr>
-        <w:t xml:space="preserve">Find by Relational Role:</w:t>
-      </w:r>
-      <w:r>
-        <w:rPr>
-          <w:rFonts w:ascii="Google Sans Text" w:cs="Google Sans Text" w:eastAsia="Google Sans Text" w:hAnsi="Google Sans Text"/>
-          <w:color w:val="1b1c1d"/>
-          <w:rtl w:val="0"/>
-        </w:rPr>
-        <w:t xml:space="preserve"> "Find all entities that have acted as a :Developer".</w:t>
-      </w:r>
-    </w:p>
-    <w:p>
-      <w:pPr>
-        <w:widowControl w:val="0"/>
-        <w:numPr>
-          <w:ilvl w:val="1"/>
-          <w:numId w:val="6"/>
-        </w:numPr>
-        <w:spacing w:after="0" w:afterAutospacing="0" w:line="275.9999942779541" w:lineRule="auto"/>
-        <w:ind w:left="870" w:hanging="360"/>
-        <w:rPr>
-          <w:sz w:val="22"/>
-          <w:szCs w:val="22"/>
-        </w:rPr>
-      </w:pPr>
-      <w:r>
-        <w:rPr>
-          <w:rFonts w:ascii="Google Sans Text" w:cs="Google Sans Text" w:eastAsia="Google Sans Text" w:hAnsi="Google Sans Text"/>
-          <w:color w:val="1b1c1d"/>
-          <w:rtl w:val="0"/>
-        </w:rPr>
-        <w:t xml:space="preserve">The query becomes: "Find all statements whose instanceRCV.s component divides RCV_dev_schema.s."</w:t>
-      </w:r>
-    </w:p>
-    <w:p>
-      <w:pPr>
-        <w:widowControl w:val="0"/>
-        <w:numPr>
-          <w:ilvl w:val="0"/>
-          <w:numId w:val="19"/>
-        </w:numPr>
-        <w:spacing w:after="0" w:afterAutospacing="0" w:before="0" w:beforeAutospacing="0" w:line="275.9999942779541" w:lineRule="auto"/>
-        <w:ind w:left="465" w:hanging="360"/>
-        <w:rPr>
-          <w:sz w:val="22"/>
-          <w:szCs w:val="22"/>
-        </w:rPr>
-      </w:pPr>
-      <w:r>
-        <w:rPr>
-          <w:rFonts w:ascii="Google Sans Text" w:cs="Google Sans Text" w:eastAsia="Google Sans Text" w:hAnsi="Google Sans Text"/>
-          <w:b w:val="1"/>
-          <w:bCs w:val="1"/>
-          <w:color w:val="1b1c1d"/>
-          <w:rtl w:val="0"/>
-        </w:rPr>
-        <w:t xml:space="preserve">Traversal by Numerical Similarity:</w:t>
-      </w:r>
-    </w:p>
-    <w:p>
-      <w:pPr>
-        <w:widowControl w:val="0"/>
-        <w:numPr>
-          <w:ilvl w:val="1"/>
-          <w:numId w:val="5"/>
-        </w:numPr>
-        <w:spacing w:after="0" w:afterAutospacing="0" w:line="275.9999942779541" w:lineRule="auto"/>
-        <w:ind w:left="870" w:hanging="360"/>
-        <w:rPr>
-          <w:sz w:val="22"/>
-          <w:szCs w:val="22"/>
-        </w:rPr>
-      </w:pPr>
-      <w:r>
-        <w:rPr>
-          <w:rFonts w:ascii="Google Sans Text" w:cs="Google Sans Text" w:eastAsia="Google Sans Text" w:hAnsi="Google Sans Text"/>
-          <w:color w:val="1b1c1d"/>
-          <w:rtl w:val="0"/>
-        </w:rPr>
-        <w:t xml:space="preserve">Start at stmt_A with RCV_A.</w:t>
-      </w:r>
-    </w:p>
-    <w:p>
-      <w:pPr>
-        <w:widowControl w:val="0"/>
-        <w:numPr>
-          <w:ilvl w:val="1"/>
-          <w:numId w:val="5"/>
-        </w:numPr>
-        <w:spacing w:after="0" w:afterAutospacing="0" w:before="0" w:beforeAutospacing="0" w:line="275.9999942779541" w:lineRule="auto"/>
-        <w:ind w:left="870" w:hanging="360"/>
-        <w:rPr>
-          <w:sz w:val="22"/>
-          <w:szCs w:val="22"/>
-        </w:rPr>
-      </w:pPr>
-      <w:r>
-        <w:rPr>
-          <w:rFonts w:ascii="Google Sans Text" w:cs="Google Sans Text" w:eastAsia="Google Sans Text" w:hAnsi="Google Sans Text"/>
-          <w:color w:val="1b1c1d"/>
-          <w:rtl w:val="0"/>
-        </w:rPr>
-        <w:t xml:space="preserve">The next step: "Find stmt_B whose RCV_B has the highest GCD with RCV_A."</w:t>
-      </w:r>
-    </w:p>
-    <w:p>
-      <w:pPr>
-        <w:widowControl w:val="0"/>
-        <w:numPr>
-          <w:ilvl w:val="1"/>
-          <w:numId w:val="5"/>
-        </w:numPr>
-        <w:spacing w:after="120" w:before="0" w:beforeAutospacing="0" w:line="275.9999942779541" w:lineRule="auto"/>
-        <w:ind w:left="870" w:hanging="360"/>
-        <w:rPr>
-          <w:sz w:val="22"/>
-          <w:szCs w:val="22"/>
-        </w:rPr>
-      </w:pPr>
-      <w:r>
-        <w:rPr>
-          <w:rFonts w:ascii="Google Sans Text" w:cs="Google Sans Text" w:eastAsia="Google Sans Text" w:hAnsi="Google Sans Text"/>
+          <w:rFonts w:ascii="Google Sans" w:cs="Google Sans" w:eastAsia="Google Sans" w:hAnsi="Google Sans"/>
           <w:color w:val="1b1c1d"/>
           <w:rtl w:val="0"/>
         </w:rPr>
         <w:t xml:space="preserve">Allows traversal based on numerically similar relational contexts.</w:t>
+      </w:r>
+      <w:r>
+        <w:rPr>
+          <w:rtl w:val="0"/>
+        </w:rPr>
       </w:r>
     </w:p>
     <w:p>
@@ -2399,7 +2739,7 @@
         <w:spacing w:after="120" w:before="120" w:line="275.9999942779541" w:lineRule="auto"/>
         <w:ind w:left="0" w:firstLine="0"/>
         <w:rPr>
-          <w:rFonts w:ascii="Google Sans Text" w:cs="Google Sans Text" w:eastAsia="Google Sans Text" w:hAnsi="Google Sans Text"/>
+          <w:rFonts w:ascii="Google Sans" w:cs="Google Sans" w:eastAsia="Google Sans" w:hAnsi="Google Sans"/>
           <w:color w:val="1b1c1d"/>
         </w:rPr>
       </w:pPr>
@@ -2547,12 +2887,12 @@
           <wp:inline distB="19050" distT="19050" distL="19050" distR="19050">
             <wp:extent cx="143470" cy="232655"/>
             <wp:effectExtent b="0" l="0" r="0" t="0"/>
-            <wp:docPr id="27" name="image20.png"/>
+            <wp:docPr id="10" name="image13.png"/>
             <a:graphic>
               <a:graphicData uri="http://schemas.openxmlformats.org/drawingml/2006/picture">
                 <pic:pic>
                   <pic:nvPicPr>
-                    <pic:cNvPr id="0" name="image20.png"/>
+                    <pic:cNvPr id="0" name="image13.png"/>
                     <pic:cNvPicPr preferRelativeResize="0"/>
                   </pic:nvPicPr>
                   <pic:blipFill>
@@ -2611,12 +2951,12 @@
           <wp:inline distB="19050" distT="19050" distL="19050" distR="19050">
             <wp:extent cx="105489" cy="234421"/>
             <wp:effectExtent b="0" l="0" r="0" t="0"/>
-            <wp:docPr id="4" name="image1.png"/>
+            <wp:docPr id="12" name="image6.png"/>
             <a:graphic>
               <a:graphicData uri="http://schemas.openxmlformats.org/drawingml/2006/picture">
                 <pic:pic>
                   <pic:nvPicPr>
-                    <pic:cNvPr id="0" name="image1.png"/>
+                    <pic:cNvPr id="0" name="image6.png"/>
                     <pic:cNvPicPr preferRelativeResize="0"/>
                   </pic:nvPicPr>
                   <pic:blipFill>
@@ -2654,10 +2994,11 @@
         <w:widowControl w:val="0"/>
         <w:numPr>
           <w:ilvl w:val="0"/>
-          <w:numId w:val="14"/>
+          <w:numId w:val="6"/>
         </w:numPr>
-        <w:spacing w:after="0" w:afterAutospacing="0" w:line="275.9999942779541" w:lineRule="auto"/>
+        <w:spacing w:after="0" w:line="275.9999942779541" w:lineRule="auto"/>
         <w:ind w:left="465" w:hanging="360"/>
+        <w:rPr/>
       </w:pPr>
       <w:r>
         <w:rPr>
@@ -2668,12 +3009,12 @@
           <wp:inline distB="19050" distT="19050" distL="19050" distR="19050">
             <wp:extent cx="771584" cy="229183"/>
             <wp:effectExtent b="0" l="0" r="0" t="0"/>
-            <wp:docPr id="28" name="image24.png"/>
+            <wp:docPr id="11" name="image8.png"/>
             <a:graphic>
               <a:graphicData uri="http://schemas.openxmlformats.org/drawingml/2006/picture">
                 <pic:pic>
                   <pic:nvPicPr>
-                    <pic:cNvPr id="0" name="image24.png"/>
+                    <pic:cNvPr id="0" name="image8.png"/>
                     <pic:cNvPicPr preferRelativeResize="0"/>
                   </pic:nvPicPr>
                   <pic:blipFill>
@@ -2705,16 +3046,22 @@
         </w:rPr>
         <w:t xml:space="preserve"> (The singleton identity).</w:t>
       </w:r>
+      <w:r>
+        <w:rPr>
+          <w:rtl w:val="0"/>
+        </w:rPr>
+      </w:r>
     </w:p>
     <w:p>
       <w:pPr>
         <w:widowControl w:val="0"/>
         <w:numPr>
           <w:ilvl w:val="0"/>
-          <w:numId w:val="14"/>
+          <w:numId w:val="6"/>
         </w:numPr>
-        <w:spacing w:after="120" w:before="0" w:beforeAutospacing="0" w:line="275.9999942779541" w:lineRule="auto"/>
+        <w:spacing w:after="120" w:before="0" w:line="275.9999942779541" w:lineRule="auto"/>
         <w:ind w:left="465" w:hanging="360"/>
+        <w:rPr/>
       </w:pPr>
       <w:r>
         <w:rPr>
@@ -2725,12 +3072,12 @@
           <wp:inline distB="19050" distT="19050" distL="19050" distR="19050">
             <wp:extent cx="586919" cy="227194"/>
             <wp:effectExtent b="0" l="0" r="0" t="0"/>
-            <wp:docPr id="22" name="image9.png"/>
+            <wp:docPr id="14" name="image25.png"/>
             <a:graphic>
               <a:graphicData uri="http://schemas.openxmlformats.org/drawingml/2006/picture">
                 <pic:pic>
                   <pic:nvPicPr>
-                    <pic:cNvPr id="0" name="image9.png"/>
+                    <pic:cNvPr id="0" name="image25.png"/>
                     <pic:cNvPicPr preferRelativeResize="0"/>
                   </pic:nvPicPr>
                   <pic:blipFill>
@@ -2762,6 +3109,11 @@
         </w:rPr>
         <w:t xml:space="preserve"> (The cumulative embedding).</w:t>
       </w:r>
+      <w:r>
+        <w:rPr>
+          <w:rtl w:val="0"/>
+        </w:rPr>
+      </w:r>
     </w:p>
     <w:p>
       <w:pPr>
@@ -2814,12 +3166,12 @@
           <wp:inline distB="19050" distT="19050" distL="19050" distR="19050">
             <wp:extent cx="574357" cy="229743"/>
             <wp:effectExtent b="0" l="0" r="0" t="0"/>
-            <wp:docPr id="29" name="image21.png"/>
+            <wp:docPr id="13" name="image4.png"/>
             <a:graphic>
               <a:graphicData uri="http://schemas.openxmlformats.org/drawingml/2006/picture">
                 <pic:pic>
                   <pic:nvPicPr>
-                    <pic:cNvPr id="0" name="image21.png"/>
+                    <pic:cNvPr id="0" name="image4.png"/>
                     <pic:cNvPicPr preferRelativeResize="0"/>
                   </pic:nvPicPr>
                   <pic:blipFill>
@@ -2860,12 +3212,12 @@
           <wp:inline distB="19050" distT="19050" distL="19050" distR="19050">
             <wp:extent cx="79891" cy="239673"/>
             <wp:effectExtent b="0" l="0" r="0" t="0"/>
-            <wp:docPr id="13" name="image17.png"/>
+            <wp:docPr id="16" name="image3.png"/>
             <a:graphic>
               <a:graphicData uri="http://schemas.openxmlformats.org/drawingml/2006/picture">
                 <pic:pic>
                   <pic:nvPicPr>
-                    <pic:cNvPr id="0" name="image17.png"/>
+                    <pic:cNvPr id="0" name="image3.png"/>
                     <pic:cNvPicPr preferRelativeResize="0"/>
                   </pic:nvPicPr>
                   <pic:blipFill>
@@ -2906,12 +3258,12 @@
           <wp:inline distB="19050" distT="19050" distL="19050" distR="19050">
             <wp:extent cx="89475" cy="244024"/>
             <wp:effectExtent b="0" l="0" r="0" t="0"/>
-            <wp:docPr id="17" name="image13.png"/>
+            <wp:docPr id="15" name="image5.png"/>
             <a:graphic>
               <a:graphicData uri="http://schemas.openxmlformats.org/drawingml/2006/picture">
                 <pic:pic>
                   <pic:nvPicPr>
-                    <pic:cNvPr id="0" name="image13.png"/>
+                    <pic:cNvPr id="0" name="image5.png"/>
                     <pic:cNvPicPr preferRelativeResize="0"/>
                   </pic:nvPicPr>
                   <pic:blipFill>
@@ -2952,12 +3304,12 @@
           <wp:inline distB="19050" distT="19050" distL="19050" distR="19050">
             <wp:extent cx="97572" cy="234173"/>
             <wp:effectExtent b="0" l="0" r="0" t="0"/>
-            <wp:docPr id="11" name="image2.png"/>
+            <wp:docPr id="18" name="image10.png"/>
             <a:graphic>
               <a:graphicData uri="http://schemas.openxmlformats.org/drawingml/2006/picture">
                 <pic:pic>
                   <pic:nvPicPr>
-                    <pic:cNvPr id="0" name="image2.png"/>
+                    <pic:cNvPr id="0" name="image10.png"/>
                     <pic:cNvPicPr preferRelativeResize="0"/>
                   </pic:nvPicPr>
                   <pic:blipFill>
@@ -3023,12 +3375,12 @@
           <wp:inline distB="19050" distT="19050" distL="19050" distR="19050">
             <wp:extent cx="3718560" cy="686503"/>
             <wp:effectExtent b="0" l="0" r="0" t="0"/>
-            <wp:docPr id="5" name="image6.png"/>
+            <wp:docPr id="17" name="image19.png"/>
             <a:graphic>
               <a:graphicData uri="http://schemas.openxmlformats.org/drawingml/2006/picture">
                 <pic:pic>
                   <pic:nvPicPr>
-                    <pic:cNvPr id="0" name="image6.png"/>
+                    <pic:cNvPr id="0" name="image19.png"/>
                     <pic:cNvPicPr preferRelativeResize="0"/>
                   </pic:nvPicPr>
                   <pic:blipFill>
@@ -3159,12 +3511,12 @@
           <wp:inline distB="19050" distT="19050" distL="19050" distR="19050">
             <wp:extent cx="145018" cy="235165"/>
             <wp:effectExtent b="0" l="0" r="0" t="0"/>
-            <wp:docPr id="2" name="image7.png"/>
+            <wp:docPr id="21" name="image16.png"/>
             <a:graphic>
               <a:graphicData uri="http://schemas.openxmlformats.org/drawingml/2006/picture">
                 <pic:pic>
                   <pic:nvPicPr>
-                    <pic:cNvPr id="0" name="image7.png"/>
+                    <pic:cNvPr id="0" name="image16.png"/>
                     <pic:cNvPicPr preferRelativeResize="0"/>
                   </pic:nvPicPr>
                   <pic:blipFill>
@@ -3205,12 +3557,12 @@
           <wp:inline distB="19050" distT="19050" distL="19050" distR="19050">
             <wp:extent cx="138292" cy="224257"/>
             <wp:effectExtent b="0" l="0" r="0" t="0"/>
-            <wp:docPr id="23" name="image19.png"/>
+            <wp:docPr id="19" name="image11.png"/>
             <a:graphic>
               <a:graphicData uri="http://schemas.openxmlformats.org/drawingml/2006/picture">
                 <pic:pic>
                   <pic:nvPicPr>
-                    <pic:cNvPr id="0" name="image19.png"/>
+                    <pic:cNvPr id="0" name="image11.png"/>
                     <pic:cNvPicPr preferRelativeResize="0"/>
                   </pic:nvPicPr>
                   <pic:blipFill>
@@ -3248,10 +3600,11 @@
         <w:widowControl w:val="0"/>
         <w:numPr>
           <w:ilvl w:val="0"/>
-          <w:numId w:val="7"/>
+          <w:numId w:val="30"/>
         </w:numPr>
-        <w:spacing w:after="0" w:afterAutospacing="0" w:line="275.9999942779541" w:lineRule="auto"/>
+        <w:spacing w:after="0" w:line="275.9999942779541" w:lineRule="auto"/>
         <w:ind w:left="465" w:hanging="360"/>
+        <w:rPr/>
       </w:pPr>
       <w:r>
         <w:rPr>
@@ -3280,12 +3633,12 @@
           <wp:inline distB="19050" distT="19050" distL="19050" distR="19050">
             <wp:extent cx="3819649" cy="228721"/>
             <wp:effectExtent b="0" l="0" r="0" t="0"/>
-            <wp:docPr id="6" name="image11.png"/>
+            <wp:docPr id="20" name="image22.png"/>
             <a:graphic>
               <a:graphicData uri="http://schemas.openxmlformats.org/drawingml/2006/picture">
                 <pic:pic>
                   <pic:nvPicPr>
-                    <pic:cNvPr id="0" name="image11.png"/>
+                    <pic:cNvPr id="0" name="image22.png"/>
                     <pic:cNvPicPr preferRelativeResize="0"/>
                   </pic:nvPicPr>
                   <pic:blipFill>
@@ -3320,10 +3673,11 @@
         <w:widowControl w:val="0"/>
         <w:numPr>
           <w:ilvl w:val="0"/>
-          <w:numId w:val="7"/>
+          <w:numId w:val="30"/>
         </w:numPr>
-        <w:spacing w:after="120" w:before="0" w:beforeAutospacing="0" w:line="275.9999942779541" w:lineRule="auto"/>
+        <w:spacing w:after="120" w:before="0" w:line="275.9999942779541" w:lineRule="auto"/>
         <w:ind w:left="465" w:hanging="360"/>
+        <w:rPr/>
       </w:pPr>
       <w:r>
         <w:rPr>
@@ -3360,6 +3714,11 @@
         <w:t xml:space="preserve">objectStream.filter(obj -&gt; obj.getPrimeIDEmbedding().remainder(accountingID).equals(BigInteger.ZERO));</w:t>
         <w:br w:type="textWrapping"/>
       </w:r>
+      <w:r>
+        <w:rPr>
+          <w:rtl w:val="0"/>
+        </w:rPr>
+      </w:r>
     </w:p>
     <w:p>
       <w:pPr>
@@ -3409,10 +3768,11 @@
         <w:widowControl w:val="0"/>
         <w:numPr>
           <w:ilvl w:val="0"/>
-          <w:numId w:val="27"/>
+          <w:numId w:val="20"/>
         </w:numPr>
-        <w:spacing w:after="0" w:afterAutospacing="0" w:line="275.9999942779541" w:lineRule="auto"/>
+        <w:spacing w:after="0" w:line="275.9999942779541" w:lineRule="auto"/>
         <w:ind w:left="465" w:hanging="360"/>
+        <w:rPr/>
       </w:pPr>
       <w:r>
         <w:rPr>
@@ -3441,12 +3801,12 @@
           <wp:inline distB="19050" distT="19050" distL="19050" distR="19050">
             <wp:extent cx="2756002" cy="229031"/>
             <wp:effectExtent b="0" l="0" r="0" t="0"/>
-            <wp:docPr id="10" name="image3.png"/>
+            <wp:docPr id="22" name="image12.png"/>
             <a:graphic>
               <a:graphicData uri="http://schemas.openxmlformats.org/drawingml/2006/picture">
                 <pic:pic>
                   <pic:nvPicPr>
-                    <pic:cNvPr id="0" name="image3.png"/>
+                    <pic:cNvPr id="0" name="image12.png"/>
                     <pic:cNvPicPr preferRelativeResize="0"/>
                   </pic:nvPicPr>
                   <pic:blipFill>
@@ -3481,10 +3841,11 @@
         <w:widowControl w:val="0"/>
         <w:numPr>
           <w:ilvl w:val="0"/>
-          <w:numId w:val="27"/>
+          <w:numId w:val="20"/>
         </w:numPr>
-        <w:spacing w:after="0" w:afterAutospacing="0" w:before="0" w:beforeAutospacing="0" w:line="275.9999942779541" w:lineRule="auto"/>
+        <w:spacing w:after="0" w:before="0" w:line="275.9999942779541" w:lineRule="auto"/>
         <w:ind w:left="465" w:hanging="360"/>
+        <w:rPr/>
       </w:pPr>
       <w:r>
         <w:rPr>
@@ -3503,6 +3864,11 @@
           <w:rtl w:val="0"/>
         </w:rPr>
         <w:t xml:space="preserve">: The Greatest Common Divisor (GCD) of the embeddings of two nodes represents their shared FCA attributes/contexts.</w:t>
+      </w:r>
+      <w:r>
+        <w:rPr>
+          <w:rtl w:val="0"/>
+        </w:rPr>
       </w:r>
     </w:p>
     <w:p>
@@ -3510,10 +3876,11 @@
         <w:widowControl w:val="0"/>
         <w:numPr>
           <w:ilvl w:val="0"/>
-          <w:numId w:val="27"/>
+          <w:numId w:val="20"/>
         </w:numPr>
-        <w:spacing w:after="120" w:before="0" w:beforeAutospacing="0" w:line="275.9999942779541" w:lineRule="auto"/>
+        <w:spacing w:after="120" w:before="0" w:line="275.9999942779541" w:lineRule="auto"/>
         <w:ind w:left="465" w:hanging="360"/>
+        <w:rPr/>
       </w:pPr>
       <w:r>
         <w:rPr>
@@ -3532,6 +3899,11 @@
           <w:rtl w:val="0"/>
         </w:rPr>
         <w:t xml:space="preserve">: When the stream encounters multiple SPO triples, it calculates the "running GCD" of the attributes to infer the Schema (the most specific common super-type).</w:t>
+      </w:r>
+      <w:r>
+        <w:rPr>
+          <w:rtl w:val="0"/>
+        </w:rPr>
       </w:r>
     </w:p>
     <w:p>
@@ -3582,10 +3954,11 @@
         <w:widowControl w:val="0"/>
         <w:numPr>
           <w:ilvl w:val="0"/>
-          <w:numId w:val="10"/>
+          <w:numId w:val="2"/>
         </w:numPr>
-        <w:spacing w:after="0" w:afterAutospacing="0" w:line="275.9999942779541" w:lineRule="auto"/>
+        <w:spacing w:after="0" w:line="275.9999942779541" w:lineRule="auto"/>
         <w:ind w:left="465" w:hanging="360"/>
+        <w:rPr/>
       </w:pPr>
       <w:r>
         <w:rPr>
@@ -3614,12 +3987,12 @@
           <wp:inline distB="19050" distT="19050" distL="19050" distR="19050">
             <wp:extent cx="2882141" cy="285549"/>
             <wp:effectExtent b="0" l="0" r="0" t="0"/>
-            <wp:docPr id="12" name="image14.png"/>
+            <wp:docPr id="23" name="image18.png"/>
             <a:graphic>
               <a:graphicData uri="http://schemas.openxmlformats.org/drawingml/2006/picture">
                 <pic:pic>
                   <pic:nvPicPr>
-                    <pic:cNvPr id="0" name="image14.png"/>
+                    <pic:cNvPr id="0" name="image18.png"/>
                     <pic:cNvPicPr preferRelativeResize="0"/>
                   </pic:nvPicPr>
                   <pic:blipFill>
@@ -3654,10 +4027,11 @@
         <w:widowControl w:val="0"/>
         <w:numPr>
           <w:ilvl w:val="0"/>
-          <w:numId w:val="10"/>
+          <w:numId w:val="2"/>
         </w:numPr>
-        <w:spacing w:after="120" w:before="0" w:beforeAutospacing="0" w:line="275.9999942779541" w:lineRule="auto"/>
+        <w:spacing w:after="120" w:before="0" w:line="275.9999942779541" w:lineRule="auto"/>
         <w:ind w:left="465" w:hanging="360"/>
+        <w:rPr/>
       </w:pPr>
       <w:r>
         <w:rPr>
@@ -3676,6 +4050,11 @@
           <w:rtl w:val="0"/>
         </w:rPr>
         <w:t xml:space="preserve">: By dividing by the "Old Axis" prime and multiplying by the "New Axis" prime, we re-project the object into a new coordinate.</w:t>
+      </w:r>
+      <w:r>
+        <w:rPr>
+          <w:rtl w:val="0"/>
+        </w:rPr>
       </w:r>
     </w:p>
     <w:p>
@@ -3773,10 +4152,11 @@
         <w:widowControl w:val="0"/>
         <w:numPr>
           <w:ilvl w:val="0"/>
-          <w:numId w:val="9"/>
+          <w:numId w:val="32"/>
         </w:numPr>
-        <w:spacing w:after="0" w:afterAutospacing="0" w:line="275.9999942779541" w:lineRule="auto"/>
+        <w:spacing w:after="0" w:line="275.9999942779541" w:lineRule="auto"/>
         <w:ind w:left="480" w:hanging="360"/>
+        <w:rPr/>
       </w:pPr>
       <w:r>
         <w:rPr>
@@ -3805,12 +4185,12 @@
           <wp:inline distB="19050" distT="19050" distL="19050" distR="19050">
             <wp:extent cx="720923" cy="227660"/>
             <wp:effectExtent b="0" l="0" r="0" t="0"/>
-            <wp:docPr id="15" name="image12.png"/>
+            <wp:docPr id="24" name="image15.png"/>
             <a:graphic>
               <a:graphicData uri="http://schemas.openxmlformats.org/drawingml/2006/picture">
                 <pic:pic>
                   <pic:nvPicPr>
-                    <pic:cNvPr id="0" name="image12.png"/>
+                    <pic:cNvPr id="0" name="image15.png"/>
                     <pic:cNvPicPr preferRelativeResize="0"/>
                   </pic:nvPicPr>
                   <pic:blipFill>
@@ -3842,16 +4222,22 @@
         </w:rPr>
         <w:t xml:space="preserve">.</w:t>
       </w:r>
+      <w:r>
+        <w:rPr>
+          <w:rtl w:val="0"/>
+        </w:rPr>
+      </w:r>
     </w:p>
     <w:p>
       <w:pPr>
         <w:widowControl w:val="0"/>
         <w:numPr>
           <w:ilvl w:val="0"/>
-          <w:numId w:val="9"/>
+          <w:numId w:val="32"/>
         </w:numPr>
-        <w:spacing w:after="0" w:afterAutospacing="0" w:before="0" w:beforeAutospacing="0" w:line="275.9999942779541" w:lineRule="auto"/>
+        <w:spacing w:after="0" w:before="0" w:line="275.9999942779541" w:lineRule="auto"/>
         <w:ind w:left="480" w:hanging="360"/>
+        <w:rPr/>
       </w:pPr>
       <w:r>
         <w:rPr>
@@ -3880,12 +4266,12 @@
           <wp:inline distB="19050" distT="19050" distL="19050" distR="19050">
             <wp:extent cx="105489" cy="234421"/>
             <wp:effectExtent b="0" l="0" r="0" t="0"/>
-            <wp:docPr id="8" name="image1.png"/>
+            <wp:docPr id="25" name="image6.png"/>
             <a:graphic>
               <a:graphicData uri="http://schemas.openxmlformats.org/drawingml/2006/picture">
                 <pic:pic>
                   <pic:nvPicPr>
-                    <pic:cNvPr id="0" name="image1.png"/>
+                    <pic:cNvPr id="0" name="image6.png"/>
                     <pic:cNvPicPr preferRelativeResize="0"/>
                   </pic:nvPicPr>
                   <pic:blipFill>
@@ -3926,12 +4312,12 @@
           <wp:inline distB="19050" distT="19050" distL="19050" distR="19050">
             <wp:extent cx="97572" cy="234173"/>
             <wp:effectExtent b="0" l="0" r="0" t="0"/>
-            <wp:docPr id="7" name="image2.png"/>
+            <wp:docPr id="26" name="image10.png"/>
             <a:graphic>
               <a:graphicData uri="http://schemas.openxmlformats.org/drawingml/2006/picture">
                 <pic:pic>
                   <pic:nvPicPr>
-                    <pic:cNvPr id="0" name="image2.png"/>
+                    <pic:cNvPr id="0" name="image10.png"/>
                     <pic:cNvPicPr preferRelativeResize="0"/>
                   </pic:nvPicPr>
                   <pic:blipFill>
@@ -3972,12 +4358,12 @@
           <wp:inline distB="19050" distT="19050" distL="19050" distR="19050">
             <wp:extent cx="607516" cy="227818"/>
             <wp:effectExtent b="0" l="0" r="0" t="0"/>
-            <wp:docPr id="20" name="image10.png"/>
+            <wp:docPr id="27" name="image14.png"/>
             <a:graphic>
               <a:graphicData uri="http://schemas.openxmlformats.org/drawingml/2006/picture">
                 <pic:pic>
                   <pic:nvPicPr>
-                    <pic:cNvPr id="0" name="image10.png"/>
+                    <pic:cNvPr id="0" name="image14.png"/>
                     <pic:cNvPicPr preferRelativeResize="0"/>
                   </pic:nvPicPr>
                   <pic:blipFill>
@@ -4009,16 +4395,22 @@
         </w:rPr>
         <w:t xml:space="preserve">.</w:t>
       </w:r>
+      <w:r>
+        <w:rPr>
+          <w:rtl w:val="0"/>
+        </w:rPr>
+      </w:r>
     </w:p>
     <w:p>
       <w:pPr>
         <w:widowControl w:val="0"/>
         <w:numPr>
           <w:ilvl w:val="0"/>
-          <w:numId w:val="9"/>
+          <w:numId w:val="32"/>
         </w:numPr>
-        <w:spacing w:after="0" w:afterAutospacing="0" w:before="0" w:beforeAutospacing="0" w:line="275.9999942779541" w:lineRule="auto"/>
+        <w:spacing w:after="0" w:before="0" w:line="275.9999942779541" w:lineRule="auto"/>
         <w:ind w:left="480" w:hanging="360"/>
+        <w:rPr/>
       </w:pPr>
       <w:r>
         <w:rPr>
@@ -4047,12 +4439,12 @@
           <wp:inline distB="19050" distT="19050" distL="19050" distR="19050">
             <wp:extent cx="586919" cy="227194"/>
             <wp:effectExtent b="0" l="0" r="0" t="0"/>
-            <wp:docPr id="18" name="image9.png"/>
+            <wp:docPr id="28" name="image25.png"/>
             <a:graphic>
               <a:graphicData uri="http://schemas.openxmlformats.org/drawingml/2006/picture">
                 <pic:pic>
                   <pic:nvPicPr>
-                    <pic:cNvPr id="0" name="image9.png"/>
+                    <pic:cNvPr id="0" name="image25.png"/>
                     <pic:cNvPicPr preferRelativeResize="0"/>
                   </pic:nvPicPr>
                   <pic:blipFill>
@@ -4093,12 +4485,12 @@
           <wp:inline distB="19050" distT="19050" distL="19050" distR="19050">
             <wp:extent cx="105489" cy="234421"/>
             <wp:effectExtent b="0" l="0" r="0" t="0"/>
-            <wp:docPr id="19" name="image1.png"/>
+            <wp:docPr id="29" name="image6.png"/>
             <a:graphic>
               <a:graphicData uri="http://schemas.openxmlformats.org/drawingml/2006/picture">
                 <pic:pic>
                   <pic:nvPicPr>
-                    <pic:cNvPr id="0" name="image1.png"/>
+                    <pic:cNvPr id="0" name="image6.png"/>
                     <pic:cNvPicPr preferRelativeResize="0"/>
                   </pic:nvPicPr>
                   <pic:blipFill>
@@ -4130,16 +4522,22 @@
         </w:rPr>
         <w:t xml:space="preserve"> is classified into that Type.</w:t>
       </w:r>
+      <w:r>
+        <w:rPr>
+          <w:rtl w:val="0"/>
+        </w:rPr>
+      </w:r>
     </w:p>
     <w:p>
       <w:pPr>
         <w:widowControl w:val="0"/>
         <w:numPr>
           <w:ilvl w:val="0"/>
-          <w:numId w:val="9"/>
+          <w:numId w:val="32"/>
         </w:numPr>
-        <w:spacing w:after="120" w:before="0" w:beforeAutospacing="0" w:line="275.9999942779541" w:lineRule="auto"/>
+        <w:spacing w:after="120" w:before="0" w:line="275.9999942779541" w:lineRule="auto"/>
         <w:ind w:left="480" w:hanging="360"/>
+        <w:rPr/>
       </w:pPr>
       <w:r>
         <w:rPr>
@@ -4168,12 +4566,12 @@
           <wp:inline distB="19050" distT="19050" distL="19050" distR="19050">
             <wp:extent cx="333911" cy="211093"/>
             <wp:effectExtent b="0" l="0" r="0" t="0"/>
-            <wp:docPr id="26" name="image18.png"/>
+            <wp:docPr id="1" name="image1.png"/>
             <a:graphic>
               <a:graphicData uri="http://schemas.openxmlformats.org/drawingml/2006/picture">
                 <pic:pic>
                   <pic:nvPicPr>
-                    <pic:cNvPr id="0" name="image18.png"/>
+                    <pic:cNvPr id="0" name="image1.png"/>
                     <pic:cNvPicPr preferRelativeResize="0"/>
                   </pic:nvPicPr>
                   <pic:blipFill>
@@ -4214,12 +4612,12 @@
           <wp:inline distB="19050" distT="19050" distL="19050" distR="19050">
             <wp:extent cx="457438" cy="228719"/>
             <wp:effectExtent b="0" l="0" r="0" t="0"/>
-            <wp:docPr id="1" name="image5.png"/>
+            <wp:docPr id="2" name="image2.png"/>
             <a:graphic>
               <a:graphicData uri="http://schemas.openxmlformats.org/drawingml/2006/picture">
                 <pic:pic>
                   <pic:nvPicPr>
-                    <pic:cNvPr id="0" name="image5.png"/>
+                    <pic:cNvPr id="0" name="image2.png"/>
                     <pic:cNvPicPr preferRelativeResize="0"/>
                   </pic:nvPicPr>
                   <pic:blipFill>
@@ -4251,6 +4649,11 @@
         </w:rPr>
         <w:t xml:space="preserve"> graph search.</w:t>
       </w:r>
+      <w:r>
+        <w:rPr>
+          <w:rtl w:val="0"/>
+        </w:rPr>
+      </w:r>
     </w:p>
     <w:p>
       <w:pPr>
@@ -4320,8 +4723,9 @@
           <w:ilvl w:val="0"/>
           <w:numId w:val="1"/>
         </w:numPr>
-        <w:spacing w:after="0" w:afterAutospacing="0" w:line="275.9999942779541" w:lineRule="auto"/>
+        <w:spacing w:after="0" w:line="275.9999942779541" w:lineRule="auto"/>
         <w:ind w:left="480" w:hanging="360"/>
+        <w:rPr/>
       </w:pPr>
       <w:r>
         <w:rPr>
@@ -4340,6 +4744,11 @@
           <w:rtl w:val="0"/>
         </w:rPr>
         <w:t xml:space="preserve">: Aggregated Types.</w:t>
+      </w:r>
+      <w:r>
+        <w:rPr>
+          <w:rtl w:val="0"/>
+        </w:rPr>
       </w:r>
     </w:p>
     <w:p>
@@ -4349,8 +4758,9 @@
           <w:ilvl w:val="0"/>
           <w:numId w:val="1"/>
         </w:numPr>
-        <w:spacing w:after="0" w:afterAutospacing="0" w:before="0" w:beforeAutospacing="0" w:line="275.9999942779541" w:lineRule="auto"/>
+        <w:spacing w:after="0" w:before="0" w:line="275.9999942779541" w:lineRule="auto"/>
         <w:ind w:left="480" w:hanging="360"/>
+        <w:rPr/>
       </w:pPr>
       <w:r>
         <w:rPr>
@@ -4379,12 +4789,12 @@
           <wp:inline distB="19050" distT="19050" distL="19050" distR="19050">
             <wp:extent cx="214432" cy="225717"/>
             <wp:effectExtent b="0" l="0" r="0" t="0"/>
-            <wp:docPr id="21" name="image23.png"/>
+            <wp:docPr id="3" name="image24.png"/>
             <a:graphic>
               <a:graphicData uri="http://schemas.openxmlformats.org/drawingml/2006/picture">
                 <pic:pic>
                   <pic:nvPicPr>
-                    <pic:cNvPr id="0" name="image23.png"/>
+                    <pic:cNvPr id="0" name="image24.png"/>
                     <pic:cNvPicPr preferRelativeResize="0"/>
                   </pic:nvPicPr>
                   <pic:blipFill>
@@ -4425,12 +4835,12 @@
           <wp:inline distB="19050" distT="19050" distL="19050" distR="19050">
             <wp:extent cx="214432" cy="225717"/>
             <wp:effectExtent b="0" l="0" r="0" t="0"/>
-            <wp:docPr id="24" name="image25.png"/>
+            <wp:docPr id="4" name="image7.png"/>
             <a:graphic>
               <a:graphicData uri="http://schemas.openxmlformats.org/drawingml/2006/picture">
                 <pic:pic>
                   <pic:nvPicPr>
-                    <pic:cNvPr id="0" name="image25.png"/>
+                    <pic:cNvPr id="0" name="image7.png"/>
                     <pic:cNvPicPr preferRelativeResize="0"/>
                   </pic:nvPicPr>
                   <pic:blipFill>
@@ -4471,12 +4881,12 @@
           <wp:inline distB="19050" distT="19050" distL="19050" distR="19050">
             <wp:extent cx="876836" cy="285925"/>
             <wp:effectExtent b="0" l="0" r="0" t="0"/>
-            <wp:docPr id="25" name="image22.png"/>
+            <wp:docPr id="5" name="image9.png"/>
             <a:graphic>
               <a:graphicData uri="http://schemas.openxmlformats.org/drawingml/2006/picture">
                 <pic:pic>
                   <pic:nvPicPr>
-                    <pic:cNvPr id="0" name="image22.png"/>
+                    <pic:cNvPr id="0" name="image9.png"/>
                     <pic:cNvPicPr preferRelativeResize="0"/>
                   </pic:nvPicPr>
                   <pic:blipFill>
@@ -4508,6 +4918,11 @@
         </w:rPr>
         <w:t xml:space="preserve">.</w:t>
       </w:r>
+      <w:r>
+        <w:rPr>
+          <w:rtl w:val="0"/>
+        </w:rPr>
+      </w:r>
     </w:p>
     <w:p>
       <w:pPr>
@@ -4516,8 +4931,9 @@
           <w:ilvl w:val="0"/>
           <w:numId w:val="1"/>
         </w:numPr>
-        <w:spacing w:after="120" w:before="0" w:beforeAutospacing="0" w:line="275.9999942779541" w:lineRule="auto"/>
+        <w:spacing w:after="120" w:before="0" w:line="275.9999942779541" w:lineRule="auto"/>
         <w:ind w:left="480" w:hanging="360"/>
+        <w:rPr/>
       </w:pPr>
       <w:r>
         <w:rPr>
@@ -4546,12 +4962,12 @@
           <wp:inline distB="19050" distT="19050" distL="19050" distR="19050">
             <wp:extent cx="214432" cy="225717"/>
             <wp:effectExtent b="0" l="0" r="0" t="0"/>
-            <wp:docPr id="9" name="image8.png"/>
+            <wp:docPr id="6" name="image23.png"/>
             <a:graphic>
               <a:graphicData uri="http://schemas.openxmlformats.org/drawingml/2006/picture">
                 <pic:pic>
                   <pic:nvPicPr>
-                    <pic:cNvPr id="0" name="image8.png"/>
+                    <pic:cNvPr id="0" name="image23.png"/>
                     <pic:cNvPicPr preferRelativeResize="0"/>
                   </pic:nvPicPr>
                   <pic:blipFill>
@@ -4592,12 +5008,12 @@
           <wp:inline distB="19050" distT="19050" distL="19050" distR="19050">
             <wp:extent cx="214432" cy="225717"/>
             <wp:effectExtent b="0" l="0" r="0" t="0"/>
-            <wp:docPr id="14" name="image4.png"/>
+            <wp:docPr id="7" name="image21.png"/>
             <a:graphic>
               <a:graphicData uri="http://schemas.openxmlformats.org/drawingml/2006/picture">
                 <pic:pic>
                   <pic:nvPicPr>
-                    <pic:cNvPr id="0" name="image4.png"/>
+                    <pic:cNvPr id="0" name="image21.png"/>
                     <pic:cNvPicPr preferRelativeResize="0"/>
                   </pic:nvPicPr>
                   <pic:blipFill>
@@ -4638,12 +5054,12 @@
           <wp:inline distB="19050" distT="19050" distL="19050" distR="19050">
             <wp:extent cx="95905" cy="230173"/>
             <wp:effectExtent b="0" l="0" r="0" t="0"/>
-            <wp:docPr id="3" name="image16.png"/>
+            <wp:docPr id="8" name="image17.png"/>
             <a:graphic>
               <a:graphicData uri="http://schemas.openxmlformats.org/drawingml/2006/picture">
                 <pic:pic>
                   <pic:nvPicPr>
-                    <pic:cNvPr id="0" name="image16.png"/>
+                    <pic:cNvPr id="0" name="image17.png"/>
                     <pic:cNvPicPr preferRelativeResize="0"/>
                   </pic:nvPicPr>
                   <pic:blipFill>
@@ -4675,6 +5091,11 @@
         </w:rPr>
         <w:t xml:space="preserve">, the system aligns them as being "analogous" in different contexts (e.g., "CEO is to Company A what Principal is to School B").</w:t>
       </w:r>
+      <w:r>
+        <w:rPr>
+          <w:rtl w:val="0"/>
+        </w:rPr>
+      </w:r>
     </w:p>
     <w:p>
       <w:pPr>
@@ -4724,10 +5145,11 @@
         <w:widowControl w:val="0"/>
         <w:numPr>
           <w:ilvl w:val="0"/>
-          <w:numId w:val="3"/>
+          <w:numId w:val="23"/>
         </w:numPr>
-        <w:spacing w:after="0" w:afterAutospacing="0" w:line="275.9999942779541" w:lineRule="auto"/>
+        <w:spacing w:after="0" w:line="275.9999942779541" w:lineRule="auto"/>
         <w:ind w:left="465" w:hanging="360"/>
+        <w:rPr/>
       </w:pPr>
       <w:r>
         <w:rPr>
@@ -4756,12 +5178,12 @@
           <wp:inline distB="19050" distT="19050" distL="19050" distR="19050">
             <wp:extent cx="3042047" cy="217562"/>
             <wp:effectExtent b="0" l="0" r="0" t="0"/>
-            <wp:docPr id="16" name="image15.png"/>
+            <wp:docPr id="9" name="image20.png"/>
             <a:graphic>
               <a:graphicData uri="http://schemas.openxmlformats.org/drawingml/2006/picture">
                 <pic:pic>
                   <pic:nvPicPr>
-                    <pic:cNvPr id="0" name="image15.png"/>
+                    <pic:cNvPr id="0" name="image20.png"/>
                     <pic:cNvPicPr preferRelativeResize="0"/>
                   </pic:nvPicPr>
                   <pic:blipFill>
@@ -4796,10 +5218,11 @@
         <w:widowControl w:val="0"/>
         <w:numPr>
           <w:ilvl w:val="0"/>
-          <w:numId w:val="3"/>
+          <w:numId w:val="23"/>
         </w:numPr>
-        <w:spacing w:after="0" w:afterAutospacing="0" w:before="0" w:beforeAutospacing="0" w:line="275.9999942779541" w:lineRule="auto"/>
+        <w:spacing w:after="0" w:before="0" w:line="275.9999942779541" w:lineRule="auto"/>
         <w:ind w:left="465" w:hanging="360"/>
+        <w:rPr/>
       </w:pPr>
       <w:r>
         <w:rPr>
@@ -4818,6 +5241,11 @@
           <w:rtl w:val="0"/>
         </w:rPr>
         <w:t xml:space="preserve">: The Occurrence Monad captures the prime state of an actor. When the stream processes a "Role" event, it multiplies the actor's prime ID by the role's prime ID.</w:t>
+      </w:r>
+      <w:r>
+        <w:rPr>
+          <w:rtl w:val="0"/>
+        </w:rPr>
       </w:r>
     </w:p>
     <w:p>
@@ -4825,10 +5253,11 @@
         <w:widowControl w:val="0"/>
         <w:numPr>
           <w:ilvl w:val="0"/>
-          <w:numId w:val="3"/>
+          <w:numId w:val="23"/>
         </w:numPr>
-        <w:spacing w:after="120" w:before="0" w:beforeAutospacing="0" w:line="275.9999942779541" w:lineRule="auto"/>
+        <w:spacing w:after="120" w:before="0" w:line="275.9999942779541" w:lineRule="auto"/>
         <w:ind w:left="465" w:hanging="360"/>
+        <w:rPr/>
       </w:pPr>
       <w:r>
         <w:rPr>
@@ -4865,6 +5294,11 @@
           <w:rtl w:val="0"/>
         </w:rPr>
         <w:t xml:space="preserve"> is fired (e.g., triggering a webhook or a UI change).</w:t>
+      </w:r>
+      <w:r>
+        <w:rPr>
+          <w:rtl w:val="0"/>
+        </w:rPr>
       </w:r>
     </w:p>
     <w:p>
@@ -5017,7 +5451,7 @@
       <w:lvlText w:val="○"/>
       <w:lvlJc w:val="left"/>
       <w:pPr>
-        <w:ind w:left="870" w:hanging="360"/>
+        <w:ind w:left="1440" w:hanging="360"/>
       </w:pPr>
       <w:rPr>
         <w:u w:val="none"/>
@@ -5029,7 +5463,7 @@
       <w:lvlText w:val="■"/>
       <w:lvlJc w:val="left"/>
       <w:pPr>
-        <w:ind w:left="1275" w:hanging="360"/>
+        <w:ind w:left="2160" w:hanging="360"/>
       </w:pPr>
       <w:rPr>
         <w:u w:val="none"/>
@@ -5123,11 +5557,11 @@
     </w:lvl>
     <w:lvl w:ilvl="1">
       <w:start w:val="1"/>
-      <w:numFmt w:val="bullet"/>
-      <w:lvlText w:val="○"/>
-      <w:lvlJc w:val="left"/>
-      <w:pPr>
-        <w:ind w:left="1440" w:hanging="360"/>
+      <w:numFmt w:val="decimal"/>
+      <w:lvlText w:val="%2."/>
+      <w:lvlJc w:val="left"/>
+      <w:pPr>
+        <w:ind w:left="885" w:hanging="360"/>
       </w:pPr>
       <w:rPr>
         <w:u w:val="none"/>
@@ -5139,7 +5573,7 @@
       <w:lvlText w:val="■"/>
       <w:lvlJc w:val="left"/>
       <w:pPr>
-        <w:ind w:left="2160" w:hanging="360"/>
+        <w:ind w:left="1290" w:hanging="360"/>
       </w:pPr>
       <w:rPr>
         <w:u w:val="none"/>
@@ -5245,11 +5679,11 @@
     </w:lvl>
     <w:lvl w:ilvl="2">
       <w:start w:val="1"/>
-      <w:numFmt w:val="decimal"/>
-      <w:lvlText w:val="%3."/>
-      <w:lvlJc w:val="left"/>
-      <w:pPr>
-        <w:ind w:left="1290" w:hanging="360"/>
+      <w:numFmt w:val="bullet"/>
+      <w:lvlText w:val="■"/>
+      <w:lvlJc w:val="left"/>
+      <w:pPr>
+        <w:ind w:left="2160" w:hanging="360"/>
       </w:pPr>
       <w:rPr>
         <w:u w:val="none"/>
@@ -5261,7 +5695,7 @@
       <w:lvlText w:val="■"/>
       <w:lvlJc w:val="left"/>
       <w:pPr>
-        <w:ind w:left="1695" w:hanging="360"/>
+        <w:ind w:left="2880" w:hanging="360"/>
       </w:pPr>
       <w:rPr>
         <w:u w:val="none"/>
@@ -5343,11 +5777,11 @@
     </w:lvl>
     <w:lvl w:ilvl="1">
       <w:start w:val="1"/>
-      <w:numFmt w:val="bullet"/>
-      <w:lvlText w:val="○"/>
-      <w:lvlJc w:val="left"/>
-      <w:pPr>
-        <w:ind w:left="870" w:hanging="360"/>
+      <w:numFmt w:val="decimal"/>
+      <w:lvlText w:val="%2."/>
+      <w:lvlJc w:val="left"/>
+      <w:pPr>
+        <w:ind w:left="885" w:hanging="360"/>
       </w:pPr>
       <w:rPr>
         <w:u w:val="none"/>
@@ -5359,7 +5793,7 @@
       <w:lvlText w:val="■"/>
       <w:lvlJc w:val="left"/>
       <w:pPr>
-        <w:ind w:left="2160" w:hanging="360"/>
+        <w:ind w:left="1275" w:hanging="360"/>
       </w:pPr>
       <w:rPr>
         <w:u w:val="none"/>
@@ -5457,7 +5891,7 @@
       <w:lvlText w:val="○"/>
       <w:lvlJc w:val="left"/>
       <w:pPr>
-        <w:ind w:left="870" w:hanging="360"/>
+        <w:ind w:left="1440" w:hanging="360"/>
       </w:pPr>
       <w:rPr>
         <w:u w:val="none"/>
@@ -5567,7 +6001,7 @@
       <w:lvlText w:val="○"/>
       <w:lvlJc w:val="left"/>
       <w:pPr>
-        <w:ind w:left="1440" w:hanging="360"/>
+        <w:ind w:left="870" w:hanging="360"/>
       </w:pPr>
       <w:rPr>
         <w:u w:val="none"/>
@@ -5575,11 +6009,11 @@
     </w:lvl>
     <w:lvl w:ilvl="2">
       <w:start w:val="1"/>
-      <w:numFmt w:val="bullet"/>
-      <w:lvlText w:val="■"/>
-      <w:lvlJc w:val="left"/>
-      <w:pPr>
-        <w:ind w:left="2160" w:hanging="360"/>
+      <w:numFmt w:val="decimal"/>
+      <w:lvlText w:val="%3."/>
+      <w:lvlJc w:val="left"/>
+      <w:pPr>
+        <w:ind w:left="1290" w:hanging="360"/>
       </w:pPr>
       <w:rPr>
         <w:u w:val="none"/>
@@ -5591,7 +6025,7 @@
       <w:lvlText w:val="■"/>
       <w:lvlJc w:val="left"/>
       <w:pPr>
-        <w:ind w:left="2880" w:hanging="360"/>
+        <w:ind w:left="1695" w:hanging="360"/>
       </w:pPr>
       <w:rPr>
         <w:u w:val="none"/>
@@ -5673,11 +6107,11 @@
     </w:lvl>
     <w:lvl w:ilvl="1">
       <w:start w:val="1"/>
-      <w:numFmt w:val="decimal"/>
-      <w:lvlText w:val="%2."/>
-      <w:lvlJc w:val="left"/>
-      <w:pPr>
-        <w:ind w:left="885" w:hanging="360"/>
+      <w:numFmt w:val="bullet"/>
+      <w:lvlText w:val="○"/>
+      <w:lvlJc w:val="left"/>
+      <w:pPr>
+        <w:ind w:left="870" w:hanging="360"/>
       </w:pPr>
       <w:rPr>
         <w:u w:val="none"/>
@@ -5771,11 +6205,11 @@
   <w:abstractNum w:abstractNumId="9">
     <w:lvl w:ilvl="0">
       <w:start w:val="1"/>
-      <w:numFmt w:val="decimal"/>
-      <w:lvlText w:val="%1."/>
-      <w:lvlJc w:val="left"/>
-      <w:pPr>
-        <w:ind w:left="480" w:hanging="360"/>
+      <w:numFmt w:val="bullet"/>
+      <w:lvlText w:val="●"/>
+      <w:lvlJc w:val="left"/>
+      <w:pPr>
+        <w:ind w:left="465" w:hanging="360"/>
       </w:pPr>
       <w:rPr>
         <w:u w:val="none"/>
@@ -5787,7 +6221,7 @@
       <w:lvlText w:val="○"/>
       <w:lvlJc w:val="left"/>
       <w:pPr>
-        <w:ind w:left="1440" w:hanging="360"/>
+        <w:ind w:left="870" w:hanging="360"/>
       </w:pPr>
       <w:rPr>
         <w:u w:val="none"/>
@@ -5799,7 +6233,7 @@
       <w:lvlText w:val="■"/>
       <w:lvlJc w:val="left"/>
       <w:pPr>
-        <w:ind w:left="2160" w:hanging="360"/>
+        <w:ind w:left="1275" w:hanging="360"/>
       </w:pPr>
       <w:rPr>
         <w:u w:val="none"/>
@@ -5897,7 +6331,7 @@
       <w:lvlText w:val="○"/>
       <w:lvlJc w:val="left"/>
       <w:pPr>
-        <w:ind w:left="1440" w:hanging="360"/>
+        <w:ind w:left="870" w:hanging="360"/>
       </w:pPr>
       <w:rPr>
         <w:u w:val="none"/>
@@ -5905,11 +6339,11 @@
     </w:lvl>
     <w:lvl w:ilvl="2">
       <w:start w:val="1"/>
-      <w:numFmt w:val="bullet"/>
-      <w:lvlText w:val="■"/>
-      <w:lvlJc w:val="left"/>
-      <w:pPr>
-        <w:ind w:left="2160" w:hanging="360"/>
+      <w:numFmt w:val="decimal"/>
+      <w:lvlText w:val="%3."/>
+      <w:lvlJc w:val="left"/>
+      <w:pPr>
+        <w:ind w:left="1290" w:hanging="360"/>
       </w:pPr>
       <w:rPr>
         <w:u w:val="none"/>
@@ -5921,7 +6355,7 @@
       <w:lvlText w:val="■"/>
       <w:lvlJc w:val="left"/>
       <w:pPr>
-        <w:ind w:left="2880" w:hanging="360"/>
+        <w:ind w:left="1695" w:hanging="360"/>
       </w:pPr>
       <w:rPr>
         <w:u w:val="none"/>
@@ -6003,11 +6437,11 @@
     </w:lvl>
     <w:lvl w:ilvl="1">
       <w:start w:val="1"/>
-      <w:numFmt w:val="decimal"/>
-      <w:lvlText w:val="%2."/>
-      <w:lvlJc w:val="left"/>
-      <w:pPr>
-        <w:ind w:left="885" w:hanging="360"/>
+      <w:numFmt w:val="bullet"/>
+      <w:lvlText w:val="○"/>
+      <w:lvlJc w:val="left"/>
+      <w:pPr>
+        <w:ind w:left="870" w:hanging="360"/>
       </w:pPr>
       <w:rPr>
         <w:u w:val="none"/>
@@ -6019,7 +6453,7 @@
       <w:lvlText w:val="■"/>
       <w:lvlJc w:val="left"/>
       <w:pPr>
-        <w:ind w:left="1290" w:hanging="360"/>
+        <w:ind w:left="2160" w:hanging="360"/>
       </w:pPr>
       <w:rPr>
         <w:u w:val="none"/>
@@ -6129,7 +6563,7 @@
       <w:lvlText w:val="■"/>
       <w:lvlJc w:val="left"/>
       <w:pPr>
-        <w:ind w:left="2160" w:hanging="360"/>
+        <w:ind w:left="1275" w:hanging="360"/>
       </w:pPr>
       <w:rPr>
         <w:u w:val="none"/>
@@ -6239,7 +6673,7 @@
       <w:lvlText w:val="■"/>
       <w:lvlJc w:val="left"/>
       <w:pPr>
-        <w:ind w:left="1275" w:hanging="360"/>
+        <w:ind w:left="2160" w:hanging="360"/>
       </w:pPr>
       <w:rPr>
         <w:u w:val="none"/>
@@ -6337,7 +6771,7 @@
       <w:lvlText w:val="○"/>
       <w:lvlJc w:val="left"/>
       <w:pPr>
-        <w:ind w:left="1440" w:hanging="360"/>
+        <w:ind w:left="870" w:hanging="360"/>
       </w:pPr>
       <w:rPr>
         <w:u w:val="none"/>
@@ -6455,11 +6889,11 @@
     </w:lvl>
     <w:lvl w:ilvl="2">
       <w:start w:val="1"/>
-      <w:numFmt w:val="decimal"/>
-      <w:lvlText w:val="%3."/>
-      <w:lvlJc w:val="left"/>
-      <w:pPr>
-        <w:ind w:left="1290" w:hanging="360"/>
+      <w:numFmt w:val="bullet"/>
+      <w:lvlText w:val="■"/>
+      <w:lvlJc w:val="left"/>
+      <w:pPr>
+        <w:ind w:left="1275" w:hanging="360"/>
       </w:pPr>
       <w:rPr>
         <w:u w:val="none"/>
@@ -6471,7 +6905,7 @@
       <w:lvlText w:val="■"/>
       <w:lvlJc w:val="left"/>
       <w:pPr>
-        <w:ind w:left="1695" w:hanging="360"/>
+        <w:ind w:left="2880" w:hanging="360"/>
       </w:pPr>
       <w:rPr>
         <w:u w:val="none"/>
@@ -6565,11 +6999,11 @@
     </w:lvl>
     <w:lvl w:ilvl="2">
       <w:start w:val="1"/>
-      <w:numFmt w:val="bullet"/>
-      <w:lvlText w:val="■"/>
-      <w:lvlJc w:val="left"/>
-      <w:pPr>
-        <w:ind w:left="2160" w:hanging="360"/>
+      <w:numFmt w:val="decimal"/>
+      <w:lvlText w:val="%3."/>
+      <w:lvlJc w:val="left"/>
+      <w:pPr>
+        <w:ind w:left="1290" w:hanging="360"/>
       </w:pPr>
       <w:rPr>
         <w:u w:val="none"/>
@@ -6663,11 +7097,11 @@
     </w:lvl>
     <w:lvl w:ilvl="1">
       <w:start w:val="1"/>
-      <w:numFmt w:val="bullet"/>
-      <w:lvlText w:val="○"/>
-      <w:lvlJc w:val="left"/>
-      <w:pPr>
-        <w:ind w:left="870" w:hanging="360"/>
+      <w:numFmt w:val="decimal"/>
+      <w:lvlText w:val="%2."/>
+      <w:lvlJc w:val="left"/>
+      <w:pPr>
+        <w:ind w:left="885" w:hanging="360"/>
       </w:pPr>
       <w:rPr>
         <w:u w:val="none"/>
@@ -6679,7 +7113,7 @@
       <w:lvlText w:val="■"/>
       <w:lvlJc w:val="left"/>
       <w:pPr>
-        <w:ind w:left="1275" w:hanging="360"/>
+        <w:ind w:left="2160" w:hanging="360"/>
       </w:pPr>
       <w:rPr>
         <w:u w:val="none"/>
@@ -6883,11 +7317,11 @@
     </w:lvl>
     <w:lvl w:ilvl="1">
       <w:start w:val="1"/>
-      <w:numFmt w:val="bullet"/>
-      <w:lvlText w:val="○"/>
-      <w:lvlJc w:val="left"/>
-      <w:pPr>
-        <w:ind w:left="870" w:hanging="360"/>
+      <w:numFmt w:val="decimal"/>
+      <w:lvlText w:val="%2."/>
+      <w:lvlJc w:val="left"/>
+      <w:pPr>
+        <w:ind w:left="885" w:hanging="360"/>
       </w:pPr>
       <w:rPr>
         <w:u w:val="none"/>
@@ -6993,11 +7427,11 @@
     </w:lvl>
     <w:lvl w:ilvl="1">
       <w:start w:val="1"/>
-      <w:numFmt w:val="decimal"/>
-      <w:lvlText w:val="%2."/>
-      <w:lvlJc w:val="left"/>
-      <w:pPr>
-        <w:ind w:left="885" w:hanging="360"/>
+      <w:numFmt w:val="bullet"/>
+      <w:lvlText w:val="○"/>
+      <w:lvlJc w:val="left"/>
+      <w:pPr>
+        <w:ind w:left="1440" w:hanging="360"/>
       </w:pPr>
       <w:rPr>
         <w:u w:val="none"/>
@@ -7103,11 +7537,11 @@
     </w:lvl>
     <w:lvl w:ilvl="1">
       <w:start w:val="1"/>
-      <w:numFmt w:val="bullet"/>
-      <w:lvlText w:val="○"/>
-      <w:lvlJc w:val="left"/>
-      <w:pPr>
-        <w:ind w:left="870" w:hanging="360"/>
+      <w:numFmt w:val="decimal"/>
+      <w:lvlText w:val="%2."/>
+      <w:lvlJc w:val="left"/>
+      <w:pPr>
+        <w:ind w:left="885" w:hanging="360"/>
       </w:pPr>
       <w:rPr>
         <w:u w:val="none"/>
@@ -7119,7 +7553,7 @@
       <w:lvlText w:val="■"/>
       <w:lvlJc w:val="left"/>
       <w:pPr>
-        <w:ind w:left="2160" w:hanging="360"/>
+        <w:ind w:left="1275" w:hanging="360"/>
       </w:pPr>
       <w:rPr>
         <w:u w:val="none"/>
@@ -7213,11 +7647,11 @@
     </w:lvl>
     <w:lvl w:ilvl="1">
       <w:start w:val="1"/>
-      <w:numFmt w:val="bullet"/>
-      <w:lvlText w:val="○"/>
-      <w:lvlJc w:val="left"/>
-      <w:pPr>
-        <w:ind w:left="870" w:hanging="360"/>
+      <w:numFmt w:val="decimal"/>
+      <w:lvlText w:val="%2."/>
+      <w:lvlJc w:val="left"/>
+      <w:pPr>
+        <w:ind w:left="885" w:hanging="360"/>
       </w:pPr>
       <w:rPr>
         <w:u w:val="none"/>
@@ -7229,7 +7663,7 @@
       <w:lvlText w:val="■"/>
       <w:lvlJc w:val="left"/>
       <w:pPr>
-        <w:ind w:left="1275" w:hanging="360"/>
+        <w:ind w:left="2160" w:hanging="360"/>
       </w:pPr>
       <w:rPr>
         <w:u w:val="none"/>
@@ -7327,7 +7761,7 @@
       <w:lvlText w:val="○"/>
       <w:lvlJc w:val="left"/>
       <w:pPr>
-        <w:ind w:left="870" w:hanging="360"/>
+        <w:ind w:left="1440" w:hanging="360"/>
       </w:pPr>
       <w:rPr>
         <w:u w:val="none"/>
@@ -7335,11 +7769,11 @@
     </w:lvl>
     <w:lvl w:ilvl="2">
       <w:start w:val="1"/>
-      <w:numFmt w:val="decimal"/>
-      <w:lvlText w:val="%3."/>
-      <w:lvlJc w:val="left"/>
-      <w:pPr>
-        <w:ind w:left="1290" w:hanging="360"/>
+      <w:numFmt w:val="bullet"/>
+      <w:lvlText w:val="■"/>
+      <w:lvlJc w:val="left"/>
+      <w:pPr>
+        <w:ind w:left="2160" w:hanging="360"/>
       </w:pPr>
       <w:rPr>
         <w:u w:val="none"/>
@@ -7449,7 +7883,7 @@
       <w:lvlText w:val="■"/>
       <w:lvlJc w:val="left"/>
       <w:pPr>
-        <w:ind w:left="2160" w:hanging="360"/>
+        <w:ind w:left="1290" w:hanging="360"/>
       </w:pPr>
       <w:rPr>
         <w:u w:val="none"/>
@@ -7571,7 +8005,7 @@
       <w:lvlText w:val="■"/>
       <w:lvlJc w:val="left"/>
       <w:pPr>
-        <w:ind w:left="1695" w:hanging="360"/>
+        <w:ind w:left="2880" w:hanging="360"/>
       </w:pPr>
       <w:rPr>
         <w:u w:val="none"/>
@@ -7653,23 +8087,23 @@
     </w:lvl>
     <w:lvl w:ilvl="1">
       <w:start w:val="1"/>
+      <w:numFmt w:val="bullet"/>
+      <w:lvlText w:val="○"/>
+      <w:lvlJc w:val="left"/>
+      <w:pPr>
+        <w:ind w:left="870" w:hanging="360"/>
+      </w:pPr>
+      <w:rPr>
+        <w:u w:val="none"/>
+      </w:rPr>
+    </w:lvl>
+    <w:lvl w:ilvl="2">
+      <w:start w:val="1"/>
       <w:numFmt w:val="decimal"/>
-      <w:lvlText w:val="%2."/>
-      <w:lvlJc w:val="left"/>
-      <w:pPr>
-        <w:ind w:left="885" w:hanging="360"/>
-      </w:pPr>
-      <w:rPr>
-        <w:u w:val="none"/>
-      </w:rPr>
-    </w:lvl>
-    <w:lvl w:ilvl="2">
-      <w:start w:val="1"/>
-      <w:numFmt w:val="bullet"/>
-      <w:lvlText w:val="■"/>
-      <w:lvlJc w:val="left"/>
-      <w:pPr>
-        <w:ind w:left="2160" w:hanging="360"/>
+      <w:lvlText w:val="%3."/>
+      <w:lvlJc w:val="left"/>
+      <w:pPr>
+        <w:ind w:left="1290" w:hanging="360"/>
       </w:pPr>
       <w:rPr>
         <w:u w:val="none"/>
@@ -7767,7 +8201,7 @@
       <w:lvlText w:val="○"/>
       <w:lvlJc w:val="left"/>
       <w:pPr>
-        <w:ind w:left="1440" w:hanging="360"/>
+        <w:ind w:left="870" w:hanging="360"/>
       </w:pPr>
       <w:rPr>
         <w:u w:val="none"/>
@@ -7775,11 +8209,11 @@
     </w:lvl>
     <w:lvl w:ilvl="2">
       <w:start w:val="1"/>
-      <w:numFmt w:val="bullet"/>
-      <w:lvlText w:val="■"/>
-      <w:lvlJc w:val="left"/>
-      <w:pPr>
-        <w:ind w:left="2160" w:hanging="360"/>
+      <w:numFmt w:val="decimal"/>
+      <w:lvlText w:val="%3."/>
+      <w:lvlJc w:val="left"/>
+      <w:pPr>
+        <w:ind w:left="1290" w:hanging="360"/>
       </w:pPr>
       <w:rPr>
         <w:u w:val="none"/>
@@ -7791,7 +8225,7 @@
       <w:lvlText w:val="■"/>
       <w:lvlJc w:val="left"/>
       <w:pPr>
-        <w:ind w:left="2880" w:hanging="360"/>
+        <w:ind w:left="1695" w:hanging="360"/>
       </w:pPr>
       <w:rPr>
         <w:u w:val="none"/>
@@ -7873,11 +8307,11 @@
     </w:lvl>
     <w:lvl w:ilvl="1">
       <w:start w:val="1"/>
-      <w:numFmt w:val="decimal"/>
-      <w:lvlText w:val="%2."/>
-      <w:lvlJc w:val="left"/>
-      <w:pPr>
-        <w:ind w:left="885" w:hanging="360"/>
+      <w:numFmt w:val="bullet"/>
+      <w:lvlText w:val="○"/>
+      <w:lvlJc w:val="left"/>
+      <w:pPr>
+        <w:ind w:left="870" w:hanging="360"/>
       </w:pPr>
       <w:rPr>
         <w:u w:val="none"/>
@@ -7889,7 +8323,7 @@
       <w:lvlText w:val="■"/>
       <w:lvlJc w:val="left"/>
       <w:pPr>
-        <w:ind w:left="1275" w:hanging="360"/>
+        <w:ind w:left="2160" w:hanging="360"/>
       </w:pPr>
       <w:rPr>
         <w:u w:val="none"/>
@@ -7983,11 +8417,11 @@
     </w:lvl>
     <w:lvl w:ilvl="1">
       <w:start w:val="1"/>
-      <w:numFmt w:val="decimal"/>
-      <w:lvlText w:val="%2."/>
-      <w:lvlJc w:val="left"/>
-      <w:pPr>
-        <w:ind w:left="885" w:hanging="360"/>
+      <w:numFmt w:val="bullet"/>
+      <w:lvlText w:val="○"/>
+      <w:lvlJc w:val="left"/>
+      <w:pPr>
+        <w:ind w:left="870" w:hanging="360"/>
       </w:pPr>
       <w:rPr>
         <w:u w:val="none"/>
@@ -8093,11 +8527,11 @@
     </w:lvl>
     <w:lvl w:ilvl="1">
       <w:start w:val="1"/>
-      <w:numFmt w:val="decimal"/>
-      <w:lvlText w:val="%2."/>
-      <w:lvlJc w:val="left"/>
-      <w:pPr>
-        <w:ind w:left="885" w:hanging="360"/>
+      <w:numFmt w:val="bullet"/>
+      <w:lvlText w:val="○"/>
+      <w:lvlJc w:val="left"/>
+      <w:pPr>
+        <w:ind w:left="1440" w:hanging="360"/>
       </w:pPr>
       <w:rPr>
         <w:u w:val="none"/>
@@ -8109,7 +8543,7 @@
       <w:lvlText w:val="■"/>
       <w:lvlJc w:val="left"/>
       <w:pPr>
-        <w:ind w:left="1290" w:hanging="360"/>
+        <w:ind w:left="2160" w:hanging="360"/>
       </w:pPr>
       <w:rPr>
         <w:u w:val="none"/>
@@ -8203,11 +8637,11 @@
     </w:lvl>
     <w:lvl w:ilvl="1">
       <w:start w:val="1"/>
-      <w:numFmt w:val="bullet"/>
-      <w:lvlText w:val="○"/>
-      <w:lvlJc w:val="left"/>
-      <w:pPr>
-        <w:ind w:left="870" w:hanging="360"/>
+      <w:numFmt w:val="decimal"/>
+      <w:lvlText w:val="%2."/>
+      <w:lvlJc w:val="left"/>
+      <w:pPr>
+        <w:ind w:left="885" w:hanging="360"/>
       </w:pPr>
       <w:rPr>
         <w:u w:val="none"/>
@@ -8215,11 +8649,11 @@
     </w:lvl>
     <w:lvl w:ilvl="2">
       <w:start w:val="1"/>
-      <w:numFmt w:val="decimal"/>
-      <w:lvlText w:val="%3."/>
-      <w:lvlJc w:val="left"/>
-      <w:pPr>
-        <w:ind w:left="1290" w:hanging="360"/>
+      <w:numFmt w:val="bullet"/>
+      <w:lvlText w:val="■"/>
+      <w:lvlJc w:val="left"/>
+      <w:pPr>
+        <w:ind w:left="2160" w:hanging="360"/>
       </w:pPr>
       <w:rPr>
         <w:u w:val="none"/>
@@ -8301,11 +8735,11 @@
   <w:abstractNum w:abstractNumId="32">
     <w:lvl w:ilvl="0">
       <w:start w:val="1"/>
-      <w:numFmt w:val="bullet"/>
-      <w:lvlText w:val="●"/>
-      <w:lvlJc w:val="left"/>
-      <w:pPr>
-        <w:ind w:left="465" w:hanging="360"/>
+      <w:numFmt w:val="decimal"/>
+      <w:lvlText w:val="%1."/>
+      <w:lvlJc w:val="left"/>
+      <w:pPr>
+        <w:ind w:left="480" w:hanging="360"/>
       </w:pPr>
       <w:rPr>
         <w:u w:val="none"/>
@@ -8317,7 +8751,7 @@
       <w:lvlText w:val="○"/>
       <w:lvlJc w:val="left"/>
       <w:pPr>
-        <w:ind w:left="870" w:hanging="360"/>
+        <w:ind w:left="1440" w:hanging="360"/>
       </w:pPr>
       <w:rPr>
         <w:u w:val="none"/>
@@ -8325,11 +8759,11 @@
     </w:lvl>
     <w:lvl w:ilvl="2">
       <w:start w:val="1"/>
-      <w:numFmt w:val="decimal"/>
-      <w:lvlText w:val="%3."/>
-      <w:lvlJc w:val="left"/>
-      <w:pPr>
-        <w:ind w:left="1290" w:hanging="360"/>
+      <w:numFmt w:val="bullet"/>
+      <w:lvlText w:val="■"/>
+      <w:lvlJc w:val="left"/>
+      <w:pPr>
+        <w:ind w:left="2160" w:hanging="360"/>
       </w:pPr>
       <w:rPr>
         <w:u w:val="none"/>
